--- a/figurkatalog.docx
+++ b/figurkatalog.docx
@@ -7,7 +7,15 @@
         <w:jc w:val="both"/>
       </w:pPr>
       <w:r>
-        <w:t xml:space="preserve">Se først andelene af endeligt forbrug af energi, som kommer fra el. Dette kalder EUROSTAT for ”Rate of electrification”. </w:t>
+        <w:t xml:space="preserve">Se først andelene af endeligt forbrug af energi, som kommer fra el. Dette kalder EUROSTAT for ”Rate of </w:t>
+      </w:r>
+      <w:proofErr w:type="spellStart"/>
+      <w:r>
+        <w:t>electrification</w:t>
+      </w:r>
+      <w:proofErr w:type="spellEnd"/>
+      <w:r>
+        <w:t xml:space="preserve">”. </w:t>
       </w:r>
       <w:r>
         <w:t xml:space="preserve">Herunder vist over den tilgængelige tidshorisont for et udvalg af lande. </w:t>
@@ -119,7 +127,19 @@
         <w:jc w:val="both"/>
       </w:pPr>
       <w:r>
-        <w:br w:type="page"/>
+        <w:t xml:space="preserve">Sektorerne kan dekomponeres yderligere ned i 20 </w:t>
+      </w:r>
+      <w:r>
+        <w:t>underkategorier</w:t>
+      </w:r>
+      <w:r>
+        <w:t xml:space="preserve">. </w:t>
+      </w:r>
+      <w:r>
+        <w:t>På næste side vises Danmarks elektrificeringsrate mod EU-gennemsnittet på tværs af alle 20 underkategorier.</w:t>
+      </w:r>
+      <w:r>
+        <w:t xml:space="preserve"> </w:t>
       </w:r>
     </w:p>
     <w:p>
@@ -128,22 +148,11 @@
       </w:pPr>
       <w:r>
         <w:lastRenderedPageBreak/>
-        <w:t xml:space="preserve">Her er de to figurer gentaget, men startåret er indekseret til 100 </w:t>
-      </w:r>
-      <w:r>
-        <w:t>for begge detaljeringsgrader.</w:t>
-      </w:r>
-    </w:p>
-    <w:p>
-      <w:pPr>
-        <w:jc w:val="both"/>
-      </w:pPr>
-      <w:r>
         <w:drawing>
-          <wp:inline distT="0" distB="0" distL="0" distR="0" wp14:anchorId="72EC0443" wp14:editId="2E9D3496">
-            <wp:extent cx="6120130" cy="2016125"/>
-            <wp:effectExtent l="0" t="0" r="0" b="3175"/>
-            <wp:docPr id="992560189" name="Picture 1"/>
+          <wp:inline distT="0" distB="0" distL="0" distR="0" wp14:anchorId="675662D9" wp14:editId="783A09DE">
+            <wp:extent cx="6120130" cy="8163560"/>
+            <wp:effectExtent l="0" t="0" r="0" b="8890"/>
+            <wp:docPr id="883648489" name="Picture 1"/>
             <wp:cNvGraphicFramePr>
               <a:graphicFrameLocks xmlns:a="http://schemas.openxmlformats.org/drawingml/2006/main" noChangeAspect="1"/>
             </wp:cNvGraphicFramePr>
@@ -151,7 +160,7 @@
               <a:graphicData uri="http://schemas.openxmlformats.org/drawingml/2006/picture">
                 <pic:pic xmlns:pic="http://schemas.openxmlformats.org/drawingml/2006/picture">
                   <pic:nvPicPr>
-                    <pic:cNvPr id="992560189" name=""/>
+                    <pic:cNvPr id="883648489" name=""/>
                     <pic:cNvPicPr/>
                   </pic:nvPicPr>
                   <pic:blipFill>
@@ -163,7 +172,7 @@
                   <pic:spPr>
                     <a:xfrm>
                       <a:off x="0" y="0"/>
-                      <a:ext cx="6120130" cy="2016125"/>
+                      <a:ext cx="6120130" cy="8163560"/>
                     </a:xfrm>
                     <a:prstGeom prst="rect">
                       <a:avLst/>
@@ -176,11 +185,18 @@
         </w:drawing>
       </w:r>
       <w:r>
+        <w:rPr>
+          <w:noProof/>
+        </w:rPr>
+        <w:t xml:space="preserve"> </w:t>
+      </w:r>
+      <w:r>
+        <w:lastRenderedPageBreak/>
         <w:drawing>
-          <wp:inline distT="0" distB="0" distL="0" distR="0" wp14:anchorId="24420603" wp14:editId="0FE40FCD">
-            <wp:extent cx="6120130" cy="4158615"/>
-            <wp:effectExtent l="0" t="0" r="0" b="0"/>
-            <wp:docPr id="1781685293" name="Picture 1"/>
+          <wp:inline distT="0" distB="0" distL="0" distR="0" wp14:anchorId="522E0EEA" wp14:editId="54A4600C">
+            <wp:extent cx="6120130" cy="8208010"/>
+            <wp:effectExtent l="0" t="0" r="0" b="2540"/>
+            <wp:docPr id="1941220638" name="Picture 1"/>
             <wp:cNvGraphicFramePr>
               <a:graphicFrameLocks xmlns:a="http://schemas.openxmlformats.org/drawingml/2006/main" noChangeAspect="1"/>
             </wp:cNvGraphicFramePr>
@@ -188,7 +204,7 @@
               <a:graphicData uri="http://schemas.openxmlformats.org/drawingml/2006/picture">
                 <pic:pic xmlns:pic="http://schemas.openxmlformats.org/drawingml/2006/picture">
                   <pic:nvPicPr>
-                    <pic:cNvPr id="1781685293" name=""/>
+                    <pic:cNvPr id="1941220638" name=""/>
                     <pic:cNvPicPr/>
                   </pic:nvPicPr>
                   <pic:blipFill>
@@ -200,7 +216,7 @@
                   <pic:spPr>
                     <a:xfrm>
                       <a:off x="0" y="0"/>
-                      <a:ext cx="6120130" cy="4158615"/>
+                      <a:ext cx="6120130" cy="8208010"/>
                     </a:xfrm>
                     <a:prstGeom prst="rect">
                       <a:avLst/>
@@ -218,308 +234,27 @@
         <w:jc w:val="both"/>
       </w:pPr>
       <w:r>
-        <w:t xml:space="preserve">Sektorerne kan dekomponeres yderligere ned i 20 </w:t>
-      </w:r>
-      <w:r>
-        <w:t>underkategorier</w:t>
-      </w:r>
-      <w:r>
-        <w:t xml:space="preserve">. </w:t>
-      </w:r>
-      <w:r>
-        <w:t>På næste side vises Danmarks elektrificeringsrate mod EU-gennemsnittet på tværs af alle 20 underkategorier.</w:t>
-      </w:r>
-      <w:r>
-        <w:t xml:space="preserve"> </w:t>
+        <w:lastRenderedPageBreak/>
+        <w:t xml:space="preserve">Sidst er selve </w:t>
+      </w:r>
+      <w:proofErr w:type="spellStart"/>
+      <w:r>
+        <w:t>dekomponeringsøvelsen</w:t>
+      </w:r>
+      <w:proofErr w:type="spellEnd"/>
+      <w:r>
+        <w:t xml:space="preserve">, der søger at svare på, hvor meget af udviklingen over tid i elektrificeringsraten, som kommer fra hhv. skift i industrisammensætningen </w:t>
+      </w:r>
+      <w:r>
+        <w:t xml:space="preserve">og skift i elintensiteten indenfor industrier. </w:t>
       </w:r>
     </w:p>
     <w:p>
       <w:pPr>
         <w:jc w:val="both"/>
-      </w:pPr>
-      <w:r>
-        <w:t xml:space="preserve">Efterfølgende viser </w:t>
-      </w:r>
-      <w:r>
-        <w:t xml:space="preserve">jeg </w:t>
-      </w:r>
-      <w:r>
-        <w:t xml:space="preserve">bruttoværditilvæksten </w:t>
-      </w:r>
-      <w:r>
-        <w:t>(BVT</w:t>
-      </w:r>
-      <w:r>
-        <w:t>)</w:t>
-      </w:r>
-      <w:r>
-        <w:t xml:space="preserve"> </w:t>
-      </w:r>
-      <w:r>
-        <w:t>på tværs af de udvalgte lande</w:t>
-      </w:r>
-      <w:r>
-        <w:t xml:space="preserve"> over tid </w:t>
-      </w:r>
-      <w:r>
-        <w:t xml:space="preserve">på de samme 20 underkategorier. Dette gør jeg som </w:t>
-      </w:r>
-      <w:r>
-        <w:t xml:space="preserve">et sundhedstjek </w:t>
-      </w:r>
-      <w:r>
-        <w:t>af</w:t>
-      </w:r>
-      <w:r>
-        <w:t xml:space="preserve"> BVT-dataene, der bruges i shift-share dekomponeringen senere.</w:t>
-      </w:r>
-      <w:r>
-        <w:t xml:space="preserve"> Jeg har anvendt et ”grouping-map” for at gå fra 69-gr</w:t>
-      </w:r>
-      <w:r>
-        <w:t>u</w:t>
-      </w:r>
-      <w:r>
-        <w:t xml:space="preserve">peringen af industrier i industristatistikken til de 20 grupper af industrier i </w:t>
-      </w:r>
-      <w:r>
-        <w:t>elektrificeringsdataen</w:t>
-      </w:r>
-      <w:r>
-        <w:t>e</w:t>
-      </w:r>
-      <w:r>
-        <w:t>.</w:t>
-      </w:r>
-      <w:r>
-        <w:t xml:space="preserve"> Dette er den stærkeste antagelse i arbejdet.</w:t>
-      </w:r>
-    </w:p>
-    <w:p>
-      <w:pPr>
-        <w:jc w:val="both"/>
-      </w:pPr>
-      <w:r>
-        <w:lastRenderedPageBreak/>
-        <w:drawing>
-          <wp:inline distT="0" distB="0" distL="0" distR="0" wp14:anchorId="06F990EB" wp14:editId="0F1EEF93">
-            <wp:extent cx="6120130" cy="7987665"/>
-            <wp:effectExtent l="0" t="0" r="0" b="0"/>
-            <wp:docPr id="1618677838" name="Picture 1"/>
-            <wp:cNvGraphicFramePr>
-              <a:graphicFrameLocks xmlns:a="http://schemas.openxmlformats.org/drawingml/2006/main" noChangeAspect="1"/>
-            </wp:cNvGraphicFramePr>
-            <a:graphic xmlns:a="http://schemas.openxmlformats.org/drawingml/2006/main">
-              <a:graphicData uri="http://schemas.openxmlformats.org/drawingml/2006/picture">
-                <pic:pic xmlns:pic="http://schemas.openxmlformats.org/drawingml/2006/picture">
-                  <pic:nvPicPr>
-                    <pic:cNvPr id="1618677838" name=""/>
-                    <pic:cNvPicPr/>
-                  </pic:nvPicPr>
-                  <pic:blipFill>
-                    <a:blip r:embed="rId12"/>
-                    <a:stretch>
-                      <a:fillRect/>
-                    </a:stretch>
-                  </pic:blipFill>
-                  <pic:spPr>
-                    <a:xfrm>
-                      <a:off x="0" y="0"/>
-                      <a:ext cx="6120130" cy="7987665"/>
-                    </a:xfrm>
-                    <a:prstGeom prst="rect">
-                      <a:avLst/>
-                    </a:prstGeom>
-                  </pic:spPr>
-                </pic:pic>
-              </a:graphicData>
-            </a:graphic>
-          </wp:inline>
-        </w:drawing>
-      </w:r>
-    </w:p>
-    <w:p>
-      <w:pPr>
-        <w:jc w:val="both"/>
-      </w:pPr>
-      <w:r>
-        <w:lastRenderedPageBreak/>
-        <w:drawing>
-          <wp:inline distT="0" distB="0" distL="0" distR="0" wp14:anchorId="3F9440F2" wp14:editId="059C0B61">
-            <wp:extent cx="6120130" cy="8156575"/>
-            <wp:effectExtent l="0" t="0" r="0" b="0"/>
-            <wp:docPr id="583626709" name="Picture 1"/>
-            <wp:cNvGraphicFramePr>
-              <a:graphicFrameLocks xmlns:a="http://schemas.openxmlformats.org/drawingml/2006/main" noChangeAspect="1"/>
-            </wp:cNvGraphicFramePr>
-            <a:graphic xmlns:a="http://schemas.openxmlformats.org/drawingml/2006/main">
-              <a:graphicData uri="http://schemas.openxmlformats.org/drawingml/2006/picture">
-                <pic:pic xmlns:pic="http://schemas.openxmlformats.org/drawingml/2006/picture">
-                  <pic:nvPicPr>
-                    <pic:cNvPr id="583626709" name=""/>
-                    <pic:cNvPicPr/>
-                  </pic:nvPicPr>
-                  <pic:blipFill>
-                    <a:blip r:embed="rId13"/>
-                    <a:stretch>
-                      <a:fillRect/>
-                    </a:stretch>
-                  </pic:blipFill>
-                  <pic:spPr>
-                    <a:xfrm>
-                      <a:off x="0" y="0"/>
-                      <a:ext cx="6120130" cy="8156575"/>
-                    </a:xfrm>
-                    <a:prstGeom prst="rect">
-                      <a:avLst/>
-                    </a:prstGeom>
-                  </pic:spPr>
-                </pic:pic>
-              </a:graphicData>
-            </a:graphic>
-          </wp:inline>
-        </w:drawing>
-      </w:r>
-    </w:p>
-    <w:p>
-      <w:pPr>
-        <w:jc w:val="both"/>
-      </w:pPr>
-    </w:p>
-    <w:p>
-      <w:pPr>
-        <w:jc w:val="both"/>
-      </w:pPr>
-      <w:r>
-        <w:lastRenderedPageBreak/>
-        <w:t xml:space="preserve">For videre at bekræfte </w:t>
-      </w:r>
-      <w:r>
-        <w:t xml:space="preserve">”sundheden” </w:t>
-      </w:r>
-      <w:r>
-        <w:t xml:space="preserve">BVT-dataene </w:t>
-      </w:r>
-      <w:r>
-        <w:t xml:space="preserve">undersøger jeg sammensætningen af industrier for et givent år per udvalgt land. I elektrificeringsstatistikken er serviceydelser én kategori, hvorfor denne kommer til at fylde meget i følgende. Derfor </w:t>
-      </w:r>
-      <w:r>
-        <w:t xml:space="preserve">gentager jeg figuren </w:t>
-      </w:r>
-      <w:r>
-        <w:t>uden</w:t>
-      </w:r>
-      <w:r>
-        <w:t xml:space="preserve"> serviceydelser også.</w:t>
-      </w:r>
-    </w:p>
-    <w:p>
-      <w:pPr>
-        <w:jc w:val="both"/>
-      </w:pPr>
-      <w:r>
-        <w:drawing>
-          <wp:inline distT="0" distB="0" distL="0" distR="0" wp14:anchorId="679412DA" wp14:editId="36A4243D">
-            <wp:extent cx="6120130" cy="3232150"/>
-            <wp:effectExtent l="0" t="0" r="0" b="6350"/>
-            <wp:docPr id="1746110766" name="Picture 1"/>
-            <wp:cNvGraphicFramePr>
-              <a:graphicFrameLocks xmlns:a="http://schemas.openxmlformats.org/drawingml/2006/main" noChangeAspect="1"/>
-            </wp:cNvGraphicFramePr>
-            <a:graphic xmlns:a="http://schemas.openxmlformats.org/drawingml/2006/main">
-              <a:graphicData uri="http://schemas.openxmlformats.org/drawingml/2006/picture">
-                <pic:pic xmlns:pic="http://schemas.openxmlformats.org/drawingml/2006/picture">
-                  <pic:nvPicPr>
-                    <pic:cNvPr id="1746110766" name=""/>
-                    <pic:cNvPicPr/>
-                  </pic:nvPicPr>
-                  <pic:blipFill>
-                    <a:blip r:embed="rId14"/>
-                    <a:stretch>
-                      <a:fillRect/>
-                    </a:stretch>
-                  </pic:blipFill>
-                  <pic:spPr>
-                    <a:xfrm>
-                      <a:off x="0" y="0"/>
-                      <a:ext cx="6120130" cy="3232150"/>
-                    </a:xfrm>
-                    <a:prstGeom prst="rect">
-                      <a:avLst/>
-                    </a:prstGeom>
-                  </pic:spPr>
-                </pic:pic>
-              </a:graphicData>
-            </a:graphic>
-          </wp:inline>
-        </w:drawing>
-      </w:r>
-      <w:r>
-        <w:t xml:space="preserve"> </w:t>
-      </w:r>
-      <w:r>
-        <w:drawing>
-          <wp:inline distT="0" distB="0" distL="0" distR="0" wp14:anchorId="51F065D2" wp14:editId="7EBBB955">
-            <wp:extent cx="6120130" cy="2524125"/>
-            <wp:effectExtent l="0" t="0" r="0" b="9525"/>
-            <wp:docPr id="379934404" name="Picture 1"/>
-            <wp:cNvGraphicFramePr>
-              <a:graphicFrameLocks xmlns:a="http://schemas.openxmlformats.org/drawingml/2006/main" noChangeAspect="1"/>
-            </wp:cNvGraphicFramePr>
-            <a:graphic xmlns:a="http://schemas.openxmlformats.org/drawingml/2006/main">
-              <a:graphicData uri="http://schemas.openxmlformats.org/drawingml/2006/picture">
-                <pic:pic xmlns:pic="http://schemas.openxmlformats.org/drawingml/2006/picture">
-                  <pic:nvPicPr>
-                    <pic:cNvPr id="379934404" name=""/>
-                    <pic:cNvPicPr/>
-                  </pic:nvPicPr>
-                  <pic:blipFill>
-                    <a:blip r:embed="rId15"/>
-                    <a:stretch>
-                      <a:fillRect/>
-                    </a:stretch>
-                  </pic:blipFill>
-                  <pic:spPr>
-                    <a:xfrm>
-                      <a:off x="0" y="0"/>
-                      <a:ext cx="6120130" cy="2524125"/>
-                    </a:xfrm>
-                    <a:prstGeom prst="rect">
-                      <a:avLst/>
-                    </a:prstGeom>
-                  </pic:spPr>
-                </pic:pic>
-              </a:graphicData>
-            </a:graphic>
-          </wp:inline>
-        </w:drawing>
-      </w:r>
-    </w:p>
-    <w:p>
-      <w:pPr>
-        <w:jc w:val="both"/>
-      </w:pPr>
-      <w:r>
-        <w:br w:type="page"/>
-      </w:r>
-    </w:p>
-    <w:p>
-      <w:pPr>
-        <w:jc w:val="both"/>
-      </w:pPr>
-      <w:r>
-        <w:lastRenderedPageBreak/>
-        <w:t xml:space="preserve">Sidst er selve dekomponeringsøvelsen, der søger at svare på, hvor meget af udviklingen over tid i elektrificeringsraten, som kommer fra hhv. skift i industrisammensætningen </w:t>
-      </w:r>
-      <w:r>
-        <w:t xml:space="preserve">og skift i elintensiteten indenfor industrier. </w:t>
-      </w:r>
-    </w:p>
-    <w:p>
-      <w:pPr>
-        <w:jc w:val="both"/>
-        <w:rPr>
-          <w:rFonts w:eastAsiaTheme="minorEastAsia"/>
+        <w:rPr>
+          <w:rFonts w:eastAsiaTheme="minorEastAsia"/>
+          <w:color w:val="FF0000"/>
         </w:rPr>
       </w:pPr>
       <w:r>
@@ -760,7 +495,21 @@
         <w:rPr>
           <w:rFonts w:eastAsiaTheme="minorEastAsia"/>
         </w:rPr>
-        <w:t xml:space="preserve">Dette kan gøres ved en shift-share dekomponering med </w:t>
+        <w:t>Dette kan gøres ved en shift-</w:t>
+      </w:r>
+      <w:proofErr w:type="spellStart"/>
+      <w:r>
+        <w:rPr>
+          <w:rFonts w:eastAsiaTheme="minorEastAsia"/>
+        </w:rPr>
+        <w:t>share</w:t>
+      </w:r>
+      <w:proofErr w:type="spellEnd"/>
+      <w:r>
+        <w:rPr>
+          <w:rFonts w:eastAsiaTheme="minorEastAsia"/>
+        </w:rPr>
+        <w:t xml:space="preserve"> dekomponering med </w:t>
       </w:r>
       <w:r>
         <w:rPr>
@@ -1094,123 +843,6 @@
             <w:rPr>
               <w:rFonts w:ascii="Cambria Math" w:eastAsiaTheme="minorEastAsia" w:hAnsi="Cambria Math"/>
             </w:rPr>
-            <m:t>+</m:t>
-          </m:r>
-          <m:nary>
-            <m:naryPr>
-              <m:chr m:val="∑"/>
-              <m:supHide m:val="1"/>
-              <m:ctrlPr>
-                <w:rPr>
-                  <w:rFonts w:ascii="Cambria Math" w:eastAsiaTheme="minorEastAsia" w:hAnsi="Cambria Math"/>
-                </w:rPr>
-              </m:ctrlPr>
-            </m:naryPr>
-            <m:sub>
-              <m:r>
-                <w:rPr>
-                  <w:rFonts w:ascii="Cambria Math" w:eastAsiaTheme="minorEastAsia" w:hAnsi="Cambria Math"/>
-                </w:rPr>
-                <m:t>i</m:t>
-              </m:r>
-              <m:ctrlPr>
-                <w:rPr>
-                  <w:rFonts w:ascii="Cambria Math" w:eastAsiaTheme="minorEastAsia" w:hAnsi="Cambria Math"/>
-                  <w:i/>
-                </w:rPr>
-              </m:ctrlPr>
-            </m:sub>
-            <m:sup>
-              <m:ctrlPr>
-                <w:rPr>
-                  <w:rFonts w:ascii="Cambria Math" w:eastAsiaTheme="minorEastAsia" w:hAnsi="Cambria Math"/>
-                  <w:i/>
-                </w:rPr>
-              </m:ctrlPr>
-            </m:sup>
-            <m:e>
-              <m:r>
-                <m:rPr>
-                  <m:sty m:val="p"/>
-                </m:rPr>
-                <w:rPr>
-                  <w:rFonts w:ascii="Cambria Math" w:eastAsiaTheme="minorEastAsia" w:hAnsi="Cambria Math"/>
-                </w:rPr>
-                <m:t>Δ</m:t>
-              </m:r>
-              <m:sSub>
-                <m:sSubPr>
-                  <m:ctrlPr>
-                    <w:rPr>
-                      <w:rFonts w:ascii="Cambria Math" w:eastAsiaTheme="minorEastAsia" w:hAnsi="Cambria Math"/>
-                      <w:i/>
-                    </w:rPr>
-                  </m:ctrlPr>
-                </m:sSubPr>
-                <m:e>
-                  <m:r>
-                    <w:rPr>
-                      <w:rFonts w:ascii="Cambria Math" w:eastAsiaTheme="minorEastAsia" w:hAnsi="Cambria Math"/>
-                    </w:rPr>
-                    <m:t>s</m:t>
-                  </m:r>
-                </m:e>
-                <m:sub>
-                  <m:r>
-                    <w:rPr>
-                      <w:rFonts w:ascii="Cambria Math" w:eastAsiaTheme="minorEastAsia" w:hAnsi="Cambria Math"/>
-                    </w:rPr>
-                    <m:t>i</m:t>
-                  </m:r>
-                </m:sub>
-              </m:sSub>
-              <m:ctrlPr>
-                <w:rPr>
-                  <w:rFonts w:ascii="Cambria Math" w:eastAsiaTheme="minorEastAsia" w:hAnsi="Cambria Math"/>
-                  <w:i/>
-                </w:rPr>
-              </m:ctrlPr>
-            </m:e>
-          </m:nary>
-          <m:r>
-            <m:rPr>
-              <m:sty m:val="p"/>
-            </m:rPr>
-            <w:rPr>
-              <w:rFonts w:ascii="Cambria Math" w:eastAsiaTheme="minorEastAsia" w:hAnsi="Cambria Math"/>
-            </w:rPr>
-            <m:t>⋅Δ</m:t>
-          </m:r>
-          <m:sSub>
-            <m:sSubPr>
-              <m:ctrlPr>
-                <w:rPr>
-                  <w:rFonts w:ascii="Cambria Math" w:eastAsiaTheme="minorEastAsia" w:hAnsi="Cambria Math"/>
-                  <w:i/>
-                </w:rPr>
-              </m:ctrlPr>
-            </m:sSubPr>
-            <m:e>
-              <m:r>
-                <w:rPr>
-                  <w:rFonts w:ascii="Cambria Math" w:eastAsiaTheme="minorEastAsia" w:hAnsi="Cambria Math"/>
-                </w:rPr>
-                <m:t>e</m:t>
-              </m:r>
-            </m:e>
-            <m:sub>
-              <m:r>
-                <w:rPr>
-                  <w:rFonts w:ascii="Cambria Math" w:eastAsiaTheme="minorEastAsia" w:hAnsi="Cambria Math"/>
-                </w:rPr>
-                <m:t>i</m:t>
-              </m:r>
-            </m:sub>
-          </m:sSub>
-          <m:r>
-            <w:rPr>
-              <w:rFonts w:ascii="Cambria Math" w:eastAsiaTheme="minorEastAsia" w:hAnsi="Cambria Math"/>
-            </w:rPr>
             <m:t>,</m:t>
           </m:r>
           <m:r>
@@ -1572,10 +1204,10 @@
           <w:rFonts w:eastAsiaTheme="minorEastAsia"/>
         </w:rPr>
         <w:drawing>
-          <wp:inline distT="0" distB="0" distL="0" distR="0" wp14:anchorId="0DEB4A38" wp14:editId="0B14442C">
-            <wp:extent cx="6120130" cy="2016125"/>
-            <wp:effectExtent l="0" t="0" r="0" b="3175"/>
-            <wp:docPr id="1798550096" name="Picture 1"/>
+          <wp:inline distT="0" distB="0" distL="0" distR="0" wp14:anchorId="650E90E5" wp14:editId="1459BCF9">
+            <wp:extent cx="6120130" cy="2529205"/>
+            <wp:effectExtent l="0" t="0" r="0" b="4445"/>
+            <wp:docPr id="1350847877" name="Picture 1"/>
             <wp:cNvGraphicFramePr>
               <a:graphicFrameLocks xmlns:a="http://schemas.openxmlformats.org/drawingml/2006/main" noChangeAspect="1"/>
             </wp:cNvGraphicFramePr>
@@ -1583,11 +1215,11 @@
               <a:graphicData uri="http://schemas.openxmlformats.org/drawingml/2006/picture">
                 <pic:pic xmlns:pic="http://schemas.openxmlformats.org/drawingml/2006/picture">
                   <pic:nvPicPr>
-                    <pic:cNvPr id="1798550096" name=""/>
+                    <pic:cNvPr id="1350847877" name=""/>
                     <pic:cNvPicPr/>
                   </pic:nvPicPr>
                   <pic:blipFill>
-                    <a:blip r:embed="rId16"/>
+                    <a:blip r:embed="rId12"/>
                     <a:stretch>
                       <a:fillRect/>
                     </a:stretch>
@@ -1595,7 +1227,7 @@
                   <pic:spPr>
                     <a:xfrm>
                       <a:off x="0" y="0"/>
-                      <a:ext cx="6120130" cy="2016125"/>
+                      <a:ext cx="6120130" cy="2529205"/>
                     </a:xfrm>
                     <a:prstGeom prst="rect">
                       <a:avLst/>
@@ -1610,6 +1242,19 @@
     </w:p>
     <w:p>
       <w:pPr>
+        <w:rPr>
+          <w:rFonts w:eastAsiaTheme="minorEastAsia"/>
+        </w:rPr>
+      </w:pPr>
+      <w:r>
+        <w:rPr>
+          <w:rFonts w:eastAsiaTheme="minorEastAsia"/>
+        </w:rPr>
+        <w:br w:type="page"/>
+      </w:r>
+    </w:p>
+    <w:p>
+      <w:pPr>
         <w:jc w:val="both"/>
         <w:rPr>
           <w:rFonts w:eastAsiaTheme="minorEastAsia"/>
@@ -1618,43 +1263,3290 @@
       <w:r>
         <w:rPr>
           <w:rFonts w:eastAsiaTheme="minorEastAsia"/>
-        </w:rPr>
-        <w:drawing>
-          <wp:inline distT="0" distB="0" distL="0" distR="0" wp14:anchorId="69A6BC66" wp14:editId="6D9E413E">
-            <wp:extent cx="6120130" cy="2016125"/>
-            <wp:effectExtent l="0" t="0" r="0" b="3175"/>
-            <wp:docPr id="2111945716" name="Picture 1"/>
-            <wp:cNvGraphicFramePr>
-              <a:graphicFrameLocks xmlns:a="http://schemas.openxmlformats.org/drawingml/2006/main" noChangeAspect="1"/>
-            </wp:cNvGraphicFramePr>
-            <a:graphic xmlns:a="http://schemas.openxmlformats.org/drawingml/2006/main">
-              <a:graphicData uri="http://schemas.openxmlformats.org/drawingml/2006/picture">
-                <pic:pic xmlns:pic="http://schemas.openxmlformats.org/drawingml/2006/picture">
-                  <pic:nvPicPr>
-                    <pic:cNvPr id="2111945716" name=""/>
-                    <pic:cNvPicPr/>
-                  </pic:nvPicPr>
-                  <pic:blipFill>
-                    <a:blip r:embed="rId17"/>
-                    <a:stretch>
-                      <a:fillRect/>
-                    </a:stretch>
-                  </pic:blipFill>
-                  <pic:spPr>
-                    <a:xfrm>
-                      <a:off x="0" y="0"/>
-                      <a:ext cx="6120130" cy="2016125"/>
-                    </a:xfrm>
-                    <a:prstGeom prst="rect">
-                      <a:avLst/>
-                    </a:prstGeom>
-                  </pic:spPr>
-                </pic:pic>
-              </a:graphicData>
-            </a:graphic>
-          </wp:inline>
-        </w:drawing>
-      </w:r>
+          <w:b/>
+          <w:bCs/>
+        </w:rPr>
+        <w:lastRenderedPageBreak/>
+        <w:t>Definitioner</w:t>
+      </w:r>
+      <w:r>
+        <w:rPr>
+          <w:rFonts w:eastAsiaTheme="minorEastAsia"/>
+          <w:b/>
+          <w:bCs/>
+        </w:rPr>
+        <w:t>:</w:t>
+      </w:r>
+      <w:r>
+        <w:rPr>
+          <w:rFonts w:eastAsiaTheme="minorEastAsia"/>
+        </w:rPr>
+        <w:t xml:space="preserve"> </w:t>
+      </w:r>
+      <w:r>
+        <w:rPr>
+          <w:rFonts w:eastAsiaTheme="minorEastAsia"/>
+        </w:rPr>
+        <w:t>Elektr</w:t>
+      </w:r>
+      <w:r>
+        <w:rPr>
+          <w:rFonts w:eastAsiaTheme="minorEastAsia"/>
+        </w:rPr>
+        <w:t>i</w:t>
+      </w:r>
+      <w:r>
+        <w:rPr>
+          <w:rFonts w:eastAsiaTheme="minorEastAsia"/>
+        </w:rPr>
+        <w:t xml:space="preserve">ficeringsraten er den energivægtede sum af </w:t>
+      </w:r>
+      <w:r>
+        <w:rPr>
+          <w:rFonts w:eastAsiaTheme="minorEastAsia"/>
+        </w:rPr>
+        <w:t xml:space="preserve">sektor </w:t>
+      </w:r>
+      <m:oMath>
+        <m:r>
+          <w:rPr>
+            <w:rFonts w:ascii="Cambria Math" w:eastAsiaTheme="minorEastAsia" w:hAnsi="Cambria Math"/>
+          </w:rPr>
+          <m:t>i</m:t>
+        </m:r>
+      </m:oMath>
+      <w:r>
+        <w:rPr>
+          <w:rFonts w:eastAsiaTheme="minorEastAsia"/>
+        </w:rPr>
+        <w:t xml:space="preserve">’s andel af det samlede energiforbrug, </w:t>
+      </w:r>
+      <m:oMath>
+        <m:sSub>
+          <m:sSubPr>
+            <m:ctrlPr>
+              <w:rPr>
+                <w:rFonts w:ascii="Cambria Math" w:eastAsiaTheme="minorEastAsia" w:hAnsi="Cambria Math"/>
+                <w:i/>
+              </w:rPr>
+            </m:ctrlPr>
+          </m:sSubPr>
+          <m:e>
+            <m:r>
+              <w:rPr>
+                <w:rFonts w:ascii="Cambria Math" w:eastAsiaTheme="minorEastAsia" w:hAnsi="Cambria Math"/>
+              </w:rPr>
+              <m:t>s</m:t>
+            </m:r>
+          </m:e>
+          <m:sub>
+            <m:r>
+              <w:rPr>
+                <w:rFonts w:ascii="Cambria Math" w:eastAsiaTheme="minorEastAsia" w:hAnsi="Cambria Math"/>
+              </w:rPr>
+              <m:t>i,t</m:t>
+            </m:r>
+          </m:sub>
+        </m:sSub>
+      </m:oMath>
+      <w:r>
+        <w:rPr>
+          <w:rFonts w:eastAsiaTheme="minorEastAsia"/>
+        </w:rPr>
+        <w:t xml:space="preserve">, </w:t>
+      </w:r>
+      <w:r>
+        <w:rPr>
+          <w:rFonts w:eastAsiaTheme="minorEastAsia"/>
+        </w:rPr>
+        <w:t xml:space="preserve">og af dens elektrificeringsrate </w:t>
+      </w:r>
+      <m:oMath>
+        <m:sSub>
+          <m:sSubPr>
+            <m:ctrlPr>
+              <w:rPr>
+                <w:rFonts w:ascii="Cambria Math" w:eastAsiaTheme="minorEastAsia" w:hAnsi="Cambria Math"/>
+                <w:i/>
+              </w:rPr>
+            </m:ctrlPr>
+          </m:sSubPr>
+          <m:e>
+            <m:r>
+              <w:rPr>
+                <w:rFonts w:ascii="Cambria Math" w:eastAsiaTheme="minorEastAsia" w:hAnsi="Cambria Math"/>
+              </w:rPr>
+              <m:t>e</m:t>
+            </m:r>
+          </m:e>
+          <m:sub>
+            <m:r>
+              <w:rPr>
+                <w:rFonts w:ascii="Cambria Math" w:eastAsiaTheme="minorEastAsia" w:hAnsi="Cambria Math"/>
+              </w:rPr>
+              <m:t>i,t</m:t>
+            </m:r>
+          </m:sub>
+        </m:sSub>
+      </m:oMath>
+      <w:r>
+        <w:rPr>
+          <w:rFonts w:eastAsiaTheme="minorEastAsia"/>
+        </w:rPr>
+        <w:t>.</w:t>
+      </w:r>
+      <w:r>
+        <w:rPr>
+          <w:rFonts w:eastAsiaTheme="minorEastAsia"/>
+        </w:rPr>
+        <w:t xml:space="preserve"> </w:t>
+      </w:r>
+    </w:p>
+    <w:p>
+      <w:pPr>
+        <w:jc w:val="both"/>
+        <w:rPr>
+          <w:rFonts w:eastAsiaTheme="minorEastAsia"/>
+        </w:rPr>
+      </w:pPr>
+      <m:oMathPara>
+        <m:oMath>
+          <m:sSub>
+            <m:sSubPr>
+              <m:ctrlPr>
+                <w:rPr>
+                  <w:rFonts w:ascii="Cambria Math" w:eastAsiaTheme="minorEastAsia" w:hAnsi="Cambria Math"/>
+                  <w:i/>
+                </w:rPr>
+              </m:ctrlPr>
+            </m:sSubPr>
+            <m:e>
+              <m:r>
+                <w:rPr>
+                  <w:rFonts w:ascii="Cambria Math" w:eastAsiaTheme="minorEastAsia" w:hAnsi="Cambria Math"/>
+                </w:rPr>
+                <m:t>E</m:t>
+              </m:r>
+            </m:e>
+            <m:sub>
+              <m:r>
+                <w:rPr>
+                  <w:rFonts w:ascii="Cambria Math" w:eastAsiaTheme="minorEastAsia" w:hAnsi="Cambria Math"/>
+                </w:rPr>
+                <m:t>t</m:t>
+              </m:r>
+            </m:sub>
+          </m:sSub>
+          <m:r>
+            <w:rPr>
+              <w:rFonts w:ascii="Cambria Math" w:eastAsiaTheme="minorEastAsia" w:hAnsi="Cambria Math"/>
+            </w:rPr>
+            <m:t>=</m:t>
+          </m:r>
+          <m:nary>
+            <m:naryPr>
+              <m:chr m:val="∑"/>
+              <m:supHide m:val="1"/>
+              <m:ctrlPr>
+                <w:rPr>
+                  <w:rFonts w:ascii="Cambria Math" w:eastAsiaTheme="minorEastAsia" w:hAnsi="Cambria Math"/>
+                </w:rPr>
+              </m:ctrlPr>
+            </m:naryPr>
+            <m:sub>
+              <m:r>
+                <w:rPr>
+                  <w:rFonts w:ascii="Cambria Math" w:eastAsiaTheme="minorEastAsia" w:hAnsi="Cambria Math"/>
+                </w:rPr>
+                <m:t>i</m:t>
+              </m:r>
+              <m:ctrlPr>
+                <w:rPr>
+                  <w:rFonts w:ascii="Cambria Math" w:eastAsiaTheme="minorEastAsia" w:hAnsi="Cambria Math"/>
+                  <w:i/>
+                </w:rPr>
+              </m:ctrlPr>
+            </m:sub>
+            <m:sup>
+              <m:ctrlPr>
+                <w:rPr>
+                  <w:rFonts w:ascii="Cambria Math" w:eastAsiaTheme="minorEastAsia" w:hAnsi="Cambria Math"/>
+                  <w:i/>
+                </w:rPr>
+              </m:ctrlPr>
+            </m:sup>
+            <m:e>
+              <m:sSub>
+                <m:sSubPr>
+                  <m:ctrlPr>
+                    <w:rPr>
+                      <w:rFonts w:ascii="Cambria Math" w:eastAsiaTheme="minorEastAsia" w:hAnsi="Cambria Math"/>
+                      <w:i/>
+                    </w:rPr>
+                  </m:ctrlPr>
+                </m:sSubPr>
+                <m:e>
+                  <m:r>
+                    <w:rPr>
+                      <w:rFonts w:ascii="Cambria Math" w:eastAsiaTheme="minorEastAsia" w:hAnsi="Cambria Math"/>
+                    </w:rPr>
+                    <m:t>s</m:t>
+                  </m:r>
+                </m:e>
+                <m:sub>
+                  <m:r>
+                    <w:rPr>
+                      <w:rFonts w:ascii="Cambria Math" w:eastAsiaTheme="minorEastAsia" w:hAnsi="Cambria Math"/>
+                    </w:rPr>
+                    <m:t>i,t</m:t>
+                  </m:r>
+                </m:sub>
+              </m:sSub>
+              <m:sSub>
+                <m:sSubPr>
+                  <m:ctrlPr>
+                    <w:rPr>
+                      <w:rFonts w:ascii="Cambria Math" w:eastAsiaTheme="minorEastAsia" w:hAnsi="Cambria Math"/>
+                      <w:i/>
+                    </w:rPr>
+                  </m:ctrlPr>
+                </m:sSubPr>
+                <m:e>
+                  <m:r>
+                    <w:rPr>
+                      <w:rFonts w:ascii="Cambria Math" w:eastAsiaTheme="minorEastAsia" w:hAnsi="Cambria Math"/>
+                    </w:rPr>
+                    <m:t>e</m:t>
+                  </m:r>
+                </m:e>
+                <m:sub>
+                  <m:r>
+                    <w:rPr>
+                      <w:rFonts w:ascii="Cambria Math" w:eastAsiaTheme="minorEastAsia" w:hAnsi="Cambria Math"/>
+                    </w:rPr>
+                    <m:t>i,t</m:t>
+                  </m:r>
+                </m:sub>
+              </m:sSub>
+              <m:ctrlPr>
+                <w:rPr>
+                  <w:rFonts w:ascii="Cambria Math" w:eastAsiaTheme="minorEastAsia" w:hAnsi="Cambria Math"/>
+                  <w:i/>
+                </w:rPr>
+              </m:ctrlPr>
+            </m:e>
+          </m:nary>
+        </m:oMath>
+      </m:oMathPara>
+    </w:p>
+    <w:p>
+      <w:pPr>
+        <w:jc w:val="both"/>
+        <w:rPr>
+          <w:rFonts w:eastAsiaTheme="minorEastAsia"/>
+        </w:rPr>
+      </w:pPr>
+      <w:r>
+        <w:rPr>
+          <w:rFonts w:eastAsiaTheme="minorEastAsia"/>
+        </w:rPr>
+        <w:t xml:space="preserve">Jeg sammenligner da to tidspunkter </w:t>
+      </w:r>
+      <m:oMath>
+        <m:r>
+          <w:rPr>
+            <w:rFonts w:ascii="Cambria Math" w:eastAsiaTheme="minorEastAsia" w:hAnsi="Cambria Math"/>
+          </w:rPr>
+          <m:t>t</m:t>
+        </m:r>
+        <m:r>
+          <m:rPr>
+            <m:sty m:val="p"/>
+          </m:rPr>
+          <w:rPr>
+            <w:rFonts w:ascii="Cambria Math" w:eastAsiaTheme="minorEastAsia" w:hAnsi="Cambria Math"/>
+          </w:rPr>
+          <m:t>∈</m:t>
+        </m:r>
+        <m:r>
+          <m:rPr>
+            <m:lit/>
+          </m:rPr>
+          <w:rPr>
+            <w:rFonts w:ascii="Cambria Math" w:eastAsiaTheme="minorEastAsia" w:hAnsi="Cambria Math"/>
+          </w:rPr>
+          <m:t>{</m:t>
+        </m:r>
+        <m:r>
+          <w:rPr>
+            <w:rFonts w:ascii="Cambria Math" w:eastAsiaTheme="minorEastAsia" w:hAnsi="Cambria Math"/>
+          </w:rPr>
+          <m:t>0,1</m:t>
+        </m:r>
+        <m:r>
+          <m:rPr>
+            <m:lit/>
+          </m:rPr>
+          <w:rPr>
+            <w:rFonts w:ascii="Cambria Math" w:eastAsiaTheme="minorEastAsia" w:hAnsi="Cambria Math"/>
+          </w:rPr>
+          <m:t>}</m:t>
+        </m:r>
+      </m:oMath>
+      <w:r>
+        <w:rPr>
+          <w:rFonts w:eastAsiaTheme="minorEastAsia"/>
+        </w:rPr>
+        <w:t>. Jeg definerer vægte som ”midtvejspunkterne”, dvs.</w:t>
+      </w:r>
+    </w:p>
+    <w:p>
+      <w:pPr>
+        <w:jc w:val="both"/>
+        <w:rPr>
+          <w:rFonts w:eastAsiaTheme="minorEastAsia"/>
+        </w:rPr>
+      </w:pPr>
+      <m:oMathPara>
+        <m:oMath>
+          <m:acc>
+            <m:accPr>
+              <m:chr m:val="̅"/>
+              <m:ctrlPr>
+                <w:rPr>
+                  <w:rFonts w:ascii="Cambria Math" w:eastAsiaTheme="minorEastAsia" w:hAnsi="Cambria Math"/>
+                </w:rPr>
+              </m:ctrlPr>
+            </m:accPr>
+            <m:e>
+              <m:sSub>
+                <m:sSubPr>
+                  <m:ctrlPr>
+                    <w:rPr>
+                      <w:rFonts w:ascii="Cambria Math" w:eastAsiaTheme="minorEastAsia" w:hAnsi="Cambria Math"/>
+                      <w:i/>
+                    </w:rPr>
+                  </m:ctrlPr>
+                </m:sSubPr>
+                <m:e>
+                  <m:r>
+                    <w:rPr>
+                      <w:rFonts w:ascii="Cambria Math" w:eastAsiaTheme="minorEastAsia" w:hAnsi="Cambria Math"/>
+                    </w:rPr>
+                    <m:t>s</m:t>
+                  </m:r>
+                  <m:ctrlPr>
+                    <w:rPr>
+                      <w:rFonts w:ascii="Cambria Math" w:eastAsiaTheme="minorEastAsia" w:hAnsi="Cambria Math"/>
+                    </w:rPr>
+                  </m:ctrlPr>
+                </m:e>
+                <m:sub>
+                  <m:r>
+                    <w:rPr>
+                      <w:rFonts w:ascii="Cambria Math" w:eastAsiaTheme="minorEastAsia" w:hAnsi="Cambria Math"/>
+                    </w:rPr>
+                    <m:t>i</m:t>
+                  </m:r>
+                </m:sub>
+              </m:sSub>
+            </m:e>
+          </m:acc>
+          <m:r>
+            <w:rPr>
+              <w:rFonts w:ascii="Cambria Math" w:eastAsiaTheme="minorEastAsia" w:hAnsi="Cambria Math"/>
+            </w:rPr>
+            <m:t>=</m:t>
+          </m:r>
+          <m:f>
+            <m:fPr>
+              <m:ctrlPr>
+                <w:rPr>
+                  <w:rFonts w:ascii="Cambria Math" w:eastAsiaTheme="minorEastAsia" w:hAnsi="Cambria Math"/>
+                </w:rPr>
+              </m:ctrlPr>
+            </m:fPr>
+            <m:num>
+              <m:sSub>
+                <m:sSubPr>
+                  <m:ctrlPr>
+                    <w:rPr>
+                      <w:rFonts w:ascii="Cambria Math" w:eastAsiaTheme="minorEastAsia" w:hAnsi="Cambria Math"/>
+                      <w:i/>
+                    </w:rPr>
+                  </m:ctrlPr>
+                </m:sSubPr>
+                <m:e>
+                  <m:r>
+                    <w:rPr>
+                      <w:rFonts w:ascii="Cambria Math" w:eastAsiaTheme="minorEastAsia" w:hAnsi="Cambria Math"/>
+                    </w:rPr>
+                    <m:t>s</m:t>
+                  </m:r>
+                </m:e>
+                <m:sub>
+                  <m:r>
+                    <w:rPr>
+                      <w:rFonts w:ascii="Cambria Math" w:eastAsiaTheme="minorEastAsia" w:hAnsi="Cambria Math"/>
+                    </w:rPr>
+                    <m:t>i,0</m:t>
+                  </m:r>
+                </m:sub>
+              </m:sSub>
+              <m:r>
+                <w:rPr>
+                  <w:rFonts w:ascii="Cambria Math" w:eastAsiaTheme="minorEastAsia" w:hAnsi="Cambria Math"/>
+                </w:rPr>
+                <m:t>+</m:t>
+              </m:r>
+              <m:sSub>
+                <m:sSubPr>
+                  <m:ctrlPr>
+                    <w:rPr>
+                      <w:rFonts w:ascii="Cambria Math" w:eastAsiaTheme="minorEastAsia" w:hAnsi="Cambria Math"/>
+                      <w:i/>
+                    </w:rPr>
+                  </m:ctrlPr>
+                </m:sSubPr>
+                <m:e>
+                  <m:r>
+                    <w:rPr>
+                      <w:rFonts w:ascii="Cambria Math" w:eastAsiaTheme="minorEastAsia" w:hAnsi="Cambria Math"/>
+                    </w:rPr>
+                    <m:t>s</m:t>
+                  </m:r>
+                </m:e>
+                <m:sub>
+                  <m:r>
+                    <w:rPr>
+                      <w:rFonts w:ascii="Cambria Math" w:eastAsiaTheme="minorEastAsia" w:hAnsi="Cambria Math"/>
+                    </w:rPr>
+                    <m:t>i</m:t>
+                  </m:r>
+                  <m:r>
+                    <w:rPr>
+                      <w:rFonts w:ascii="Cambria Math" w:eastAsiaTheme="minorEastAsia" w:hAnsi="Cambria Math"/>
+                    </w:rPr>
+                    <m:t>,</m:t>
+                  </m:r>
+                  <m:r>
+                    <w:rPr>
+                      <w:rFonts w:ascii="Cambria Math" w:eastAsiaTheme="minorEastAsia" w:hAnsi="Cambria Math"/>
+                    </w:rPr>
+                    <m:t>1</m:t>
+                  </m:r>
+                </m:sub>
+              </m:sSub>
+              <m:ctrlPr>
+                <w:rPr>
+                  <w:rFonts w:ascii="Cambria Math" w:eastAsiaTheme="minorEastAsia" w:hAnsi="Cambria Math"/>
+                  <w:i/>
+                </w:rPr>
+              </m:ctrlPr>
+            </m:num>
+            <m:den>
+              <m:r>
+                <w:rPr>
+                  <w:rFonts w:ascii="Cambria Math" w:eastAsiaTheme="minorEastAsia" w:hAnsi="Cambria Math"/>
+                </w:rPr>
+                <m:t>2</m:t>
+              </m:r>
+              <m:ctrlPr>
+                <w:rPr>
+                  <w:rFonts w:ascii="Cambria Math" w:eastAsiaTheme="minorEastAsia" w:hAnsi="Cambria Math"/>
+                  <w:i/>
+                </w:rPr>
+              </m:ctrlPr>
+            </m:den>
+          </m:f>
+          <m:r>
+            <w:rPr>
+              <w:rFonts w:ascii="Cambria Math" w:eastAsiaTheme="minorEastAsia" w:hAnsi="Cambria Math"/>
+            </w:rPr>
+            <m:t>,</m:t>
+          </m:r>
+          <m:r>
+            <m:rPr>
+              <m:sty m:val="p"/>
+            </m:rPr>
+            <w:rPr>
+              <w:rFonts w:ascii="Cambria Math" w:eastAsiaTheme="minorEastAsia" w:hAnsi="Cambria Math"/>
+            </w:rPr>
+            <m:t>  </m:t>
+          </m:r>
+          <m:acc>
+            <m:accPr>
+              <m:chr m:val="̅"/>
+              <m:ctrlPr>
+                <w:rPr>
+                  <w:rFonts w:ascii="Cambria Math" w:eastAsiaTheme="minorEastAsia" w:hAnsi="Cambria Math"/>
+                </w:rPr>
+              </m:ctrlPr>
+            </m:accPr>
+            <m:e>
+              <m:sSub>
+                <m:sSubPr>
+                  <m:ctrlPr>
+                    <w:rPr>
+                      <w:rFonts w:ascii="Cambria Math" w:eastAsiaTheme="minorEastAsia" w:hAnsi="Cambria Math"/>
+                      <w:i/>
+                    </w:rPr>
+                  </m:ctrlPr>
+                </m:sSubPr>
+                <m:e>
+                  <m:r>
+                    <w:rPr>
+                      <w:rFonts w:ascii="Cambria Math" w:eastAsiaTheme="minorEastAsia" w:hAnsi="Cambria Math"/>
+                    </w:rPr>
+                    <m:t>e</m:t>
+                  </m:r>
+                  <m:ctrlPr>
+                    <w:rPr>
+                      <w:rFonts w:ascii="Cambria Math" w:eastAsiaTheme="minorEastAsia" w:hAnsi="Cambria Math"/>
+                    </w:rPr>
+                  </m:ctrlPr>
+                </m:e>
+                <m:sub>
+                  <m:r>
+                    <w:rPr>
+                      <w:rFonts w:ascii="Cambria Math" w:eastAsiaTheme="minorEastAsia" w:hAnsi="Cambria Math"/>
+                    </w:rPr>
+                    <m:t>i</m:t>
+                  </m:r>
+                </m:sub>
+              </m:sSub>
+            </m:e>
+          </m:acc>
+          <m:r>
+            <w:rPr>
+              <w:rFonts w:ascii="Cambria Math" w:eastAsiaTheme="minorEastAsia" w:hAnsi="Cambria Math"/>
+            </w:rPr>
+            <m:t>=</m:t>
+          </m:r>
+          <m:f>
+            <m:fPr>
+              <m:ctrlPr>
+                <w:rPr>
+                  <w:rFonts w:ascii="Cambria Math" w:eastAsiaTheme="minorEastAsia" w:hAnsi="Cambria Math"/>
+                </w:rPr>
+              </m:ctrlPr>
+            </m:fPr>
+            <m:num>
+              <m:sSub>
+                <m:sSubPr>
+                  <m:ctrlPr>
+                    <w:rPr>
+                      <w:rFonts w:ascii="Cambria Math" w:eastAsiaTheme="minorEastAsia" w:hAnsi="Cambria Math"/>
+                      <w:i/>
+                    </w:rPr>
+                  </m:ctrlPr>
+                </m:sSubPr>
+                <m:e>
+                  <m:r>
+                    <w:rPr>
+                      <w:rFonts w:ascii="Cambria Math" w:eastAsiaTheme="minorEastAsia" w:hAnsi="Cambria Math"/>
+                    </w:rPr>
+                    <m:t>e</m:t>
+                  </m:r>
+                </m:e>
+                <m:sub>
+                  <m:r>
+                    <w:rPr>
+                      <w:rFonts w:ascii="Cambria Math" w:eastAsiaTheme="minorEastAsia" w:hAnsi="Cambria Math"/>
+                    </w:rPr>
+                    <m:t>i</m:t>
+                  </m:r>
+                  <m:r>
+                    <w:rPr>
+                      <w:rFonts w:ascii="Cambria Math" w:eastAsiaTheme="minorEastAsia" w:hAnsi="Cambria Math"/>
+                    </w:rPr>
+                    <m:t>,0</m:t>
+                  </m:r>
+                </m:sub>
+              </m:sSub>
+              <m:r>
+                <w:rPr>
+                  <w:rFonts w:ascii="Cambria Math" w:eastAsiaTheme="minorEastAsia" w:hAnsi="Cambria Math"/>
+                </w:rPr>
+                <m:t>+</m:t>
+              </m:r>
+              <m:sSub>
+                <m:sSubPr>
+                  <m:ctrlPr>
+                    <w:rPr>
+                      <w:rFonts w:ascii="Cambria Math" w:eastAsiaTheme="minorEastAsia" w:hAnsi="Cambria Math"/>
+                      <w:i/>
+                    </w:rPr>
+                  </m:ctrlPr>
+                </m:sSubPr>
+                <m:e>
+                  <m:r>
+                    <w:rPr>
+                      <w:rFonts w:ascii="Cambria Math" w:eastAsiaTheme="minorEastAsia" w:hAnsi="Cambria Math"/>
+                    </w:rPr>
+                    <m:t>e</m:t>
+                  </m:r>
+                </m:e>
+                <m:sub>
+                  <m:r>
+                    <w:rPr>
+                      <w:rFonts w:ascii="Cambria Math" w:eastAsiaTheme="minorEastAsia" w:hAnsi="Cambria Math"/>
+                    </w:rPr>
+                    <m:t>i</m:t>
+                  </m:r>
+                  <m:r>
+                    <w:rPr>
+                      <w:rFonts w:ascii="Cambria Math" w:eastAsiaTheme="minorEastAsia" w:hAnsi="Cambria Math"/>
+                    </w:rPr>
+                    <m:t>,</m:t>
+                  </m:r>
+                  <m:r>
+                    <w:rPr>
+                      <w:rFonts w:ascii="Cambria Math" w:eastAsiaTheme="minorEastAsia" w:hAnsi="Cambria Math"/>
+                    </w:rPr>
+                    <m:t>1</m:t>
+                  </m:r>
+                </m:sub>
+              </m:sSub>
+              <m:ctrlPr>
+                <w:rPr>
+                  <w:rFonts w:ascii="Cambria Math" w:eastAsiaTheme="minorEastAsia" w:hAnsi="Cambria Math"/>
+                  <w:i/>
+                </w:rPr>
+              </m:ctrlPr>
+            </m:num>
+            <m:den>
+              <m:r>
+                <w:rPr>
+                  <w:rFonts w:ascii="Cambria Math" w:eastAsiaTheme="minorEastAsia" w:hAnsi="Cambria Math"/>
+                </w:rPr>
+                <m:t>2</m:t>
+              </m:r>
+              <m:ctrlPr>
+                <w:rPr>
+                  <w:rFonts w:ascii="Cambria Math" w:eastAsiaTheme="minorEastAsia" w:hAnsi="Cambria Math"/>
+                  <w:i/>
+                </w:rPr>
+              </m:ctrlPr>
+            </m:den>
+          </m:f>
+          <m:r>
+            <w:rPr>
+              <w:rFonts w:ascii="Cambria Math" w:eastAsiaTheme="minorEastAsia" w:hAnsi="Cambria Math"/>
+            </w:rPr>
+            <m:t>.</m:t>
+          </m:r>
+        </m:oMath>
+      </m:oMathPara>
+    </w:p>
+    <w:p>
+      <w:pPr>
+        <w:jc w:val="both"/>
+        <w:rPr>
+          <w:rFonts w:eastAsiaTheme="minorEastAsia"/>
+        </w:rPr>
+      </w:pPr>
+      <w:r>
+        <w:rPr>
+          <w:rFonts w:eastAsiaTheme="minorEastAsia"/>
+        </w:rPr>
+        <w:t xml:space="preserve">Lad desuden ændringer være givet ved: </w:t>
+      </w:r>
+      <m:oMath>
+        <m:r>
+          <m:rPr>
+            <m:sty m:val="p"/>
+          </m:rPr>
+          <w:rPr>
+            <w:rFonts w:ascii="Cambria Math" w:eastAsiaTheme="minorEastAsia" w:hAnsi="Cambria Math"/>
+          </w:rPr>
+          <m:t>Δ</m:t>
+        </m:r>
+        <m:sSub>
+          <m:sSubPr>
+            <m:ctrlPr>
+              <w:rPr>
+                <w:rFonts w:ascii="Cambria Math" w:eastAsiaTheme="minorEastAsia" w:hAnsi="Cambria Math"/>
+                <w:i/>
+              </w:rPr>
+            </m:ctrlPr>
+          </m:sSubPr>
+          <m:e>
+            <m:r>
+              <w:rPr>
+                <w:rFonts w:ascii="Cambria Math" w:eastAsiaTheme="minorEastAsia" w:hAnsi="Cambria Math"/>
+              </w:rPr>
+              <m:t>s</m:t>
+            </m:r>
+          </m:e>
+          <m:sub>
+            <m:r>
+              <w:rPr>
+                <w:rFonts w:ascii="Cambria Math" w:eastAsiaTheme="minorEastAsia" w:hAnsi="Cambria Math"/>
+              </w:rPr>
+              <m:t>i</m:t>
+            </m:r>
+          </m:sub>
+        </m:sSub>
+        <m:r>
+          <w:rPr>
+            <w:rFonts w:ascii="Cambria Math" w:eastAsiaTheme="minorEastAsia" w:hAnsi="Cambria Math"/>
+          </w:rPr>
+          <m:t>=</m:t>
+        </m:r>
+        <m:sSub>
+          <m:sSubPr>
+            <m:ctrlPr>
+              <w:rPr>
+                <w:rFonts w:ascii="Cambria Math" w:eastAsiaTheme="minorEastAsia" w:hAnsi="Cambria Math"/>
+                <w:i/>
+              </w:rPr>
+            </m:ctrlPr>
+          </m:sSubPr>
+          <m:e>
+            <m:r>
+              <w:rPr>
+                <w:rFonts w:ascii="Cambria Math" w:eastAsiaTheme="minorEastAsia" w:hAnsi="Cambria Math"/>
+              </w:rPr>
+              <m:t>s</m:t>
+            </m:r>
+          </m:e>
+          <m:sub>
+            <m:r>
+              <w:rPr>
+                <w:rFonts w:ascii="Cambria Math" w:eastAsiaTheme="minorEastAsia" w:hAnsi="Cambria Math"/>
+              </w:rPr>
+              <m:t>i,1</m:t>
+            </m:r>
+          </m:sub>
+        </m:sSub>
+        <m:r>
+          <w:rPr>
+            <w:rFonts w:ascii="Cambria Math" w:eastAsiaTheme="minorEastAsia" w:hAnsi="Cambria Math"/>
+          </w:rPr>
+          <m:t>-</m:t>
+        </m:r>
+        <m:sSub>
+          <m:sSubPr>
+            <m:ctrlPr>
+              <w:rPr>
+                <w:rFonts w:ascii="Cambria Math" w:eastAsiaTheme="minorEastAsia" w:hAnsi="Cambria Math"/>
+                <w:i/>
+              </w:rPr>
+            </m:ctrlPr>
+          </m:sSubPr>
+          <m:e>
+            <m:r>
+              <w:rPr>
+                <w:rFonts w:ascii="Cambria Math" w:eastAsiaTheme="minorEastAsia" w:hAnsi="Cambria Math"/>
+              </w:rPr>
+              <m:t>s</m:t>
+            </m:r>
+          </m:e>
+          <m:sub>
+            <m:r>
+              <w:rPr>
+                <w:rFonts w:ascii="Cambria Math" w:eastAsiaTheme="minorEastAsia" w:hAnsi="Cambria Math"/>
+              </w:rPr>
+              <m:t>i,0</m:t>
+            </m:r>
+          </m:sub>
+        </m:sSub>
+      </m:oMath>
+      <w:r>
+        <w:rPr>
+          <w:rFonts w:eastAsiaTheme="minorEastAsia"/>
+        </w:rPr>
+        <w:t xml:space="preserve"> og </w:t>
+      </w:r>
+      <m:oMath>
+        <m:r>
+          <m:rPr>
+            <m:sty m:val="p"/>
+          </m:rPr>
+          <w:rPr>
+            <w:rFonts w:ascii="Cambria Math" w:eastAsiaTheme="minorEastAsia" w:hAnsi="Cambria Math"/>
+          </w:rPr>
+          <m:t>Δ</m:t>
+        </m:r>
+        <m:sSub>
+          <m:sSubPr>
+            <m:ctrlPr>
+              <w:rPr>
+                <w:rFonts w:ascii="Cambria Math" w:eastAsiaTheme="minorEastAsia" w:hAnsi="Cambria Math"/>
+                <w:i/>
+              </w:rPr>
+            </m:ctrlPr>
+          </m:sSubPr>
+          <m:e>
+            <m:r>
+              <w:rPr>
+                <w:rFonts w:ascii="Cambria Math" w:eastAsiaTheme="minorEastAsia" w:hAnsi="Cambria Math"/>
+              </w:rPr>
+              <m:t>e</m:t>
+            </m:r>
+          </m:e>
+          <m:sub>
+            <m:r>
+              <w:rPr>
+                <w:rFonts w:ascii="Cambria Math" w:eastAsiaTheme="minorEastAsia" w:hAnsi="Cambria Math"/>
+              </w:rPr>
+              <m:t>i</m:t>
+            </m:r>
+          </m:sub>
+        </m:sSub>
+        <m:r>
+          <w:rPr>
+            <w:rFonts w:ascii="Cambria Math" w:eastAsiaTheme="minorEastAsia" w:hAnsi="Cambria Math"/>
+          </w:rPr>
+          <m:t>=</m:t>
+        </m:r>
+        <m:sSub>
+          <m:sSubPr>
+            <m:ctrlPr>
+              <w:rPr>
+                <w:rFonts w:ascii="Cambria Math" w:eastAsiaTheme="minorEastAsia" w:hAnsi="Cambria Math"/>
+                <w:i/>
+              </w:rPr>
+            </m:ctrlPr>
+          </m:sSubPr>
+          <m:e>
+            <m:r>
+              <w:rPr>
+                <w:rFonts w:ascii="Cambria Math" w:eastAsiaTheme="minorEastAsia" w:hAnsi="Cambria Math"/>
+              </w:rPr>
+              <m:t>e</m:t>
+            </m:r>
+          </m:e>
+          <m:sub>
+            <m:r>
+              <w:rPr>
+                <w:rFonts w:ascii="Cambria Math" w:eastAsiaTheme="minorEastAsia" w:hAnsi="Cambria Math"/>
+              </w:rPr>
+              <m:t>i,1</m:t>
+            </m:r>
+          </m:sub>
+        </m:sSub>
+        <m:r>
+          <w:rPr>
+            <w:rFonts w:ascii="Cambria Math" w:eastAsiaTheme="minorEastAsia" w:hAnsi="Cambria Math"/>
+          </w:rPr>
+          <m:t>-</m:t>
+        </m:r>
+        <m:sSub>
+          <m:sSubPr>
+            <m:ctrlPr>
+              <w:rPr>
+                <w:rFonts w:ascii="Cambria Math" w:eastAsiaTheme="minorEastAsia" w:hAnsi="Cambria Math"/>
+                <w:i/>
+              </w:rPr>
+            </m:ctrlPr>
+          </m:sSubPr>
+          <m:e>
+            <m:r>
+              <w:rPr>
+                <w:rFonts w:ascii="Cambria Math" w:eastAsiaTheme="minorEastAsia" w:hAnsi="Cambria Math"/>
+              </w:rPr>
+              <m:t>e</m:t>
+            </m:r>
+          </m:e>
+          <m:sub>
+            <m:r>
+              <w:rPr>
+                <w:rFonts w:ascii="Cambria Math" w:eastAsiaTheme="minorEastAsia" w:hAnsi="Cambria Math"/>
+              </w:rPr>
+              <m:t>i,0</m:t>
+            </m:r>
+          </m:sub>
+        </m:sSub>
+      </m:oMath>
+      <w:r>
+        <w:rPr>
+          <w:rFonts w:eastAsiaTheme="minorEastAsia"/>
+        </w:rPr>
+        <w:t>.</w:t>
+      </w:r>
+      <w:r>
+        <w:rPr>
+          <w:rFonts w:eastAsiaTheme="minorEastAsia"/>
+        </w:rPr>
+        <w:t xml:space="preserve"> Da findes to effekter, der opgør udviklingen i </w:t>
+      </w:r>
+      <m:oMath>
+        <m:sSub>
+          <m:sSubPr>
+            <m:ctrlPr>
+              <w:rPr>
+                <w:rFonts w:ascii="Cambria Math" w:eastAsiaTheme="minorEastAsia" w:hAnsi="Cambria Math"/>
+                <w:i/>
+              </w:rPr>
+            </m:ctrlPr>
+          </m:sSubPr>
+          <m:e>
+            <m:r>
+              <w:rPr>
+                <w:rFonts w:ascii="Cambria Math" w:eastAsiaTheme="minorEastAsia" w:hAnsi="Cambria Math"/>
+              </w:rPr>
+              <m:t>E</m:t>
+            </m:r>
+          </m:e>
+          <m:sub>
+            <m:r>
+              <w:rPr>
+                <w:rFonts w:ascii="Cambria Math" w:eastAsiaTheme="minorEastAsia" w:hAnsi="Cambria Math"/>
+              </w:rPr>
+              <m:t>t</m:t>
+            </m:r>
+          </m:sub>
+        </m:sSub>
+      </m:oMath>
+      <w:r>
+        <w:rPr>
+          <w:rFonts w:eastAsiaTheme="minorEastAsia"/>
+        </w:rPr>
+        <w:t>,</w:t>
+      </w:r>
+    </w:p>
+    <w:p>
+      <w:pPr>
+        <w:jc w:val="both"/>
+        <w:rPr>
+          <w:rFonts w:eastAsiaTheme="minorEastAsia"/>
+        </w:rPr>
+      </w:pPr>
+      <m:oMathPara>
+        <m:oMath>
+          <m:eqArr>
+            <m:eqArrPr>
+              <m:maxDist m:val="1"/>
+              <m:ctrlPr>
+                <w:rPr>
+                  <w:rFonts w:ascii="Cambria Math" w:eastAsiaTheme="minorEastAsia" w:hAnsi="Cambria Math"/>
+                  <w:i/>
+                </w:rPr>
+              </m:ctrlPr>
+            </m:eqArrPr>
+            <m:e>
+              <m:r>
+                <w:rPr>
+                  <w:rFonts w:ascii="Cambria Math" w:eastAsiaTheme="minorEastAsia" w:hAnsi="Cambria Math"/>
+                </w:rPr>
+                <m:t>C=</m:t>
+              </m:r>
+              <m:nary>
+                <m:naryPr>
+                  <m:chr m:val="∑"/>
+                  <m:supHide m:val="1"/>
+                  <m:ctrlPr>
+                    <w:rPr>
+                      <w:rFonts w:ascii="Cambria Math" w:eastAsiaTheme="minorEastAsia" w:hAnsi="Cambria Math"/>
+                    </w:rPr>
+                  </m:ctrlPr>
+                </m:naryPr>
+                <m:sub>
+                  <m:r>
+                    <w:rPr>
+                      <w:rFonts w:ascii="Cambria Math" w:eastAsiaTheme="minorEastAsia" w:hAnsi="Cambria Math"/>
+                    </w:rPr>
+                    <m:t>i</m:t>
+                  </m:r>
+                  <m:ctrlPr>
+                    <w:rPr>
+                      <w:rFonts w:ascii="Cambria Math" w:eastAsiaTheme="minorEastAsia" w:hAnsi="Cambria Math"/>
+                      <w:i/>
+                    </w:rPr>
+                  </m:ctrlPr>
+                </m:sub>
+                <m:sup>
+                  <m:ctrlPr>
+                    <w:rPr>
+                      <w:rFonts w:ascii="Cambria Math" w:eastAsiaTheme="minorEastAsia" w:hAnsi="Cambria Math"/>
+                      <w:i/>
+                    </w:rPr>
+                  </m:ctrlPr>
+                </m:sup>
+                <m:e>
+                  <m:r>
+                    <m:rPr>
+                      <m:sty m:val="p"/>
+                    </m:rPr>
+                    <w:rPr>
+                      <w:rFonts w:ascii="Cambria Math" w:eastAsiaTheme="minorEastAsia" w:hAnsi="Cambria Math"/>
+                    </w:rPr>
+                    <m:t>Δ</m:t>
+                  </m:r>
+                  <m:sSub>
+                    <m:sSubPr>
+                      <m:ctrlPr>
+                        <w:rPr>
+                          <w:rFonts w:ascii="Cambria Math" w:eastAsiaTheme="minorEastAsia" w:hAnsi="Cambria Math"/>
+                          <w:i/>
+                        </w:rPr>
+                      </m:ctrlPr>
+                    </m:sSubPr>
+                    <m:e>
+                      <m:r>
+                        <w:rPr>
+                          <w:rFonts w:ascii="Cambria Math" w:eastAsiaTheme="minorEastAsia" w:hAnsi="Cambria Math"/>
+                        </w:rPr>
+                        <m:t>s</m:t>
+                      </m:r>
+                    </m:e>
+                    <m:sub>
+                      <m:r>
+                        <w:rPr>
+                          <w:rFonts w:ascii="Cambria Math" w:eastAsiaTheme="minorEastAsia" w:hAnsi="Cambria Math"/>
+                        </w:rPr>
+                        <m:t>i</m:t>
+                      </m:r>
+                    </m:sub>
+                  </m:sSub>
+                  <m:acc>
+                    <m:accPr>
+                      <m:chr m:val="̅"/>
+                      <m:ctrlPr>
+                        <w:rPr>
+                          <w:rFonts w:ascii="Cambria Math" w:eastAsiaTheme="minorEastAsia" w:hAnsi="Cambria Math"/>
+                        </w:rPr>
+                      </m:ctrlPr>
+                    </m:accPr>
+                    <m:e>
+                      <m:sSub>
+                        <m:sSubPr>
+                          <m:ctrlPr>
+                            <w:rPr>
+                              <w:rFonts w:ascii="Cambria Math" w:eastAsiaTheme="minorEastAsia" w:hAnsi="Cambria Math"/>
+                              <w:i/>
+                            </w:rPr>
+                          </m:ctrlPr>
+                        </m:sSubPr>
+                        <m:e>
+                          <m:r>
+                            <w:rPr>
+                              <w:rFonts w:ascii="Cambria Math" w:eastAsiaTheme="minorEastAsia" w:hAnsi="Cambria Math"/>
+                            </w:rPr>
+                            <m:t>e</m:t>
+                          </m:r>
+                          <m:ctrlPr>
+                            <w:rPr>
+                              <w:rFonts w:ascii="Cambria Math" w:eastAsiaTheme="minorEastAsia" w:hAnsi="Cambria Math"/>
+                            </w:rPr>
+                          </m:ctrlPr>
+                        </m:e>
+                        <m:sub>
+                          <m:r>
+                            <w:rPr>
+                              <w:rFonts w:ascii="Cambria Math" w:eastAsiaTheme="minorEastAsia" w:hAnsi="Cambria Math"/>
+                            </w:rPr>
+                            <m:t>i</m:t>
+                          </m:r>
+                        </m:sub>
+                      </m:sSub>
+                    </m:e>
+                  </m:acc>
+                  <m:ctrlPr>
+                    <w:rPr>
+                      <w:rFonts w:ascii="Cambria Math" w:eastAsiaTheme="minorEastAsia" w:hAnsi="Cambria Math"/>
+                      <w:i/>
+                    </w:rPr>
+                  </m:ctrlPr>
+                </m:e>
+              </m:nary>
+              <m:r>
+                <w:rPr>
+                  <w:rFonts w:ascii="Cambria Math" w:eastAsiaTheme="minorEastAsia" w:hAnsi="Cambria Math"/>
+                </w:rPr>
+                <m:t>#</m:t>
+              </m:r>
+              <m:d>
+                <m:dPr>
+                  <m:ctrlPr>
+                    <w:rPr>
+                      <w:rFonts w:ascii="Cambria Math" w:eastAsiaTheme="minorEastAsia" w:hAnsi="Cambria Math"/>
+                      <w:i/>
+                    </w:rPr>
+                  </m:ctrlPr>
+                </m:dPr>
+                <m:e>
+                  <m:r>
+                    <m:rPr>
+                      <m:nor/>
+                    </m:rPr>
+                    <w:rPr>
+                      <w:rFonts w:ascii="Cambria Math" w:eastAsiaTheme="minorEastAsia" w:hAnsi="Cambria Math"/>
+                    </w:rPr>
+                    <m:t>sammensætning</m:t>
+                  </m:r>
+                </m:e>
+              </m:d>
+            </m:e>
+          </m:eqArr>
+        </m:oMath>
+      </m:oMathPara>
+    </w:p>
+    <w:p>
+      <w:pPr>
+        <w:jc w:val="both"/>
+        <w:rPr>
+          <w:rFonts w:eastAsiaTheme="minorEastAsia"/>
+          <w:lang w:val="sv-SE"/>
+        </w:rPr>
+      </w:pPr>
+      <m:oMathPara>
+        <m:oMath>
+          <m:eqArr>
+            <m:eqArrPr>
+              <m:maxDist m:val="1"/>
+              <m:ctrlPr>
+                <w:rPr>
+                  <w:rFonts w:ascii="Cambria Math" w:eastAsiaTheme="minorEastAsia" w:hAnsi="Cambria Math"/>
+                  <w:i/>
+                </w:rPr>
+              </m:ctrlPr>
+            </m:eqArrPr>
+            <m:e>
+              <m:r>
+                <w:rPr>
+                  <w:rFonts w:ascii="Cambria Math" w:eastAsiaTheme="minorEastAsia" w:hAnsi="Cambria Math"/>
+                </w:rPr>
+                <m:t>I</m:t>
+              </m:r>
+              <m:r>
+                <w:rPr>
+                  <w:rFonts w:ascii="Cambria Math" w:eastAsiaTheme="minorEastAsia" w:hAnsi="Cambria Math"/>
+                  <w:lang w:val="sv-SE"/>
+                </w:rPr>
+                <m:t>=</m:t>
+              </m:r>
+              <m:nary>
+                <m:naryPr>
+                  <m:chr m:val="∑"/>
+                  <m:supHide m:val="1"/>
+                  <m:ctrlPr>
+                    <w:rPr>
+                      <w:rFonts w:ascii="Cambria Math" w:eastAsiaTheme="minorEastAsia" w:hAnsi="Cambria Math"/>
+                    </w:rPr>
+                  </m:ctrlPr>
+                </m:naryPr>
+                <m:sub>
+                  <m:r>
+                    <w:rPr>
+                      <w:rFonts w:ascii="Cambria Math" w:eastAsiaTheme="minorEastAsia" w:hAnsi="Cambria Math"/>
+                    </w:rPr>
+                    <m:t>i</m:t>
+                  </m:r>
+                  <m:ctrlPr>
+                    <w:rPr>
+                      <w:rFonts w:ascii="Cambria Math" w:eastAsiaTheme="minorEastAsia" w:hAnsi="Cambria Math"/>
+                      <w:i/>
+                    </w:rPr>
+                  </m:ctrlPr>
+                </m:sub>
+                <m:sup>
+                  <m:ctrlPr>
+                    <w:rPr>
+                      <w:rFonts w:ascii="Cambria Math" w:eastAsiaTheme="minorEastAsia" w:hAnsi="Cambria Math"/>
+                      <w:i/>
+                    </w:rPr>
+                  </m:ctrlPr>
+                </m:sup>
+                <m:e>
+                  <m:acc>
+                    <m:accPr>
+                      <m:chr m:val="̅"/>
+                      <m:ctrlPr>
+                        <w:rPr>
+                          <w:rFonts w:ascii="Cambria Math" w:eastAsiaTheme="minorEastAsia" w:hAnsi="Cambria Math"/>
+                        </w:rPr>
+                      </m:ctrlPr>
+                    </m:accPr>
+                    <m:e>
+                      <m:sSub>
+                        <m:sSubPr>
+                          <m:ctrlPr>
+                            <w:rPr>
+                              <w:rFonts w:ascii="Cambria Math" w:eastAsiaTheme="minorEastAsia" w:hAnsi="Cambria Math"/>
+                              <w:i/>
+                            </w:rPr>
+                          </m:ctrlPr>
+                        </m:sSubPr>
+                        <m:e>
+                          <m:r>
+                            <w:rPr>
+                              <w:rFonts w:ascii="Cambria Math" w:eastAsiaTheme="minorEastAsia" w:hAnsi="Cambria Math"/>
+                            </w:rPr>
+                            <m:t>s</m:t>
+                          </m:r>
+                          <m:ctrlPr>
+                            <w:rPr>
+                              <w:rFonts w:ascii="Cambria Math" w:eastAsiaTheme="minorEastAsia" w:hAnsi="Cambria Math"/>
+                            </w:rPr>
+                          </m:ctrlPr>
+                        </m:e>
+                        <m:sub>
+                          <m:r>
+                            <w:rPr>
+                              <w:rFonts w:ascii="Cambria Math" w:eastAsiaTheme="minorEastAsia" w:hAnsi="Cambria Math"/>
+                            </w:rPr>
+                            <m:t>i</m:t>
+                          </m:r>
+                        </m:sub>
+                      </m:sSub>
+                    </m:e>
+                  </m:acc>
+                  <m:r>
+                    <m:rPr>
+                      <m:sty m:val="p"/>
+                    </m:rPr>
+                    <w:rPr>
+                      <w:rFonts w:ascii="Cambria Math" w:eastAsiaTheme="minorEastAsia" w:hAnsi="Cambria Math"/>
+                    </w:rPr>
+                    <m:t>Δ</m:t>
+                  </m:r>
+                  <m:sSub>
+                    <m:sSubPr>
+                      <m:ctrlPr>
+                        <w:rPr>
+                          <w:rFonts w:ascii="Cambria Math" w:eastAsiaTheme="minorEastAsia" w:hAnsi="Cambria Math"/>
+                          <w:i/>
+                        </w:rPr>
+                      </m:ctrlPr>
+                    </m:sSubPr>
+                    <m:e>
+                      <m:r>
+                        <w:rPr>
+                          <w:rFonts w:ascii="Cambria Math" w:eastAsiaTheme="minorEastAsia" w:hAnsi="Cambria Math"/>
+                        </w:rPr>
+                        <m:t>e</m:t>
+                      </m:r>
+                    </m:e>
+                    <m:sub>
+                      <m:r>
+                        <w:rPr>
+                          <w:rFonts w:ascii="Cambria Math" w:eastAsiaTheme="minorEastAsia" w:hAnsi="Cambria Math"/>
+                        </w:rPr>
+                        <m:t>i</m:t>
+                      </m:r>
+                    </m:sub>
+                  </m:sSub>
+                  <m:ctrlPr>
+                    <w:rPr>
+                      <w:rFonts w:ascii="Cambria Math" w:eastAsiaTheme="minorEastAsia" w:hAnsi="Cambria Math"/>
+                      <w:i/>
+                    </w:rPr>
+                  </m:ctrlPr>
+                </m:e>
+              </m:nary>
+              <m:r>
+                <w:rPr>
+                  <w:rFonts w:ascii="Cambria Math" w:eastAsiaTheme="minorEastAsia" w:hAnsi="Cambria Math"/>
+                  <w:lang w:val="sv-SE"/>
+                </w:rPr>
+                <m:t>#</m:t>
+              </m:r>
+              <m:d>
+                <m:dPr>
+                  <m:ctrlPr>
+                    <w:rPr>
+                      <w:rFonts w:ascii="Cambria Math" w:eastAsiaTheme="minorEastAsia" w:hAnsi="Cambria Math"/>
+                      <w:i/>
+                    </w:rPr>
+                  </m:ctrlPr>
+                </m:dPr>
+                <m:e>
+                  <m:r>
+                    <m:rPr>
+                      <m:nor/>
+                    </m:rPr>
+                    <w:rPr>
+                      <w:rFonts w:ascii="Cambria Math" w:eastAsiaTheme="minorEastAsia" w:hAnsi="Cambria Math"/>
+                      <w:lang w:val="sv-SE"/>
+                    </w:rPr>
+                    <m:t>intensitet</m:t>
+                  </m:r>
+                </m:e>
+              </m:d>
+            </m:e>
+          </m:eqArr>
+        </m:oMath>
+      </m:oMathPara>
+    </w:p>
+    <w:p>
+      <w:pPr>
+        <w:jc w:val="both"/>
+        <w:rPr>
+          <w:rFonts w:eastAsiaTheme="minorEastAsia"/>
+        </w:rPr>
+      </w:pPr>
+      <w:r>
+        <w:rPr>
+          <w:rFonts w:eastAsiaTheme="minorEastAsia"/>
+          <w:b/>
+          <w:bCs/>
+        </w:rPr>
+        <w:t xml:space="preserve">Påstand: </w:t>
+      </w:r>
+      <m:oMath>
+        <m:r>
+          <m:rPr>
+            <m:sty m:val="p"/>
+          </m:rPr>
+          <w:rPr>
+            <w:rFonts w:ascii="Cambria Math" w:eastAsiaTheme="minorEastAsia" w:hAnsi="Cambria Math"/>
+          </w:rPr>
+          <m:t>Δ</m:t>
+        </m:r>
+        <m:r>
+          <w:rPr>
+            <w:rFonts w:ascii="Cambria Math" w:eastAsiaTheme="minorEastAsia" w:hAnsi="Cambria Math"/>
+          </w:rPr>
+          <m:t>E</m:t>
+        </m:r>
+        <m:r>
+          <w:rPr>
+            <w:rFonts w:ascii="Cambria Math" w:eastAsiaTheme="minorEastAsia" w:hAnsi="Cambria Math"/>
+          </w:rPr>
+          <m:t>=</m:t>
+        </m:r>
+        <m:sSub>
+          <m:sSubPr>
+            <m:ctrlPr>
+              <w:rPr>
+                <w:rFonts w:ascii="Cambria Math" w:eastAsiaTheme="minorEastAsia" w:hAnsi="Cambria Math"/>
+                <w:i/>
+              </w:rPr>
+            </m:ctrlPr>
+          </m:sSubPr>
+          <m:e>
+            <m:r>
+              <w:rPr>
+                <w:rFonts w:ascii="Cambria Math" w:eastAsiaTheme="minorEastAsia" w:hAnsi="Cambria Math"/>
+              </w:rPr>
+              <m:t>E</m:t>
+            </m:r>
+          </m:e>
+          <m:sub>
+            <m:r>
+              <w:rPr>
+                <w:rFonts w:ascii="Cambria Math" w:eastAsiaTheme="minorEastAsia" w:hAnsi="Cambria Math"/>
+              </w:rPr>
+              <m:t>1</m:t>
+            </m:r>
+          </m:sub>
+        </m:sSub>
+        <m:r>
+          <w:rPr>
+            <w:rFonts w:ascii="Cambria Math" w:eastAsiaTheme="minorEastAsia" w:hAnsi="Cambria Math"/>
+          </w:rPr>
+          <m:t>-</m:t>
+        </m:r>
+        <m:sSub>
+          <m:sSubPr>
+            <m:ctrlPr>
+              <w:rPr>
+                <w:rFonts w:ascii="Cambria Math" w:eastAsiaTheme="minorEastAsia" w:hAnsi="Cambria Math"/>
+                <w:i/>
+              </w:rPr>
+            </m:ctrlPr>
+          </m:sSubPr>
+          <m:e>
+            <m:r>
+              <w:rPr>
+                <w:rFonts w:ascii="Cambria Math" w:eastAsiaTheme="minorEastAsia" w:hAnsi="Cambria Math"/>
+              </w:rPr>
+              <m:t>E</m:t>
+            </m:r>
+          </m:e>
+          <m:sub>
+            <m:r>
+              <w:rPr>
+                <w:rFonts w:ascii="Cambria Math" w:eastAsiaTheme="minorEastAsia" w:hAnsi="Cambria Math"/>
+              </w:rPr>
+              <m:t>0</m:t>
+            </m:r>
+          </m:sub>
+        </m:sSub>
+        <m:r>
+          <w:rPr>
+            <w:rFonts w:ascii="Cambria Math" w:eastAsiaTheme="minorEastAsia" w:hAnsi="Cambria Math"/>
+          </w:rPr>
+          <m:t>=C+I</m:t>
+        </m:r>
+      </m:oMath>
+      <w:r>
+        <w:rPr>
+          <w:rFonts w:eastAsiaTheme="minorEastAsia"/>
+        </w:rPr>
+        <w:t>.</w:t>
+      </w:r>
+    </w:p>
+    <w:p>
+      <w:pPr>
+        <w:jc w:val="both"/>
+        <w:rPr>
+          <w:rFonts w:eastAsiaTheme="minorEastAsia"/>
+        </w:rPr>
+      </w:pPr>
+      <w:r>
+        <w:rPr>
+          <w:rFonts w:eastAsiaTheme="minorEastAsia"/>
+          <w:b/>
+          <w:bCs/>
+        </w:rPr>
+        <w:t>Bevis:</w:t>
+      </w:r>
+      <w:r>
+        <w:rPr>
+          <w:rFonts w:eastAsiaTheme="minorEastAsia"/>
+        </w:rPr>
+        <w:t xml:space="preserve"> </w:t>
+      </w:r>
+      <w:r>
+        <w:rPr>
+          <w:rFonts w:eastAsiaTheme="minorEastAsia"/>
+        </w:rPr>
+        <w:t xml:space="preserve">Jeg beregner </w:t>
+      </w:r>
+      <m:oMath>
+        <m:r>
+          <w:rPr>
+            <w:rFonts w:ascii="Cambria Math" w:eastAsiaTheme="minorEastAsia" w:hAnsi="Cambria Math"/>
+          </w:rPr>
+          <m:t>C+I</m:t>
+        </m:r>
+      </m:oMath>
+      <w:r>
+        <w:rPr>
+          <w:rFonts w:eastAsiaTheme="minorEastAsia"/>
+        </w:rPr>
+        <w:t xml:space="preserve"> ud fra definitionerne:</w:t>
+      </w:r>
+    </w:p>
+    <w:p>
+      <w:pPr>
+        <w:jc w:val="both"/>
+        <w:rPr>
+          <w:rFonts w:eastAsiaTheme="minorEastAsia"/>
+        </w:rPr>
+      </w:pPr>
+      <m:oMathPara>
+        <m:oMath>
+          <m:r>
+            <w:rPr>
+              <w:rFonts w:ascii="Cambria Math" w:eastAsiaTheme="minorEastAsia" w:hAnsi="Cambria Math"/>
+            </w:rPr>
+            <m:t>C+I=</m:t>
+          </m:r>
+          <m:nary>
+            <m:naryPr>
+              <m:chr m:val="∑"/>
+              <m:supHide m:val="1"/>
+              <m:ctrlPr>
+                <w:rPr>
+                  <w:rFonts w:ascii="Cambria Math" w:eastAsiaTheme="minorEastAsia" w:hAnsi="Cambria Math"/>
+                </w:rPr>
+              </m:ctrlPr>
+            </m:naryPr>
+            <m:sub>
+              <m:r>
+                <w:rPr>
+                  <w:rFonts w:ascii="Cambria Math" w:eastAsiaTheme="minorEastAsia" w:hAnsi="Cambria Math"/>
+                </w:rPr>
+                <m:t>i</m:t>
+              </m:r>
+              <m:ctrlPr>
+                <w:rPr>
+                  <w:rFonts w:ascii="Cambria Math" w:eastAsiaTheme="minorEastAsia" w:hAnsi="Cambria Math"/>
+                  <w:i/>
+                </w:rPr>
+              </m:ctrlPr>
+            </m:sub>
+            <m:sup>
+              <m:ctrlPr>
+                <w:rPr>
+                  <w:rFonts w:ascii="Cambria Math" w:eastAsiaTheme="minorEastAsia" w:hAnsi="Cambria Math"/>
+                  <w:i/>
+                </w:rPr>
+              </m:ctrlPr>
+            </m:sup>
+            <m:e>
+              <m:r>
+                <m:rPr>
+                  <m:sty m:val="p"/>
+                </m:rPr>
+                <w:rPr>
+                  <w:rFonts w:ascii="Cambria Math" w:eastAsiaTheme="minorEastAsia" w:hAnsi="Cambria Math"/>
+                </w:rPr>
+                <m:t>Δ</m:t>
+              </m:r>
+              <m:sSub>
+                <m:sSubPr>
+                  <m:ctrlPr>
+                    <w:rPr>
+                      <w:rFonts w:ascii="Cambria Math" w:eastAsiaTheme="minorEastAsia" w:hAnsi="Cambria Math"/>
+                      <w:i/>
+                    </w:rPr>
+                  </m:ctrlPr>
+                </m:sSubPr>
+                <m:e>
+                  <m:r>
+                    <w:rPr>
+                      <w:rFonts w:ascii="Cambria Math" w:eastAsiaTheme="minorEastAsia" w:hAnsi="Cambria Math"/>
+                    </w:rPr>
+                    <m:t>s</m:t>
+                  </m:r>
+                </m:e>
+                <m:sub>
+                  <m:r>
+                    <w:rPr>
+                      <w:rFonts w:ascii="Cambria Math" w:eastAsiaTheme="minorEastAsia" w:hAnsi="Cambria Math"/>
+                    </w:rPr>
+                    <m:t>i</m:t>
+                  </m:r>
+                </m:sub>
+              </m:sSub>
+              <m:acc>
+                <m:accPr>
+                  <m:chr m:val="̅"/>
+                  <m:ctrlPr>
+                    <w:rPr>
+                      <w:rFonts w:ascii="Cambria Math" w:eastAsiaTheme="minorEastAsia" w:hAnsi="Cambria Math"/>
+                    </w:rPr>
+                  </m:ctrlPr>
+                </m:accPr>
+                <m:e>
+                  <m:sSub>
+                    <m:sSubPr>
+                      <m:ctrlPr>
+                        <w:rPr>
+                          <w:rFonts w:ascii="Cambria Math" w:eastAsiaTheme="minorEastAsia" w:hAnsi="Cambria Math"/>
+                          <w:i/>
+                        </w:rPr>
+                      </m:ctrlPr>
+                    </m:sSubPr>
+                    <m:e>
+                      <m:r>
+                        <w:rPr>
+                          <w:rFonts w:ascii="Cambria Math" w:eastAsiaTheme="minorEastAsia" w:hAnsi="Cambria Math"/>
+                        </w:rPr>
+                        <m:t>e</m:t>
+                      </m:r>
+                      <m:ctrlPr>
+                        <w:rPr>
+                          <w:rFonts w:ascii="Cambria Math" w:eastAsiaTheme="minorEastAsia" w:hAnsi="Cambria Math"/>
+                        </w:rPr>
+                      </m:ctrlPr>
+                    </m:e>
+                    <m:sub>
+                      <m:r>
+                        <w:rPr>
+                          <w:rFonts w:ascii="Cambria Math" w:eastAsiaTheme="minorEastAsia" w:hAnsi="Cambria Math"/>
+                        </w:rPr>
+                        <m:t>i</m:t>
+                      </m:r>
+                    </m:sub>
+                  </m:sSub>
+                </m:e>
+              </m:acc>
+              <m:ctrlPr>
+                <w:rPr>
+                  <w:rFonts w:ascii="Cambria Math" w:eastAsiaTheme="minorEastAsia" w:hAnsi="Cambria Math"/>
+                  <w:i/>
+                </w:rPr>
+              </m:ctrlPr>
+            </m:e>
+          </m:nary>
+          <m:r>
+            <w:rPr>
+              <w:rFonts w:ascii="Cambria Math" w:eastAsiaTheme="minorEastAsia" w:hAnsi="Cambria Math"/>
+            </w:rPr>
+            <m:t>+</m:t>
+          </m:r>
+          <m:nary>
+            <m:naryPr>
+              <m:chr m:val="∑"/>
+              <m:supHide m:val="1"/>
+              <m:ctrlPr>
+                <w:rPr>
+                  <w:rFonts w:ascii="Cambria Math" w:eastAsiaTheme="minorEastAsia" w:hAnsi="Cambria Math"/>
+                </w:rPr>
+              </m:ctrlPr>
+            </m:naryPr>
+            <m:sub>
+              <m:r>
+                <w:rPr>
+                  <w:rFonts w:ascii="Cambria Math" w:eastAsiaTheme="minorEastAsia" w:hAnsi="Cambria Math"/>
+                </w:rPr>
+                <m:t>i</m:t>
+              </m:r>
+              <m:ctrlPr>
+                <w:rPr>
+                  <w:rFonts w:ascii="Cambria Math" w:eastAsiaTheme="minorEastAsia" w:hAnsi="Cambria Math"/>
+                  <w:i/>
+                </w:rPr>
+              </m:ctrlPr>
+            </m:sub>
+            <m:sup>
+              <m:ctrlPr>
+                <w:rPr>
+                  <w:rFonts w:ascii="Cambria Math" w:eastAsiaTheme="minorEastAsia" w:hAnsi="Cambria Math"/>
+                  <w:i/>
+                </w:rPr>
+              </m:ctrlPr>
+            </m:sup>
+            <m:e>
+              <m:acc>
+                <m:accPr>
+                  <m:chr m:val="̅"/>
+                  <m:ctrlPr>
+                    <w:rPr>
+                      <w:rFonts w:ascii="Cambria Math" w:eastAsiaTheme="minorEastAsia" w:hAnsi="Cambria Math"/>
+                    </w:rPr>
+                  </m:ctrlPr>
+                </m:accPr>
+                <m:e>
+                  <m:sSub>
+                    <m:sSubPr>
+                      <m:ctrlPr>
+                        <w:rPr>
+                          <w:rFonts w:ascii="Cambria Math" w:eastAsiaTheme="minorEastAsia" w:hAnsi="Cambria Math"/>
+                          <w:i/>
+                        </w:rPr>
+                      </m:ctrlPr>
+                    </m:sSubPr>
+                    <m:e>
+                      <m:r>
+                        <w:rPr>
+                          <w:rFonts w:ascii="Cambria Math" w:eastAsiaTheme="minorEastAsia" w:hAnsi="Cambria Math"/>
+                        </w:rPr>
+                        <m:t>s</m:t>
+                      </m:r>
+                      <m:ctrlPr>
+                        <w:rPr>
+                          <w:rFonts w:ascii="Cambria Math" w:eastAsiaTheme="minorEastAsia" w:hAnsi="Cambria Math"/>
+                        </w:rPr>
+                      </m:ctrlPr>
+                    </m:e>
+                    <m:sub>
+                      <m:r>
+                        <w:rPr>
+                          <w:rFonts w:ascii="Cambria Math" w:eastAsiaTheme="minorEastAsia" w:hAnsi="Cambria Math"/>
+                        </w:rPr>
+                        <m:t>i</m:t>
+                      </m:r>
+                    </m:sub>
+                  </m:sSub>
+                </m:e>
+              </m:acc>
+              <m:r>
+                <m:rPr>
+                  <m:sty m:val="p"/>
+                </m:rPr>
+                <w:rPr>
+                  <w:rFonts w:ascii="Cambria Math" w:eastAsiaTheme="minorEastAsia" w:hAnsi="Cambria Math"/>
+                </w:rPr>
+                <m:t>Δ</m:t>
+              </m:r>
+              <m:sSub>
+                <m:sSubPr>
+                  <m:ctrlPr>
+                    <w:rPr>
+                      <w:rFonts w:ascii="Cambria Math" w:eastAsiaTheme="minorEastAsia" w:hAnsi="Cambria Math"/>
+                      <w:i/>
+                    </w:rPr>
+                  </m:ctrlPr>
+                </m:sSubPr>
+                <m:e>
+                  <m:r>
+                    <w:rPr>
+                      <w:rFonts w:ascii="Cambria Math" w:eastAsiaTheme="minorEastAsia" w:hAnsi="Cambria Math"/>
+                    </w:rPr>
+                    <m:t>e</m:t>
+                  </m:r>
+                </m:e>
+                <m:sub>
+                  <m:r>
+                    <w:rPr>
+                      <w:rFonts w:ascii="Cambria Math" w:eastAsiaTheme="minorEastAsia" w:hAnsi="Cambria Math"/>
+                    </w:rPr>
+                    <m:t>i</m:t>
+                  </m:r>
+                </m:sub>
+              </m:sSub>
+              <m:ctrlPr>
+                <w:rPr>
+                  <w:rFonts w:ascii="Cambria Math" w:eastAsiaTheme="minorEastAsia" w:hAnsi="Cambria Math"/>
+                  <w:i/>
+                </w:rPr>
+              </m:ctrlPr>
+            </m:e>
+          </m:nary>
+          <m:r>
+            <w:rPr>
+              <w:rFonts w:ascii="Cambria Math" w:eastAsiaTheme="minorEastAsia" w:hAnsi="Cambria Math"/>
+            </w:rPr>
+            <m:t>=</m:t>
+          </m:r>
+          <m:f>
+            <m:fPr>
+              <m:ctrlPr>
+                <w:rPr>
+                  <w:rFonts w:ascii="Cambria Math" w:eastAsiaTheme="minorEastAsia" w:hAnsi="Cambria Math"/>
+                </w:rPr>
+              </m:ctrlPr>
+            </m:fPr>
+            <m:num>
+              <m:r>
+                <w:rPr>
+                  <w:rFonts w:ascii="Cambria Math" w:eastAsiaTheme="minorEastAsia" w:hAnsi="Cambria Math"/>
+                </w:rPr>
+                <m:t>1</m:t>
+              </m:r>
+              <m:ctrlPr>
+                <w:rPr>
+                  <w:rFonts w:ascii="Cambria Math" w:eastAsiaTheme="minorEastAsia" w:hAnsi="Cambria Math"/>
+                  <w:i/>
+                </w:rPr>
+              </m:ctrlPr>
+            </m:num>
+            <m:den>
+              <m:r>
+                <w:rPr>
+                  <w:rFonts w:ascii="Cambria Math" w:eastAsiaTheme="minorEastAsia" w:hAnsi="Cambria Math"/>
+                </w:rPr>
+                <m:t>2</m:t>
+              </m:r>
+              <m:ctrlPr>
+                <w:rPr>
+                  <w:rFonts w:ascii="Cambria Math" w:eastAsiaTheme="minorEastAsia" w:hAnsi="Cambria Math"/>
+                  <w:i/>
+                </w:rPr>
+              </m:ctrlPr>
+            </m:den>
+          </m:f>
+          <m:nary>
+            <m:naryPr>
+              <m:chr m:val="∑"/>
+              <m:supHide m:val="1"/>
+              <m:ctrlPr>
+                <w:rPr>
+                  <w:rFonts w:ascii="Cambria Math" w:eastAsiaTheme="minorEastAsia" w:hAnsi="Cambria Math"/>
+                </w:rPr>
+              </m:ctrlPr>
+            </m:naryPr>
+            <m:sub>
+              <m:r>
+                <w:rPr>
+                  <w:rFonts w:ascii="Cambria Math" w:eastAsiaTheme="minorEastAsia" w:hAnsi="Cambria Math"/>
+                </w:rPr>
+                <m:t>i</m:t>
+              </m:r>
+              <m:ctrlPr>
+                <w:rPr>
+                  <w:rFonts w:ascii="Cambria Math" w:eastAsiaTheme="minorEastAsia" w:hAnsi="Cambria Math"/>
+                  <w:i/>
+                </w:rPr>
+              </m:ctrlPr>
+            </m:sub>
+            <m:sup>
+              <m:ctrlPr>
+                <w:rPr>
+                  <w:rFonts w:ascii="Cambria Math" w:eastAsiaTheme="minorEastAsia" w:hAnsi="Cambria Math"/>
+                  <w:i/>
+                </w:rPr>
+              </m:ctrlPr>
+            </m:sup>
+            <m:e>
+              <m:d>
+                <m:dPr>
+                  <m:begChr m:val="["/>
+                  <m:endChr m:val="]"/>
+                  <m:ctrlPr>
+                    <w:rPr>
+                      <w:rFonts w:ascii="Cambria Math" w:eastAsiaTheme="minorEastAsia" w:hAnsi="Cambria Math"/>
+                      <w:i/>
+                    </w:rPr>
+                  </m:ctrlPr>
+                </m:dPr>
+                <m:e>
+                  <m:d>
+                    <m:dPr>
+                      <m:ctrlPr>
+                        <w:rPr>
+                          <w:rFonts w:ascii="Cambria Math" w:eastAsiaTheme="minorEastAsia" w:hAnsi="Cambria Math"/>
+                          <w:i/>
+                        </w:rPr>
+                      </m:ctrlPr>
+                    </m:dPr>
+                    <m:e>
+                      <m:sSub>
+                        <m:sSubPr>
+                          <m:ctrlPr>
+                            <w:rPr>
+                              <w:rFonts w:ascii="Cambria Math" w:eastAsiaTheme="minorEastAsia" w:hAnsi="Cambria Math"/>
+                              <w:i/>
+                            </w:rPr>
+                          </m:ctrlPr>
+                        </m:sSubPr>
+                        <m:e>
+                          <m:r>
+                            <w:rPr>
+                              <w:rFonts w:ascii="Cambria Math" w:eastAsiaTheme="minorEastAsia" w:hAnsi="Cambria Math"/>
+                            </w:rPr>
+                            <m:t>s</m:t>
+                          </m:r>
+                        </m:e>
+                        <m:sub>
+                          <m:r>
+                            <w:rPr>
+                              <w:rFonts w:ascii="Cambria Math" w:eastAsiaTheme="minorEastAsia" w:hAnsi="Cambria Math"/>
+                            </w:rPr>
+                            <m:t>i,1</m:t>
+                          </m:r>
+                        </m:sub>
+                      </m:sSub>
+                      <m:r>
+                        <w:rPr>
+                          <w:rFonts w:ascii="Cambria Math" w:eastAsiaTheme="minorEastAsia" w:hAnsi="Cambria Math"/>
+                        </w:rPr>
+                        <m:t>-</m:t>
+                      </m:r>
+                      <m:sSub>
+                        <m:sSubPr>
+                          <m:ctrlPr>
+                            <w:rPr>
+                              <w:rFonts w:ascii="Cambria Math" w:eastAsiaTheme="minorEastAsia" w:hAnsi="Cambria Math"/>
+                              <w:i/>
+                            </w:rPr>
+                          </m:ctrlPr>
+                        </m:sSubPr>
+                        <m:e>
+                          <m:r>
+                            <w:rPr>
+                              <w:rFonts w:ascii="Cambria Math" w:eastAsiaTheme="minorEastAsia" w:hAnsi="Cambria Math"/>
+                            </w:rPr>
+                            <m:t>s</m:t>
+                          </m:r>
+                        </m:e>
+                        <m:sub>
+                          <m:r>
+                            <w:rPr>
+                              <w:rFonts w:ascii="Cambria Math" w:eastAsiaTheme="minorEastAsia" w:hAnsi="Cambria Math"/>
+                            </w:rPr>
+                            <m:t>i,0</m:t>
+                          </m:r>
+                        </m:sub>
+                      </m:sSub>
+                    </m:e>
+                  </m:d>
+                  <m:d>
+                    <m:dPr>
+                      <m:ctrlPr>
+                        <w:rPr>
+                          <w:rFonts w:ascii="Cambria Math" w:eastAsiaTheme="minorEastAsia" w:hAnsi="Cambria Math"/>
+                          <w:i/>
+                        </w:rPr>
+                      </m:ctrlPr>
+                    </m:dPr>
+                    <m:e>
+                      <m:sSub>
+                        <m:sSubPr>
+                          <m:ctrlPr>
+                            <w:rPr>
+                              <w:rFonts w:ascii="Cambria Math" w:eastAsiaTheme="minorEastAsia" w:hAnsi="Cambria Math"/>
+                              <w:i/>
+                            </w:rPr>
+                          </m:ctrlPr>
+                        </m:sSubPr>
+                        <m:e>
+                          <m:r>
+                            <w:rPr>
+                              <w:rFonts w:ascii="Cambria Math" w:eastAsiaTheme="minorEastAsia" w:hAnsi="Cambria Math"/>
+                            </w:rPr>
+                            <m:t>e</m:t>
+                          </m:r>
+                        </m:e>
+                        <m:sub>
+                          <m:r>
+                            <w:rPr>
+                              <w:rFonts w:ascii="Cambria Math" w:eastAsiaTheme="minorEastAsia" w:hAnsi="Cambria Math"/>
+                            </w:rPr>
+                            <m:t>i,0</m:t>
+                          </m:r>
+                        </m:sub>
+                      </m:sSub>
+                      <m:r>
+                        <w:rPr>
+                          <w:rFonts w:ascii="Cambria Math" w:eastAsiaTheme="minorEastAsia" w:hAnsi="Cambria Math"/>
+                        </w:rPr>
+                        <m:t>+</m:t>
+                      </m:r>
+                      <m:sSub>
+                        <m:sSubPr>
+                          <m:ctrlPr>
+                            <w:rPr>
+                              <w:rFonts w:ascii="Cambria Math" w:eastAsiaTheme="minorEastAsia" w:hAnsi="Cambria Math"/>
+                              <w:i/>
+                            </w:rPr>
+                          </m:ctrlPr>
+                        </m:sSubPr>
+                        <m:e>
+                          <m:r>
+                            <w:rPr>
+                              <w:rFonts w:ascii="Cambria Math" w:eastAsiaTheme="minorEastAsia" w:hAnsi="Cambria Math"/>
+                            </w:rPr>
+                            <m:t>e</m:t>
+                          </m:r>
+                        </m:e>
+                        <m:sub>
+                          <m:r>
+                            <w:rPr>
+                              <w:rFonts w:ascii="Cambria Math" w:eastAsiaTheme="minorEastAsia" w:hAnsi="Cambria Math"/>
+                            </w:rPr>
+                            <m:t>i,1</m:t>
+                          </m:r>
+                        </m:sub>
+                      </m:sSub>
+                    </m:e>
+                  </m:d>
+                  <m:r>
+                    <w:rPr>
+                      <w:rFonts w:ascii="Cambria Math" w:eastAsiaTheme="minorEastAsia" w:hAnsi="Cambria Math"/>
+                    </w:rPr>
+                    <m:t>+</m:t>
+                  </m:r>
+                  <m:d>
+                    <m:dPr>
+                      <m:ctrlPr>
+                        <w:rPr>
+                          <w:rFonts w:ascii="Cambria Math" w:eastAsiaTheme="minorEastAsia" w:hAnsi="Cambria Math"/>
+                          <w:i/>
+                        </w:rPr>
+                      </m:ctrlPr>
+                    </m:dPr>
+                    <m:e>
+                      <m:sSub>
+                        <m:sSubPr>
+                          <m:ctrlPr>
+                            <w:rPr>
+                              <w:rFonts w:ascii="Cambria Math" w:eastAsiaTheme="minorEastAsia" w:hAnsi="Cambria Math"/>
+                              <w:i/>
+                            </w:rPr>
+                          </m:ctrlPr>
+                        </m:sSubPr>
+                        <m:e>
+                          <m:r>
+                            <w:rPr>
+                              <w:rFonts w:ascii="Cambria Math" w:eastAsiaTheme="minorEastAsia" w:hAnsi="Cambria Math"/>
+                            </w:rPr>
+                            <m:t>s</m:t>
+                          </m:r>
+                        </m:e>
+                        <m:sub>
+                          <m:r>
+                            <w:rPr>
+                              <w:rFonts w:ascii="Cambria Math" w:eastAsiaTheme="minorEastAsia" w:hAnsi="Cambria Math"/>
+                            </w:rPr>
+                            <m:t>i,0</m:t>
+                          </m:r>
+                        </m:sub>
+                      </m:sSub>
+                      <m:r>
+                        <w:rPr>
+                          <w:rFonts w:ascii="Cambria Math" w:eastAsiaTheme="minorEastAsia" w:hAnsi="Cambria Math"/>
+                        </w:rPr>
+                        <m:t>+</m:t>
+                      </m:r>
+                      <m:sSub>
+                        <m:sSubPr>
+                          <m:ctrlPr>
+                            <w:rPr>
+                              <w:rFonts w:ascii="Cambria Math" w:eastAsiaTheme="minorEastAsia" w:hAnsi="Cambria Math"/>
+                              <w:i/>
+                            </w:rPr>
+                          </m:ctrlPr>
+                        </m:sSubPr>
+                        <m:e>
+                          <m:r>
+                            <w:rPr>
+                              <w:rFonts w:ascii="Cambria Math" w:eastAsiaTheme="minorEastAsia" w:hAnsi="Cambria Math"/>
+                            </w:rPr>
+                            <m:t>s</m:t>
+                          </m:r>
+                        </m:e>
+                        <m:sub>
+                          <m:r>
+                            <w:rPr>
+                              <w:rFonts w:ascii="Cambria Math" w:eastAsiaTheme="minorEastAsia" w:hAnsi="Cambria Math"/>
+                            </w:rPr>
+                            <m:t>i,1</m:t>
+                          </m:r>
+                        </m:sub>
+                      </m:sSub>
+                    </m:e>
+                  </m:d>
+                  <m:d>
+                    <m:dPr>
+                      <m:ctrlPr>
+                        <w:rPr>
+                          <w:rFonts w:ascii="Cambria Math" w:eastAsiaTheme="minorEastAsia" w:hAnsi="Cambria Math"/>
+                          <w:i/>
+                        </w:rPr>
+                      </m:ctrlPr>
+                    </m:dPr>
+                    <m:e>
+                      <m:sSub>
+                        <m:sSubPr>
+                          <m:ctrlPr>
+                            <w:rPr>
+                              <w:rFonts w:ascii="Cambria Math" w:eastAsiaTheme="minorEastAsia" w:hAnsi="Cambria Math"/>
+                              <w:i/>
+                            </w:rPr>
+                          </m:ctrlPr>
+                        </m:sSubPr>
+                        <m:e>
+                          <m:r>
+                            <w:rPr>
+                              <w:rFonts w:ascii="Cambria Math" w:eastAsiaTheme="minorEastAsia" w:hAnsi="Cambria Math"/>
+                            </w:rPr>
+                            <m:t>e</m:t>
+                          </m:r>
+                        </m:e>
+                        <m:sub>
+                          <m:r>
+                            <w:rPr>
+                              <w:rFonts w:ascii="Cambria Math" w:eastAsiaTheme="minorEastAsia" w:hAnsi="Cambria Math"/>
+                            </w:rPr>
+                            <m:t>i,1</m:t>
+                          </m:r>
+                        </m:sub>
+                      </m:sSub>
+                      <m:r>
+                        <w:rPr>
+                          <w:rFonts w:ascii="Cambria Math" w:eastAsiaTheme="minorEastAsia" w:hAnsi="Cambria Math"/>
+                        </w:rPr>
+                        <m:t>-</m:t>
+                      </m:r>
+                      <m:sSub>
+                        <m:sSubPr>
+                          <m:ctrlPr>
+                            <w:rPr>
+                              <w:rFonts w:ascii="Cambria Math" w:eastAsiaTheme="minorEastAsia" w:hAnsi="Cambria Math"/>
+                              <w:i/>
+                            </w:rPr>
+                          </m:ctrlPr>
+                        </m:sSubPr>
+                        <m:e>
+                          <m:r>
+                            <w:rPr>
+                              <w:rFonts w:ascii="Cambria Math" w:eastAsiaTheme="minorEastAsia" w:hAnsi="Cambria Math"/>
+                            </w:rPr>
+                            <m:t>e</m:t>
+                          </m:r>
+                        </m:e>
+                        <m:sub>
+                          <m:r>
+                            <w:rPr>
+                              <w:rFonts w:ascii="Cambria Math" w:eastAsiaTheme="minorEastAsia" w:hAnsi="Cambria Math"/>
+                            </w:rPr>
+                            <m:t>i,0</m:t>
+                          </m:r>
+                        </m:sub>
+                      </m:sSub>
+                    </m:e>
+                  </m:d>
+                </m:e>
+              </m:d>
+              <m:ctrlPr>
+                <w:rPr>
+                  <w:rFonts w:ascii="Cambria Math" w:eastAsiaTheme="minorEastAsia" w:hAnsi="Cambria Math"/>
+                  <w:i/>
+                </w:rPr>
+              </m:ctrlPr>
+            </m:e>
+          </m:nary>
+        </m:oMath>
+      </m:oMathPara>
+    </w:p>
+    <w:p>
+      <w:pPr>
+        <w:jc w:val="both"/>
+        <w:rPr>
+          <w:rFonts w:eastAsiaTheme="minorEastAsia"/>
+        </w:rPr>
+      </w:pPr>
+      <w:r>
+        <w:rPr>
+          <w:rFonts w:eastAsiaTheme="minorEastAsia"/>
+        </w:rPr>
+        <w:t>Jeg udvider parenteserne og forsimpler:</w:t>
+      </w:r>
+    </w:p>
+    <w:p>
+      <w:pPr>
+        <w:jc w:val="both"/>
+        <w:rPr>
+          <w:rFonts w:eastAsiaTheme="minorEastAsia"/>
+        </w:rPr>
+      </w:pPr>
+      <m:oMathPara>
+        <m:oMath>
+          <m:r>
+            <w:rPr>
+              <w:rFonts w:ascii="Cambria Math" w:eastAsiaTheme="minorEastAsia" w:hAnsi="Cambria Math"/>
+            </w:rPr>
+            <m:t>C+I</m:t>
+          </m:r>
+          <m:r>
+            <m:rPr>
+              <m:aln/>
+            </m:rPr>
+            <w:rPr>
+              <w:rFonts w:ascii="Cambria Math" w:eastAsiaTheme="minorEastAsia" w:hAnsi="Cambria Math"/>
+            </w:rPr>
+            <m:t>=</m:t>
+          </m:r>
+          <m:f>
+            <m:fPr>
+              <m:ctrlPr>
+                <w:rPr>
+                  <w:rFonts w:ascii="Cambria Math" w:eastAsiaTheme="minorEastAsia" w:hAnsi="Cambria Math"/>
+                </w:rPr>
+              </m:ctrlPr>
+            </m:fPr>
+            <m:num>
+              <m:r>
+                <w:rPr>
+                  <w:rFonts w:ascii="Cambria Math" w:eastAsiaTheme="minorEastAsia" w:hAnsi="Cambria Math"/>
+                </w:rPr>
+                <m:t>1</m:t>
+              </m:r>
+              <m:ctrlPr>
+                <w:rPr>
+                  <w:rFonts w:ascii="Cambria Math" w:eastAsiaTheme="minorEastAsia" w:hAnsi="Cambria Math"/>
+                  <w:i/>
+                </w:rPr>
+              </m:ctrlPr>
+            </m:num>
+            <m:den>
+              <m:r>
+                <w:rPr>
+                  <w:rFonts w:ascii="Cambria Math" w:eastAsiaTheme="minorEastAsia" w:hAnsi="Cambria Math"/>
+                </w:rPr>
+                <m:t>2</m:t>
+              </m:r>
+              <m:ctrlPr>
+                <w:rPr>
+                  <w:rFonts w:ascii="Cambria Math" w:eastAsiaTheme="minorEastAsia" w:hAnsi="Cambria Math"/>
+                  <w:i/>
+                </w:rPr>
+              </m:ctrlPr>
+            </m:den>
+          </m:f>
+          <m:d>
+            <m:dPr>
+              <m:begChr m:val="["/>
+              <m:endChr m:val="]"/>
+              <m:ctrlPr>
+                <w:rPr>
+                  <w:rFonts w:ascii="Cambria Math" w:eastAsiaTheme="minorEastAsia" w:hAnsi="Cambria Math"/>
+                  <w:i/>
+                </w:rPr>
+              </m:ctrlPr>
+            </m:dPr>
+            <m:e>
+              <m:sSub>
+                <m:sSubPr>
+                  <m:ctrlPr>
+                    <w:rPr>
+                      <w:rFonts w:ascii="Cambria Math" w:eastAsiaTheme="minorEastAsia" w:hAnsi="Cambria Math"/>
+                      <w:i/>
+                    </w:rPr>
+                  </m:ctrlPr>
+                </m:sSubPr>
+                <m:e>
+                  <m:r>
+                    <w:rPr>
+                      <w:rFonts w:ascii="Cambria Math" w:eastAsiaTheme="minorEastAsia" w:hAnsi="Cambria Math"/>
+                    </w:rPr>
+                    <m:t>s</m:t>
+                  </m:r>
+                </m:e>
+                <m:sub>
+                  <m:r>
+                    <w:rPr>
+                      <w:rFonts w:ascii="Cambria Math" w:eastAsiaTheme="minorEastAsia" w:hAnsi="Cambria Math"/>
+                    </w:rPr>
+                    <m:t>i,1</m:t>
+                  </m:r>
+                </m:sub>
+              </m:sSub>
+              <m:sSub>
+                <m:sSubPr>
+                  <m:ctrlPr>
+                    <w:rPr>
+                      <w:rFonts w:ascii="Cambria Math" w:eastAsiaTheme="minorEastAsia" w:hAnsi="Cambria Math"/>
+                      <w:i/>
+                    </w:rPr>
+                  </m:ctrlPr>
+                </m:sSubPr>
+                <m:e>
+                  <m:r>
+                    <w:rPr>
+                      <w:rFonts w:ascii="Cambria Math" w:eastAsiaTheme="minorEastAsia" w:hAnsi="Cambria Math"/>
+                    </w:rPr>
+                    <m:t>e</m:t>
+                  </m:r>
+                </m:e>
+                <m:sub>
+                  <m:r>
+                    <w:rPr>
+                      <w:rFonts w:ascii="Cambria Math" w:eastAsiaTheme="minorEastAsia" w:hAnsi="Cambria Math"/>
+                    </w:rPr>
+                    <m:t>i,0</m:t>
+                  </m:r>
+                </m:sub>
+              </m:sSub>
+              <m:r>
+                <w:rPr>
+                  <w:rFonts w:ascii="Cambria Math" w:eastAsiaTheme="minorEastAsia" w:hAnsi="Cambria Math"/>
+                </w:rPr>
+                <m:t>+</m:t>
+              </m:r>
+              <m:sSub>
+                <m:sSubPr>
+                  <m:ctrlPr>
+                    <w:rPr>
+                      <w:rFonts w:ascii="Cambria Math" w:eastAsiaTheme="minorEastAsia" w:hAnsi="Cambria Math"/>
+                      <w:i/>
+                    </w:rPr>
+                  </m:ctrlPr>
+                </m:sSubPr>
+                <m:e>
+                  <m:r>
+                    <w:rPr>
+                      <w:rFonts w:ascii="Cambria Math" w:eastAsiaTheme="minorEastAsia" w:hAnsi="Cambria Math"/>
+                    </w:rPr>
+                    <m:t>s</m:t>
+                  </m:r>
+                </m:e>
+                <m:sub>
+                  <m:r>
+                    <w:rPr>
+                      <w:rFonts w:ascii="Cambria Math" w:eastAsiaTheme="minorEastAsia" w:hAnsi="Cambria Math"/>
+                    </w:rPr>
+                    <m:t>i,1</m:t>
+                  </m:r>
+                </m:sub>
+              </m:sSub>
+              <m:sSub>
+                <m:sSubPr>
+                  <m:ctrlPr>
+                    <w:rPr>
+                      <w:rFonts w:ascii="Cambria Math" w:eastAsiaTheme="minorEastAsia" w:hAnsi="Cambria Math"/>
+                      <w:i/>
+                    </w:rPr>
+                  </m:ctrlPr>
+                </m:sSubPr>
+                <m:e>
+                  <m:r>
+                    <w:rPr>
+                      <w:rFonts w:ascii="Cambria Math" w:eastAsiaTheme="minorEastAsia" w:hAnsi="Cambria Math"/>
+                    </w:rPr>
+                    <m:t>e</m:t>
+                  </m:r>
+                </m:e>
+                <m:sub>
+                  <m:r>
+                    <w:rPr>
+                      <w:rFonts w:ascii="Cambria Math" w:eastAsiaTheme="minorEastAsia" w:hAnsi="Cambria Math"/>
+                    </w:rPr>
+                    <m:t>i,1</m:t>
+                  </m:r>
+                </m:sub>
+              </m:sSub>
+              <m:r>
+                <w:rPr>
+                  <w:rFonts w:ascii="Cambria Math" w:eastAsiaTheme="minorEastAsia" w:hAnsi="Cambria Math"/>
+                </w:rPr>
+                <m:t>-</m:t>
+              </m:r>
+              <m:sSub>
+                <m:sSubPr>
+                  <m:ctrlPr>
+                    <w:rPr>
+                      <w:rFonts w:ascii="Cambria Math" w:eastAsiaTheme="minorEastAsia" w:hAnsi="Cambria Math"/>
+                      <w:i/>
+                    </w:rPr>
+                  </m:ctrlPr>
+                </m:sSubPr>
+                <m:e>
+                  <m:r>
+                    <w:rPr>
+                      <w:rFonts w:ascii="Cambria Math" w:eastAsiaTheme="minorEastAsia" w:hAnsi="Cambria Math"/>
+                    </w:rPr>
+                    <m:t>s</m:t>
+                  </m:r>
+                </m:e>
+                <m:sub>
+                  <m:r>
+                    <w:rPr>
+                      <w:rFonts w:ascii="Cambria Math" w:eastAsiaTheme="minorEastAsia" w:hAnsi="Cambria Math"/>
+                    </w:rPr>
+                    <m:t>i,0</m:t>
+                  </m:r>
+                </m:sub>
+              </m:sSub>
+              <m:sSub>
+                <m:sSubPr>
+                  <m:ctrlPr>
+                    <w:rPr>
+                      <w:rFonts w:ascii="Cambria Math" w:eastAsiaTheme="minorEastAsia" w:hAnsi="Cambria Math"/>
+                      <w:i/>
+                    </w:rPr>
+                  </m:ctrlPr>
+                </m:sSubPr>
+                <m:e>
+                  <m:r>
+                    <w:rPr>
+                      <w:rFonts w:ascii="Cambria Math" w:eastAsiaTheme="minorEastAsia" w:hAnsi="Cambria Math"/>
+                    </w:rPr>
+                    <m:t>e</m:t>
+                  </m:r>
+                </m:e>
+                <m:sub>
+                  <m:r>
+                    <w:rPr>
+                      <w:rFonts w:ascii="Cambria Math" w:eastAsiaTheme="minorEastAsia" w:hAnsi="Cambria Math"/>
+                    </w:rPr>
+                    <m:t>i,0</m:t>
+                  </m:r>
+                </m:sub>
+              </m:sSub>
+              <m:r>
+                <w:rPr>
+                  <w:rFonts w:ascii="Cambria Math" w:eastAsiaTheme="minorEastAsia" w:hAnsi="Cambria Math"/>
+                </w:rPr>
+                <m:t>-</m:t>
+              </m:r>
+              <m:sSub>
+                <m:sSubPr>
+                  <m:ctrlPr>
+                    <w:rPr>
+                      <w:rFonts w:ascii="Cambria Math" w:eastAsiaTheme="minorEastAsia" w:hAnsi="Cambria Math"/>
+                      <w:i/>
+                    </w:rPr>
+                  </m:ctrlPr>
+                </m:sSubPr>
+                <m:e>
+                  <m:r>
+                    <w:rPr>
+                      <w:rFonts w:ascii="Cambria Math" w:eastAsiaTheme="minorEastAsia" w:hAnsi="Cambria Math"/>
+                    </w:rPr>
+                    <m:t>s</m:t>
+                  </m:r>
+                </m:e>
+                <m:sub>
+                  <m:r>
+                    <w:rPr>
+                      <w:rFonts w:ascii="Cambria Math" w:eastAsiaTheme="minorEastAsia" w:hAnsi="Cambria Math"/>
+                    </w:rPr>
+                    <m:t>i,0</m:t>
+                  </m:r>
+                </m:sub>
+              </m:sSub>
+              <m:sSub>
+                <m:sSubPr>
+                  <m:ctrlPr>
+                    <w:rPr>
+                      <w:rFonts w:ascii="Cambria Math" w:eastAsiaTheme="minorEastAsia" w:hAnsi="Cambria Math"/>
+                      <w:i/>
+                    </w:rPr>
+                  </m:ctrlPr>
+                </m:sSubPr>
+                <m:e>
+                  <m:r>
+                    <w:rPr>
+                      <w:rFonts w:ascii="Cambria Math" w:eastAsiaTheme="minorEastAsia" w:hAnsi="Cambria Math"/>
+                    </w:rPr>
+                    <m:t>e</m:t>
+                  </m:r>
+                </m:e>
+                <m:sub>
+                  <m:r>
+                    <w:rPr>
+                      <w:rFonts w:ascii="Cambria Math" w:eastAsiaTheme="minorEastAsia" w:hAnsi="Cambria Math"/>
+                    </w:rPr>
+                    <m:t>i,1</m:t>
+                  </m:r>
+                </m:sub>
+              </m:sSub>
+              <m:r>
+                <w:rPr>
+                  <w:rFonts w:ascii="Cambria Math" w:eastAsiaTheme="minorEastAsia" w:hAnsi="Cambria Math"/>
+                </w:rPr>
+                <m:t>+</m:t>
+              </m:r>
+              <m:sSub>
+                <m:sSubPr>
+                  <m:ctrlPr>
+                    <w:rPr>
+                      <w:rFonts w:ascii="Cambria Math" w:eastAsiaTheme="minorEastAsia" w:hAnsi="Cambria Math"/>
+                      <w:i/>
+                    </w:rPr>
+                  </m:ctrlPr>
+                </m:sSubPr>
+                <m:e>
+                  <m:r>
+                    <w:rPr>
+                      <w:rFonts w:ascii="Cambria Math" w:eastAsiaTheme="minorEastAsia" w:hAnsi="Cambria Math"/>
+                    </w:rPr>
+                    <m:t>s</m:t>
+                  </m:r>
+                </m:e>
+                <m:sub>
+                  <m:r>
+                    <w:rPr>
+                      <w:rFonts w:ascii="Cambria Math" w:eastAsiaTheme="minorEastAsia" w:hAnsi="Cambria Math"/>
+                    </w:rPr>
+                    <m:t>i,0</m:t>
+                  </m:r>
+                </m:sub>
+              </m:sSub>
+              <m:sSub>
+                <m:sSubPr>
+                  <m:ctrlPr>
+                    <w:rPr>
+                      <w:rFonts w:ascii="Cambria Math" w:eastAsiaTheme="minorEastAsia" w:hAnsi="Cambria Math"/>
+                      <w:i/>
+                    </w:rPr>
+                  </m:ctrlPr>
+                </m:sSubPr>
+                <m:e>
+                  <m:r>
+                    <w:rPr>
+                      <w:rFonts w:ascii="Cambria Math" w:eastAsiaTheme="minorEastAsia" w:hAnsi="Cambria Math"/>
+                    </w:rPr>
+                    <m:t>e</m:t>
+                  </m:r>
+                </m:e>
+                <m:sub>
+                  <m:r>
+                    <w:rPr>
+                      <w:rFonts w:ascii="Cambria Math" w:eastAsiaTheme="minorEastAsia" w:hAnsi="Cambria Math"/>
+                    </w:rPr>
+                    <m:t>i,1</m:t>
+                  </m:r>
+                </m:sub>
+              </m:sSub>
+              <m:r>
+                <w:rPr>
+                  <w:rFonts w:ascii="Cambria Math" w:eastAsiaTheme="minorEastAsia" w:hAnsi="Cambria Math"/>
+                </w:rPr>
+                <m:t>-</m:t>
+              </m:r>
+              <m:sSub>
+                <m:sSubPr>
+                  <m:ctrlPr>
+                    <w:rPr>
+                      <w:rFonts w:ascii="Cambria Math" w:eastAsiaTheme="minorEastAsia" w:hAnsi="Cambria Math"/>
+                      <w:i/>
+                    </w:rPr>
+                  </m:ctrlPr>
+                </m:sSubPr>
+                <m:e>
+                  <m:r>
+                    <w:rPr>
+                      <w:rFonts w:ascii="Cambria Math" w:eastAsiaTheme="minorEastAsia" w:hAnsi="Cambria Math"/>
+                    </w:rPr>
+                    <m:t>s</m:t>
+                  </m:r>
+                </m:e>
+                <m:sub>
+                  <m:r>
+                    <w:rPr>
+                      <w:rFonts w:ascii="Cambria Math" w:eastAsiaTheme="minorEastAsia" w:hAnsi="Cambria Math"/>
+                    </w:rPr>
+                    <m:t>i,0</m:t>
+                  </m:r>
+                </m:sub>
+              </m:sSub>
+              <m:sSub>
+                <m:sSubPr>
+                  <m:ctrlPr>
+                    <w:rPr>
+                      <w:rFonts w:ascii="Cambria Math" w:eastAsiaTheme="minorEastAsia" w:hAnsi="Cambria Math"/>
+                      <w:i/>
+                    </w:rPr>
+                  </m:ctrlPr>
+                </m:sSubPr>
+                <m:e>
+                  <m:r>
+                    <w:rPr>
+                      <w:rFonts w:ascii="Cambria Math" w:eastAsiaTheme="minorEastAsia" w:hAnsi="Cambria Math"/>
+                    </w:rPr>
+                    <m:t>e</m:t>
+                  </m:r>
+                </m:e>
+                <m:sub>
+                  <m:r>
+                    <w:rPr>
+                      <w:rFonts w:ascii="Cambria Math" w:eastAsiaTheme="minorEastAsia" w:hAnsi="Cambria Math"/>
+                    </w:rPr>
+                    <m:t>i,0</m:t>
+                  </m:r>
+                </m:sub>
+              </m:sSub>
+              <m:r>
+                <w:rPr>
+                  <w:rFonts w:ascii="Cambria Math" w:eastAsiaTheme="minorEastAsia" w:hAnsi="Cambria Math"/>
+                </w:rPr>
+                <m:t>+</m:t>
+              </m:r>
+              <m:sSub>
+                <m:sSubPr>
+                  <m:ctrlPr>
+                    <w:rPr>
+                      <w:rFonts w:ascii="Cambria Math" w:eastAsiaTheme="minorEastAsia" w:hAnsi="Cambria Math"/>
+                      <w:i/>
+                    </w:rPr>
+                  </m:ctrlPr>
+                </m:sSubPr>
+                <m:e>
+                  <m:r>
+                    <w:rPr>
+                      <w:rFonts w:ascii="Cambria Math" w:eastAsiaTheme="minorEastAsia" w:hAnsi="Cambria Math"/>
+                    </w:rPr>
+                    <m:t>s</m:t>
+                  </m:r>
+                </m:e>
+                <m:sub>
+                  <m:r>
+                    <w:rPr>
+                      <w:rFonts w:ascii="Cambria Math" w:eastAsiaTheme="minorEastAsia" w:hAnsi="Cambria Math"/>
+                    </w:rPr>
+                    <m:t>i,1</m:t>
+                  </m:r>
+                </m:sub>
+              </m:sSub>
+              <m:sSub>
+                <m:sSubPr>
+                  <m:ctrlPr>
+                    <w:rPr>
+                      <w:rFonts w:ascii="Cambria Math" w:eastAsiaTheme="minorEastAsia" w:hAnsi="Cambria Math"/>
+                      <w:i/>
+                    </w:rPr>
+                  </m:ctrlPr>
+                </m:sSubPr>
+                <m:e>
+                  <m:r>
+                    <w:rPr>
+                      <w:rFonts w:ascii="Cambria Math" w:eastAsiaTheme="minorEastAsia" w:hAnsi="Cambria Math"/>
+                    </w:rPr>
+                    <m:t>e</m:t>
+                  </m:r>
+                </m:e>
+                <m:sub>
+                  <m:r>
+                    <w:rPr>
+                      <w:rFonts w:ascii="Cambria Math" w:eastAsiaTheme="minorEastAsia" w:hAnsi="Cambria Math"/>
+                    </w:rPr>
+                    <m:t>i,1</m:t>
+                  </m:r>
+                </m:sub>
+              </m:sSub>
+              <m:r>
+                <w:rPr>
+                  <w:rFonts w:ascii="Cambria Math" w:eastAsiaTheme="minorEastAsia" w:hAnsi="Cambria Math"/>
+                </w:rPr>
+                <m:t>-</m:t>
+              </m:r>
+              <m:sSub>
+                <m:sSubPr>
+                  <m:ctrlPr>
+                    <w:rPr>
+                      <w:rFonts w:ascii="Cambria Math" w:eastAsiaTheme="minorEastAsia" w:hAnsi="Cambria Math"/>
+                      <w:i/>
+                    </w:rPr>
+                  </m:ctrlPr>
+                </m:sSubPr>
+                <m:e>
+                  <m:r>
+                    <w:rPr>
+                      <w:rFonts w:ascii="Cambria Math" w:eastAsiaTheme="minorEastAsia" w:hAnsi="Cambria Math"/>
+                    </w:rPr>
+                    <m:t>s</m:t>
+                  </m:r>
+                </m:e>
+                <m:sub>
+                  <m:r>
+                    <w:rPr>
+                      <w:rFonts w:ascii="Cambria Math" w:eastAsiaTheme="minorEastAsia" w:hAnsi="Cambria Math"/>
+                    </w:rPr>
+                    <m:t>i,1</m:t>
+                  </m:r>
+                </m:sub>
+              </m:sSub>
+              <m:sSub>
+                <m:sSubPr>
+                  <m:ctrlPr>
+                    <w:rPr>
+                      <w:rFonts w:ascii="Cambria Math" w:eastAsiaTheme="minorEastAsia" w:hAnsi="Cambria Math"/>
+                      <w:i/>
+                    </w:rPr>
+                  </m:ctrlPr>
+                </m:sSubPr>
+                <m:e>
+                  <m:r>
+                    <w:rPr>
+                      <w:rFonts w:ascii="Cambria Math" w:eastAsiaTheme="minorEastAsia" w:hAnsi="Cambria Math"/>
+                    </w:rPr>
+                    <m:t>e</m:t>
+                  </m:r>
+                </m:e>
+                <m:sub>
+                  <m:r>
+                    <w:rPr>
+                      <w:rFonts w:ascii="Cambria Math" w:eastAsiaTheme="minorEastAsia" w:hAnsi="Cambria Math"/>
+                    </w:rPr>
+                    <m:t>i,0</m:t>
+                  </m:r>
+                </m:sub>
+              </m:sSub>
+            </m:e>
+          </m:d>
+          <m:r>
+            <w:rPr>
+              <w:rFonts w:eastAsiaTheme="minorEastAsia"/>
+            </w:rPr>
+            <w:br/>
+          </m:r>
+        </m:oMath>
+        <m:oMath>
+          <m:r>
+            <w:rPr>
+              <w:rFonts w:ascii="Cambria Math" w:eastAsiaTheme="minorEastAsia" w:hAnsi="Cambria Math"/>
+            </w:rPr>
+            <m:t>C+I</m:t>
+          </m:r>
+          <m:r>
+            <m:rPr>
+              <m:aln/>
+            </m:rPr>
+            <w:rPr>
+              <w:rFonts w:ascii="Cambria Math" w:eastAsiaTheme="minorEastAsia" w:hAnsi="Cambria Math"/>
+            </w:rPr>
+            <m:t>=</m:t>
+          </m:r>
+          <m:f>
+            <m:fPr>
+              <m:ctrlPr>
+                <w:rPr>
+                  <w:rFonts w:ascii="Cambria Math" w:eastAsiaTheme="minorEastAsia" w:hAnsi="Cambria Math"/>
+                </w:rPr>
+              </m:ctrlPr>
+            </m:fPr>
+            <m:num>
+              <m:r>
+                <w:rPr>
+                  <w:rFonts w:ascii="Cambria Math" w:eastAsiaTheme="minorEastAsia" w:hAnsi="Cambria Math"/>
+                </w:rPr>
+                <m:t>1</m:t>
+              </m:r>
+              <m:ctrlPr>
+                <w:rPr>
+                  <w:rFonts w:ascii="Cambria Math" w:eastAsiaTheme="minorEastAsia" w:hAnsi="Cambria Math"/>
+                  <w:i/>
+                </w:rPr>
+              </m:ctrlPr>
+            </m:num>
+            <m:den>
+              <m:r>
+                <w:rPr>
+                  <w:rFonts w:ascii="Cambria Math" w:eastAsiaTheme="minorEastAsia" w:hAnsi="Cambria Math"/>
+                </w:rPr>
+                <m:t>2</m:t>
+              </m:r>
+              <m:ctrlPr>
+                <w:rPr>
+                  <w:rFonts w:ascii="Cambria Math" w:eastAsiaTheme="minorEastAsia" w:hAnsi="Cambria Math"/>
+                  <w:i/>
+                </w:rPr>
+              </m:ctrlPr>
+            </m:den>
+          </m:f>
+          <m:d>
+            <m:dPr>
+              <m:begChr m:val="["/>
+              <m:endChr m:val="]"/>
+              <m:ctrlPr>
+                <w:rPr>
+                  <w:rFonts w:ascii="Cambria Math" w:eastAsiaTheme="minorEastAsia" w:hAnsi="Cambria Math"/>
+                  <w:i/>
+                </w:rPr>
+              </m:ctrlPr>
+            </m:dPr>
+            <m:e>
+              <m:sSub>
+                <m:sSubPr>
+                  <m:ctrlPr>
+                    <w:rPr>
+                      <w:rFonts w:ascii="Cambria Math" w:eastAsiaTheme="minorEastAsia" w:hAnsi="Cambria Math"/>
+                      <w:i/>
+                    </w:rPr>
+                  </m:ctrlPr>
+                </m:sSubPr>
+                <m:e>
+                  <m:r>
+                    <w:rPr>
+                      <w:rFonts w:ascii="Cambria Math" w:eastAsiaTheme="minorEastAsia" w:hAnsi="Cambria Math"/>
+                    </w:rPr>
+                    <m:t>s</m:t>
+                  </m:r>
+                </m:e>
+                <m:sub>
+                  <m:r>
+                    <w:rPr>
+                      <w:rFonts w:ascii="Cambria Math" w:eastAsiaTheme="minorEastAsia" w:hAnsi="Cambria Math"/>
+                    </w:rPr>
+                    <m:t>i,1</m:t>
+                  </m:r>
+                </m:sub>
+              </m:sSub>
+              <m:sSub>
+                <m:sSubPr>
+                  <m:ctrlPr>
+                    <w:rPr>
+                      <w:rFonts w:ascii="Cambria Math" w:eastAsiaTheme="minorEastAsia" w:hAnsi="Cambria Math"/>
+                      <w:i/>
+                    </w:rPr>
+                  </m:ctrlPr>
+                </m:sSubPr>
+                <m:e>
+                  <m:r>
+                    <w:rPr>
+                      <w:rFonts w:ascii="Cambria Math" w:eastAsiaTheme="minorEastAsia" w:hAnsi="Cambria Math"/>
+                    </w:rPr>
+                    <m:t>e</m:t>
+                  </m:r>
+                </m:e>
+                <m:sub>
+                  <m:r>
+                    <w:rPr>
+                      <w:rFonts w:ascii="Cambria Math" w:eastAsiaTheme="minorEastAsia" w:hAnsi="Cambria Math"/>
+                    </w:rPr>
+                    <m:t>i,1</m:t>
+                  </m:r>
+                </m:sub>
+              </m:sSub>
+              <m:r>
+                <w:rPr>
+                  <w:rFonts w:ascii="Cambria Math" w:eastAsiaTheme="minorEastAsia" w:hAnsi="Cambria Math"/>
+                </w:rPr>
+                <m:t>-</m:t>
+              </m:r>
+              <m:sSub>
+                <m:sSubPr>
+                  <m:ctrlPr>
+                    <w:rPr>
+                      <w:rFonts w:ascii="Cambria Math" w:eastAsiaTheme="minorEastAsia" w:hAnsi="Cambria Math"/>
+                      <w:i/>
+                    </w:rPr>
+                  </m:ctrlPr>
+                </m:sSubPr>
+                <m:e>
+                  <m:r>
+                    <w:rPr>
+                      <w:rFonts w:ascii="Cambria Math" w:eastAsiaTheme="minorEastAsia" w:hAnsi="Cambria Math"/>
+                    </w:rPr>
+                    <m:t>s</m:t>
+                  </m:r>
+                </m:e>
+                <m:sub>
+                  <m:r>
+                    <w:rPr>
+                      <w:rFonts w:ascii="Cambria Math" w:eastAsiaTheme="minorEastAsia" w:hAnsi="Cambria Math"/>
+                    </w:rPr>
+                    <m:t>i,0</m:t>
+                  </m:r>
+                </m:sub>
+              </m:sSub>
+              <m:sSub>
+                <m:sSubPr>
+                  <m:ctrlPr>
+                    <w:rPr>
+                      <w:rFonts w:ascii="Cambria Math" w:eastAsiaTheme="minorEastAsia" w:hAnsi="Cambria Math"/>
+                      <w:i/>
+                    </w:rPr>
+                  </m:ctrlPr>
+                </m:sSubPr>
+                <m:e>
+                  <m:r>
+                    <w:rPr>
+                      <w:rFonts w:ascii="Cambria Math" w:eastAsiaTheme="minorEastAsia" w:hAnsi="Cambria Math"/>
+                    </w:rPr>
+                    <m:t>e</m:t>
+                  </m:r>
+                </m:e>
+                <m:sub>
+                  <m:r>
+                    <w:rPr>
+                      <w:rFonts w:ascii="Cambria Math" w:eastAsiaTheme="minorEastAsia" w:hAnsi="Cambria Math"/>
+                    </w:rPr>
+                    <m:t>i,0</m:t>
+                  </m:r>
+                </m:sub>
+              </m:sSub>
+              <m:r>
+                <w:rPr>
+                  <w:rFonts w:ascii="Cambria Math" w:eastAsiaTheme="minorEastAsia" w:hAnsi="Cambria Math"/>
+                </w:rPr>
+                <m:t>-</m:t>
+              </m:r>
+              <m:sSub>
+                <m:sSubPr>
+                  <m:ctrlPr>
+                    <w:rPr>
+                      <w:rFonts w:ascii="Cambria Math" w:eastAsiaTheme="minorEastAsia" w:hAnsi="Cambria Math"/>
+                      <w:i/>
+                    </w:rPr>
+                  </m:ctrlPr>
+                </m:sSubPr>
+                <m:e>
+                  <m:r>
+                    <w:rPr>
+                      <w:rFonts w:ascii="Cambria Math" w:eastAsiaTheme="minorEastAsia" w:hAnsi="Cambria Math"/>
+                    </w:rPr>
+                    <m:t>s</m:t>
+                  </m:r>
+                </m:e>
+                <m:sub>
+                  <m:r>
+                    <w:rPr>
+                      <w:rFonts w:ascii="Cambria Math" w:eastAsiaTheme="minorEastAsia" w:hAnsi="Cambria Math"/>
+                    </w:rPr>
+                    <m:t>i,0</m:t>
+                  </m:r>
+                </m:sub>
+              </m:sSub>
+              <m:sSub>
+                <m:sSubPr>
+                  <m:ctrlPr>
+                    <w:rPr>
+                      <w:rFonts w:ascii="Cambria Math" w:eastAsiaTheme="minorEastAsia" w:hAnsi="Cambria Math"/>
+                      <w:i/>
+                    </w:rPr>
+                  </m:ctrlPr>
+                </m:sSubPr>
+                <m:e>
+                  <m:r>
+                    <w:rPr>
+                      <w:rFonts w:ascii="Cambria Math" w:eastAsiaTheme="minorEastAsia" w:hAnsi="Cambria Math"/>
+                    </w:rPr>
+                    <m:t>e</m:t>
+                  </m:r>
+                </m:e>
+                <m:sub>
+                  <m:r>
+                    <w:rPr>
+                      <w:rFonts w:ascii="Cambria Math" w:eastAsiaTheme="minorEastAsia" w:hAnsi="Cambria Math"/>
+                    </w:rPr>
+                    <m:t>i,0</m:t>
+                  </m:r>
+                </m:sub>
+              </m:sSub>
+              <m:r>
+                <w:rPr>
+                  <w:rFonts w:ascii="Cambria Math" w:eastAsiaTheme="minorEastAsia" w:hAnsi="Cambria Math"/>
+                </w:rPr>
+                <m:t>+</m:t>
+              </m:r>
+              <m:sSub>
+                <m:sSubPr>
+                  <m:ctrlPr>
+                    <w:rPr>
+                      <w:rFonts w:ascii="Cambria Math" w:eastAsiaTheme="minorEastAsia" w:hAnsi="Cambria Math"/>
+                      <w:i/>
+                    </w:rPr>
+                  </m:ctrlPr>
+                </m:sSubPr>
+                <m:e>
+                  <m:r>
+                    <w:rPr>
+                      <w:rFonts w:ascii="Cambria Math" w:eastAsiaTheme="minorEastAsia" w:hAnsi="Cambria Math"/>
+                    </w:rPr>
+                    <m:t>s</m:t>
+                  </m:r>
+                </m:e>
+                <m:sub>
+                  <m:r>
+                    <w:rPr>
+                      <w:rFonts w:ascii="Cambria Math" w:eastAsiaTheme="minorEastAsia" w:hAnsi="Cambria Math"/>
+                    </w:rPr>
+                    <m:t>i,1</m:t>
+                  </m:r>
+                </m:sub>
+              </m:sSub>
+              <m:sSub>
+                <m:sSubPr>
+                  <m:ctrlPr>
+                    <w:rPr>
+                      <w:rFonts w:ascii="Cambria Math" w:eastAsiaTheme="minorEastAsia" w:hAnsi="Cambria Math"/>
+                      <w:i/>
+                    </w:rPr>
+                  </m:ctrlPr>
+                </m:sSubPr>
+                <m:e>
+                  <m:r>
+                    <w:rPr>
+                      <w:rFonts w:ascii="Cambria Math" w:eastAsiaTheme="minorEastAsia" w:hAnsi="Cambria Math"/>
+                    </w:rPr>
+                    <m:t>e</m:t>
+                  </m:r>
+                </m:e>
+                <m:sub>
+                  <m:r>
+                    <w:rPr>
+                      <w:rFonts w:ascii="Cambria Math" w:eastAsiaTheme="minorEastAsia" w:hAnsi="Cambria Math"/>
+                    </w:rPr>
+                    <m:t>i,1</m:t>
+                  </m:r>
+                </m:sub>
+              </m:sSub>
+            </m:e>
+          </m:d>
+          <m:r>
+            <w:rPr>
+              <w:rFonts w:eastAsiaTheme="minorEastAsia"/>
+            </w:rPr>
+            <w:br/>
+          </m:r>
+        </m:oMath>
+        <m:oMath>
+          <m:r>
+            <w:rPr>
+              <w:rFonts w:ascii="Cambria Math" w:eastAsiaTheme="minorEastAsia" w:hAnsi="Cambria Math"/>
+            </w:rPr>
+            <m:t>C+I</m:t>
+          </m:r>
+          <m:r>
+            <m:rPr>
+              <m:aln/>
+            </m:rPr>
+            <w:rPr>
+              <w:rFonts w:ascii="Cambria Math" w:eastAsiaTheme="minorEastAsia" w:hAnsi="Cambria Math"/>
+            </w:rPr>
+            <m:t>=</m:t>
+          </m:r>
+          <m:sSub>
+            <m:sSubPr>
+              <m:ctrlPr>
+                <w:rPr>
+                  <w:rFonts w:ascii="Cambria Math" w:eastAsiaTheme="minorEastAsia" w:hAnsi="Cambria Math"/>
+                  <w:i/>
+                </w:rPr>
+              </m:ctrlPr>
+            </m:sSubPr>
+            <m:e>
+              <m:r>
+                <w:rPr>
+                  <w:rFonts w:ascii="Cambria Math" w:eastAsiaTheme="minorEastAsia" w:hAnsi="Cambria Math"/>
+                </w:rPr>
+                <m:t>s</m:t>
+              </m:r>
+            </m:e>
+            <m:sub>
+              <m:r>
+                <w:rPr>
+                  <w:rFonts w:ascii="Cambria Math" w:eastAsiaTheme="minorEastAsia" w:hAnsi="Cambria Math"/>
+                </w:rPr>
+                <m:t>i,1</m:t>
+              </m:r>
+            </m:sub>
+          </m:sSub>
+          <m:sSub>
+            <m:sSubPr>
+              <m:ctrlPr>
+                <w:rPr>
+                  <w:rFonts w:ascii="Cambria Math" w:eastAsiaTheme="minorEastAsia" w:hAnsi="Cambria Math"/>
+                  <w:i/>
+                </w:rPr>
+              </m:ctrlPr>
+            </m:sSubPr>
+            <m:e>
+              <m:r>
+                <w:rPr>
+                  <w:rFonts w:ascii="Cambria Math" w:eastAsiaTheme="minorEastAsia" w:hAnsi="Cambria Math"/>
+                </w:rPr>
+                <m:t>e</m:t>
+              </m:r>
+            </m:e>
+            <m:sub>
+              <m:r>
+                <w:rPr>
+                  <w:rFonts w:ascii="Cambria Math" w:eastAsiaTheme="minorEastAsia" w:hAnsi="Cambria Math"/>
+                </w:rPr>
+                <m:t>i,1</m:t>
+              </m:r>
+            </m:sub>
+          </m:sSub>
+          <m:r>
+            <w:rPr>
+              <w:rFonts w:ascii="Cambria Math" w:eastAsiaTheme="minorEastAsia" w:hAnsi="Cambria Math"/>
+            </w:rPr>
+            <m:t>-</m:t>
+          </m:r>
+          <m:sSub>
+            <m:sSubPr>
+              <m:ctrlPr>
+                <w:rPr>
+                  <w:rFonts w:ascii="Cambria Math" w:eastAsiaTheme="minorEastAsia" w:hAnsi="Cambria Math"/>
+                  <w:i/>
+                </w:rPr>
+              </m:ctrlPr>
+            </m:sSubPr>
+            <m:e>
+              <m:r>
+                <w:rPr>
+                  <w:rFonts w:ascii="Cambria Math" w:eastAsiaTheme="minorEastAsia" w:hAnsi="Cambria Math"/>
+                </w:rPr>
+                <m:t>s</m:t>
+              </m:r>
+            </m:e>
+            <m:sub>
+              <m:r>
+                <w:rPr>
+                  <w:rFonts w:ascii="Cambria Math" w:eastAsiaTheme="minorEastAsia" w:hAnsi="Cambria Math"/>
+                </w:rPr>
+                <m:t>i,0</m:t>
+              </m:r>
+            </m:sub>
+          </m:sSub>
+          <m:sSub>
+            <m:sSubPr>
+              <m:ctrlPr>
+                <w:rPr>
+                  <w:rFonts w:ascii="Cambria Math" w:eastAsiaTheme="minorEastAsia" w:hAnsi="Cambria Math"/>
+                  <w:i/>
+                </w:rPr>
+              </m:ctrlPr>
+            </m:sSubPr>
+            <m:e>
+              <m:r>
+                <w:rPr>
+                  <w:rFonts w:ascii="Cambria Math" w:eastAsiaTheme="minorEastAsia" w:hAnsi="Cambria Math"/>
+                </w:rPr>
+                <m:t>e</m:t>
+              </m:r>
+            </m:e>
+            <m:sub>
+              <m:r>
+                <w:rPr>
+                  <w:rFonts w:ascii="Cambria Math" w:eastAsiaTheme="minorEastAsia" w:hAnsi="Cambria Math"/>
+                </w:rPr>
+                <m:t>i,0</m:t>
+              </m:r>
+            </m:sub>
+          </m:sSub>
+        </m:oMath>
+      </m:oMathPara>
+    </w:p>
+    <w:p>
+      <w:pPr>
+        <w:jc w:val="both"/>
+        <w:rPr>
+          <w:rFonts w:eastAsiaTheme="minorEastAsia"/>
+        </w:rPr>
+      </w:pPr>
+      <w:r>
+        <w:rPr>
+          <w:rFonts w:eastAsiaTheme="minorEastAsia"/>
+        </w:rPr>
+        <w:t xml:space="preserve">Indsæt definitionen for </w:t>
+      </w:r>
+      <w:r>
+        <w:rPr>
+          <w:rFonts w:eastAsiaTheme="minorEastAsia"/>
+        </w:rPr>
+        <w:t>e</w:t>
+      </w:r>
+      <w:r>
+        <w:rPr>
+          <w:rFonts w:eastAsiaTheme="minorEastAsia"/>
+        </w:rPr>
+        <w:t>lektrificeringsraten</w:t>
+      </w:r>
+      <w:r>
+        <w:rPr>
+          <w:rFonts w:eastAsiaTheme="minorEastAsia"/>
+        </w:rPr>
+        <w:t xml:space="preserve">, </w:t>
+      </w:r>
+      <m:oMath>
+        <m:sSub>
+          <m:sSubPr>
+            <m:ctrlPr>
+              <w:rPr>
+                <w:rFonts w:ascii="Cambria Math" w:eastAsiaTheme="minorEastAsia" w:hAnsi="Cambria Math"/>
+                <w:i/>
+              </w:rPr>
+            </m:ctrlPr>
+          </m:sSubPr>
+          <m:e>
+            <m:r>
+              <w:rPr>
+                <w:rFonts w:ascii="Cambria Math" w:eastAsiaTheme="minorEastAsia" w:hAnsi="Cambria Math"/>
+              </w:rPr>
+              <m:t>E</m:t>
+            </m:r>
+          </m:e>
+          <m:sub>
+            <m:r>
+              <w:rPr>
+                <w:rFonts w:ascii="Cambria Math" w:eastAsiaTheme="minorEastAsia" w:hAnsi="Cambria Math"/>
+              </w:rPr>
+              <m:t>t</m:t>
+            </m:r>
+          </m:sub>
+        </m:sSub>
+      </m:oMath>
+      <w:r>
+        <w:rPr>
+          <w:rFonts w:eastAsiaTheme="minorEastAsia"/>
+        </w:rPr>
+        <w:t>:</w:t>
+      </w:r>
+    </w:p>
+    <w:p>
+      <w:pPr>
+        <w:jc w:val="both"/>
+        <w:rPr>
+          <w:rFonts w:eastAsiaTheme="minorEastAsia"/>
+        </w:rPr>
+      </w:pPr>
+      <m:oMathPara>
+        <m:oMath>
+          <m:r>
+            <w:rPr>
+              <w:rFonts w:ascii="Cambria Math" w:eastAsiaTheme="minorEastAsia" w:hAnsi="Cambria Math"/>
+            </w:rPr>
+            <m:t>C+I=</m:t>
+          </m:r>
+          <m:sSub>
+            <m:sSubPr>
+              <m:ctrlPr>
+                <w:rPr>
+                  <w:rFonts w:ascii="Cambria Math" w:eastAsiaTheme="minorEastAsia" w:hAnsi="Cambria Math"/>
+                  <w:i/>
+                </w:rPr>
+              </m:ctrlPr>
+            </m:sSubPr>
+            <m:e>
+              <m:r>
+                <w:rPr>
+                  <w:rFonts w:ascii="Cambria Math" w:eastAsiaTheme="minorEastAsia" w:hAnsi="Cambria Math"/>
+                </w:rPr>
+                <m:t>E</m:t>
+              </m:r>
+            </m:e>
+            <m:sub>
+              <m:r>
+                <w:rPr>
+                  <w:rFonts w:ascii="Cambria Math" w:eastAsiaTheme="minorEastAsia" w:hAnsi="Cambria Math"/>
+                </w:rPr>
+                <m:t>1</m:t>
+              </m:r>
+            </m:sub>
+          </m:sSub>
+          <m:r>
+            <w:rPr>
+              <w:rFonts w:ascii="Cambria Math" w:eastAsiaTheme="minorEastAsia" w:hAnsi="Cambria Math"/>
+            </w:rPr>
+            <m:t>-</m:t>
+          </m:r>
+          <m:sSub>
+            <m:sSubPr>
+              <m:ctrlPr>
+                <w:rPr>
+                  <w:rFonts w:ascii="Cambria Math" w:eastAsiaTheme="minorEastAsia" w:hAnsi="Cambria Math"/>
+                  <w:i/>
+                </w:rPr>
+              </m:ctrlPr>
+            </m:sSubPr>
+            <m:e>
+              <m:r>
+                <w:rPr>
+                  <w:rFonts w:ascii="Cambria Math" w:eastAsiaTheme="minorEastAsia" w:hAnsi="Cambria Math"/>
+                </w:rPr>
+                <m:t>E</m:t>
+              </m:r>
+            </m:e>
+            <m:sub>
+              <m:r>
+                <w:rPr>
+                  <w:rFonts w:ascii="Cambria Math" w:eastAsiaTheme="minorEastAsia" w:hAnsi="Cambria Math"/>
+                </w:rPr>
+                <m:t>0</m:t>
+              </m:r>
+            </m:sub>
+          </m:sSub>
+          <m:r>
+            <w:rPr>
+              <w:rFonts w:ascii="Cambria Math" w:eastAsiaTheme="minorEastAsia" w:hAnsi="Cambria Math"/>
+            </w:rPr>
+            <m:t>=</m:t>
+          </m:r>
+          <m:r>
+            <m:rPr>
+              <m:sty m:val="p"/>
+            </m:rPr>
+            <w:rPr>
+              <w:rFonts w:ascii="Cambria Math" w:eastAsiaTheme="minorEastAsia" w:hAnsi="Cambria Math"/>
+            </w:rPr>
+            <m:t>Δ</m:t>
+          </m:r>
+          <m:r>
+            <w:rPr>
+              <w:rFonts w:ascii="Cambria Math" w:eastAsiaTheme="minorEastAsia" w:hAnsi="Cambria Math"/>
+            </w:rPr>
+            <m:t>E.</m:t>
+          </m:r>
+          <m:r>
+            <m:rPr>
+              <m:sty m:val="p"/>
+            </m:rPr>
+            <w:rPr>
+              <w:rFonts w:ascii="Cambria Math" w:eastAsiaTheme="minorEastAsia" w:hAnsi="Cambria Math"/>
+            </w:rPr>
+            <m:t xml:space="preserve"> </m:t>
+          </m:r>
+          <m:r>
+            <m:rPr>
+              <m:sty m:val="p"/>
+            </m:rPr>
+            <w:rPr>
+              <w:rFonts w:ascii="Cambria Math" w:eastAsiaTheme="minorEastAsia" w:hAnsi="Cambria Math"/>
+            </w:rPr>
+            <m:t>  ∎</m:t>
+          </m:r>
+        </m:oMath>
+      </m:oMathPara>
+    </w:p>
+    <w:p>
+      <w:pPr>
+        <w:jc w:val="both"/>
+        <w:rPr>
+          <w:rFonts w:eastAsiaTheme="minorEastAsia"/>
+        </w:rPr>
+      </w:pPr>
+    </w:p>
+    <w:p>
+      <w:pPr>
+        <w:jc w:val="both"/>
+        <w:rPr>
+          <w:rFonts w:eastAsiaTheme="minorEastAsia"/>
+        </w:rPr>
+      </w:pPr>
     </w:p>
     <w:sectPr>
       <w:pgSz w:w="11906" w:h="16838"/>

--- a/figurkatalog.docx
+++ b/figurkatalog.docx
@@ -7,15 +7,7 @@
         <w:jc w:val="both"/>
       </w:pPr>
       <w:r>
-        <w:t xml:space="preserve">Se først andelene af endeligt forbrug af energi, som kommer fra el. Dette kalder EUROSTAT for ”Rate of </w:t>
-      </w:r>
-      <w:proofErr w:type="spellStart"/>
-      <w:r>
-        <w:t>electrification</w:t>
-      </w:r>
-      <w:proofErr w:type="spellEnd"/>
-      <w:r>
-        <w:t xml:space="preserve">”. </w:t>
+        <w:t xml:space="preserve">Se først andelene af endeligt forbrug af energi, som kommer fra el. Dette kalder EUROSTAT for ”Rate of electrification”. </w:t>
       </w:r>
       <w:r>
         <w:t xml:space="preserve">Herunder vist over den tilgængelige tidshorisont for et udvalg af lande. </w:t>
@@ -140,6 +132,9 @@
       </w:r>
       <w:r>
         <w:t xml:space="preserve"> </w:t>
+      </w:r>
+      <w:r>
+        <w:t>Derefter viser jeg hver sektors andel af det samlede energiforbrug.</w:t>
       </w:r>
     </w:p>
     <w:p>
@@ -191,12 +186,15 @@
         <w:t xml:space="preserve"> </w:t>
       </w:r>
       <w:r>
+        <w:rPr>
+          <w:noProof/>
+        </w:rPr>
         <w:lastRenderedPageBreak/>
         <w:drawing>
-          <wp:inline distT="0" distB="0" distL="0" distR="0" wp14:anchorId="522E0EEA" wp14:editId="54A4600C">
+          <wp:inline distT="0" distB="0" distL="0" distR="0" wp14:anchorId="5FCED47A" wp14:editId="0E581F9A">
             <wp:extent cx="6120130" cy="8208010"/>
             <wp:effectExtent l="0" t="0" r="0" b="2540"/>
-            <wp:docPr id="1941220638" name="Picture 1"/>
+            <wp:docPr id="1770772080" name="Picture 1"/>
             <wp:cNvGraphicFramePr>
               <a:graphicFrameLocks xmlns:a="http://schemas.openxmlformats.org/drawingml/2006/main" noChangeAspect="1"/>
             </wp:cNvGraphicFramePr>
@@ -204,7 +202,7 @@
               <a:graphicData uri="http://schemas.openxmlformats.org/drawingml/2006/picture">
                 <pic:pic xmlns:pic="http://schemas.openxmlformats.org/drawingml/2006/picture">
                   <pic:nvPicPr>
-                    <pic:cNvPr id="1941220638" name=""/>
+                    <pic:cNvPr id="1770772080" name=""/>
                     <pic:cNvPicPr/>
                   </pic:nvPicPr>
                   <pic:blipFill>
@@ -235,15 +233,7 @@
       </w:pPr>
       <w:r>
         <w:lastRenderedPageBreak/>
-        <w:t xml:space="preserve">Sidst er selve </w:t>
-      </w:r>
-      <w:proofErr w:type="spellStart"/>
-      <w:r>
-        <w:t>dekomponeringsøvelsen</w:t>
-      </w:r>
-      <w:proofErr w:type="spellEnd"/>
-      <w:r>
-        <w:t xml:space="preserve">, der søger at svare på, hvor meget af udviklingen over tid i elektrificeringsraten, som kommer fra hhv. skift i industrisammensætningen </w:t>
+        <w:t xml:space="preserve">Sidst er selve dekomponeringsøvelsen, der søger at svare på, hvor meget af udviklingen over tid i elektrificeringsraten, som kommer fra hhv. skift i industrisammensætningen </w:t>
       </w:r>
       <w:r>
         <w:t xml:space="preserve">og skift i elintensiteten indenfor industrier. </w:t>
@@ -495,21 +485,7 @@
         <w:rPr>
           <w:rFonts w:eastAsiaTheme="minorEastAsia"/>
         </w:rPr>
-        <w:t>Dette kan gøres ved en shift-</w:t>
-      </w:r>
-      <w:proofErr w:type="spellStart"/>
-      <w:r>
-        <w:rPr>
-          <w:rFonts w:eastAsiaTheme="minorEastAsia"/>
-        </w:rPr>
-        <w:t>share</w:t>
-      </w:r>
-      <w:proofErr w:type="spellEnd"/>
-      <w:r>
-        <w:rPr>
-          <w:rFonts w:eastAsiaTheme="minorEastAsia"/>
-        </w:rPr>
-        <w:t xml:space="preserve"> dekomponering med </w:t>
+        <w:t xml:space="preserve">Dette kan gøres ved en shift-share dekomponering med </w:t>
       </w:r>
       <w:r>
         <w:rPr>
@@ -527,19 +503,13 @@
         <w:rPr>
           <w:rFonts w:eastAsiaTheme="minorEastAsia"/>
         </w:rPr>
-        <w:t xml:space="preserve">, eller </w:t>
-      </w:r>
-      <w:r>
-        <w:rPr>
-          <w:rFonts w:eastAsiaTheme="minorEastAsia"/>
-        </w:rPr>
-        <w:t xml:space="preserve">ved gns. </w:t>
-      </w:r>
-      <w:r>
-        <w:rPr>
-          <w:rFonts w:eastAsiaTheme="minorEastAsia"/>
-        </w:rPr>
-        <w:t xml:space="preserve">mellem de lande for en tværsnitseffekt. </w:t>
+        <w:t>.</w:t>
+      </w:r>
+      <w:r>
+        <w:rPr>
+          <w:rFonts w:eastAsiaTheme="minorEastAsia"/>
+        </w:rPr>
+        <w:t xml:space="preserve"> </w:t>
       </w:r>
       <w:r>
         <w:rPr>
@@ -1165,13 +1135,25 @@
         <w:rPr>
           <w:rFonts w:eastAsiaTheme="minorEastAsia"/>
         </w:rPr>
-        <w:t xml:space="preserve">Hvor det første led angiver sammensætningseffekten, det andet led intensitetseffekten og det tredje led er et </w:t>
-      </w:r>
-      <w:r>
-        <w:rPr>
-          <w:rFonts w:eastAsiaTheme="minorEastAsia"/>
-        </w:rPr>
-        <w:t>interaktionsled</w:t>
+        <w:t>Hvor det første led angiver sammensætningseffekten,</w:t>
+      </w:r>
+      <w:r>
+        <w:rPr>
+          <w:rFonts w:eastAsiaTheme="minorEastAsia"/>
+        </w:rPr>
+        <w:t xml:space="preserve"> og</w:t>
+      </w:r>
+      <w:r>
+        <w:rPr>
+          <w:rFonts w:eastAsiaTheme="minorEastAsia"/>
+        </w:rPr>
+        <w:t xml:space="preserve"> det andet led</w:t>
+      </w:r>
+      <w:r>
+        <w:rPr>
+          <w:rFonts w:eastAsiaTheme="minorEastAsia"/>
+        </w:rPr>
+        <w:t xml:space="preserve"> intensitetseffekten</w:t>
       </w:r>
       <w:r>
         <w:rPr>
@@ -1183,13 +1165,75 @@
         <w:rPr>
           <w:rFonts w:eastAsiaTheme="minorEastAsia"/>
         </w:rPr>
-        <w:t xml:space="preserve"> I første figur angiver en stigning, at landet samlet set har fået en højere elektrificeringsrate over tid. I den anden figur angiver en stigning, at </w:t>
-      </w:r>
-      <w:r>
-        <w:rPr>
-          <w:rFonts w:eastAsiaTheme="minorEastAsia"/>
-        </w:rPr>
-        <w:t>Danmark er relativt mere elektrificeret.</w:t>
+        <w:t xml:space="preserve"> </w:t>
+      </w:r>
+      <w:r>
+        <w:rPr>
+          <w:rFonts w:eastAsiaTheme="minorEastAsia"/>
+        </w:rPr>
+        <w:t xml:space="preserve">Jeg har ændret metoden pga. </w:t>
+      </w:r>
+      <w:r>
+        <w:rPr>
+          <w:rFonts w:eastAsiaTheme="minorEastAsia"/>
+        </w:rPr>
+        <w:t xml:space="preserve">en fejl i vægtene, så de nu stemmer overens. Ideen er, at når vi definerer vægtene til at være </w:t>
+      </w:r>
+      <w:r>
+        <w:rPr>
+          <w:rFonts w:eastAsiaTheme="minorEastAsia"/>
+        </w:rPr>
+        <w:t>midtpunktet</w:t>
+      </w:r>
+      <w:r>
+        <w:rPr>
+          <w:rFonts w:eastAsiaTheme="minorEastAsia"/>
+        </w:rPr>
+        <w:t xml:space="preserve">, da undgår vi </w:t>
+      </w:r>
+      <w:r>
+        <w:rPr>
+          <w:rFonts w:eastAsiaTheme="minorEastAsia"/>
+        </w:rPr>
+        <w:t>interaktionsleddet. Jeg har lavet et kort bevis for dette sidst i dokumentet.</w:t>
+      </w:r>
+    </w:p>
+    <w:p>
+      <w:pPr>
+        <w:jc w:val="both"/>
+        <w:rPr>
+          <w:rFonts w:eastAsiaTheme="minorEastAsia"/>
+        </w:rPr>
+      </w:pPr>
+      <w:r>
+        <w:rPr>
+          <w:rFonts w:eastAsiaTheme="minorEastAsia"/>
+        </w:rPr>
+        <w:t xml:space="preserve">I </w:t>
+      </w:r>
+      <w:r>
+        <w:rPr>
+          <w:rFonts w:eastAsiaTheme="minorEastAsia"/>
+        </w:rPr>
+        <w:t>følgende</w:t>
+      </w:r>
+      <w:r>
+        <w:rPr>
+          <w:rFonts w:eastAsiaTheme="minorEastAsia"/>
+        </w:rPr>
+        <w:t xml:space="preserve"> figur angiver en stigning, at landet samlet set har fået en højere elektrificeringsrate </w:t>
+      </w:r>
+      <w:r>
+        <w:rPr>
+          <w:rFonts w:eastAsiaTheme="minorEastAsia"/>
+        </w:rPr>
+        <w:t>fra 1995 til 2023</w:t>
+      </w:r>
+      <w:r>
+        <w:rPr>
+          <w:rFonts w:eastAsiaTheme="minorEastAsia"/>
+        </w:rPr>
+        <w:t>, hvor date er tilgængeligt.</w:t>
       </w:r>
     </w:p>
     <w:p>
@@ -1255,18 +1299,175 @@
     </w:p>
     <w:p>
       <w:pPr>
+        <w:rPr>
+          <w:rFonts w:eastAsiaTheme="minorEastAsia"/>
+        </w:rPr>
+      </w:pPr>
+      <w:r>
+        <w:rPr>
+          <w:rFonts w:eastAsiaTheme="minorEastAsia"/>
+        </w:rPr>
+        <w:lastRenderedPageBreak/>
+        <w:t>Sidst definerer jeg grøn energi til summen af vind-, sol-, kernekraft-, biomass</w:t>
+      </w:r>
+      <w:r>
+        <w:rPr>
+          <w:rFonts w:eastAsiaTheme="minorEastAsia"/>
+        </w:rPr>
+        <w:t>e</w:t>
+      </w:r>
+      <w:r>
+        <w:rPr>
+          <w:rFonts w:eastAsiaTheme="minorEastAsia"/>
+        </w:rPr>
+        <w:t xml:space="preserve">- og hydroenergi, hvilket givet følgende resultater. </w:t>
+      </w:r>
+    </w:p>
+    <w:p>
+      <w:pPr>
+        <w:rPr>
+          <w:rFonts w:eastAsiaTheme="minorEastAsia"/>
+        </w:rPr>
+      </w:pPr>
+      <w:r>
+        <w:rPr>
+          <w:rFonts w:eastAsiaTheme="minorEastAsia"/>
+        </w:rPr>
+        <w:drawing>
+          <wp:inline distT="0" distB="0" distL="0" distR="0" wp14:anchorId="18F1A8F9" wp14:editId="6E5CEDB3">
+            <wp:extent cx="6120130" cy="2484120"/>
+            <wp:effectExtent l="0" t="0" r="0" b="0"/>
+            <wp:docPr id="820161923" name="Picture 1"/>
+            <wp:cNvGraphicFramePr>
+              <a:graphicFrameLocks xmlns:a="http://schemas.openxmlformats.org/drawingml/2006/main" noChangeAspect="1"/>
+            </wp:cNvGraphicFramePr>
+            <a:graphic xmlns:a="http://schemas.openxmlformats.org/drawingml/2006/main">
+              <a:graphicData uri="http://schemas.openxmlformats.org/drawingml/2006/picture">
+                <pic:pic xmlns:pic="http://schemas.openxmlformats.org/drawingml/2006/picture">
+                  <pic:nvPicPr>
+                    <pic:cNvPr id="820161923" name=""/>
+                    <pic:cNvPicPr/>
+                  </pic:nvPicPr>
+                  <pic:blipFill>
+                    <a:blip r:embed="rId13"/>
+                    <a:stretch>
+                      <a:fillRect/>
+                    </a:stretch>
+                  </pic:blipFill>
+                  <pic:spPr>
+                    <a:xfrm>
+                      <a:off x="0" y="0"/>
+                      <a:ext cx="6120130" cy="2484120"/>
+                    </a:xfrm>
+                    <a:prstGeom prst="rect">
+                      <a:avLst/>
+                    </a:prstGeom>
+                  </pic:spPr>
+                </pic:pic>
+              </a:graphicData>
+            </a:graphic>
+          </wp:inline>
+        </w:drawing>
+      </w:r>
+    </w:p>
+    <w:p>
+      <w:pPr>
+        <w:rPr>
+          <w:rFonts w:eastAsiaTheme="minorEastAsia"/>
+        </w:rPr>
+      </w:pPr>
+      <w:r>
+        <w:rPr>
+          <w:rFonts w:eastAsiaTheme="minorEastAsia"/>
+        </w:rPr>
+        <w:t xml:space="preserve">Herunder ses videre et tværsnit for 2024. </w:t>
+      </w:r>
+    </w:p>
+    <w:p>
+      <w:pPr>
+        <w:rPr>
+          <w:rFonts w:eastAsiaTheme="minorEastAsia"/>
+        </w:rPr>
+      </w:pPr>
+      <w:r>
+        <w:rPr>
+          <w:rFonts w:eastAsiaTheme="minorEastAsia"/>
+        </w:rPr>
+        <w:drawing>
+          <wp:inline distT="0" distB="0" distL="0" distR="0" wp14:anchorId="7E8AC71F" wp14:editId="28D09A49">
+            <wp:extent cx="6120130" cy="2390775"/>
+            <wp:effectExtent l="0" t="0" r="0" b="9525"/>
+            <wp:docPr id="1099765263" name="Picture 1"/>
+            <wp:cNvGraphicFramePr>
+              <a:graphicFrameLocks xmlns:a="http://schemas.openxmlformats.org/drawingml/2006/main" noChangeAspect="1"/>
+            </wp:cNvGraphicFramePr>
+            <a:graphic xmlns:a="http://schemas.openxmlformats.org/drawingml/2006/main">
+              <a:graphicData uri="http://schemas.openxmlformats.org/drawingml/2006/picture">
+                <pic:pic xmlns:pic="http://schemas.openxmlformats.org/drawingml/2006/picture">
+                  <pic:nvPicPr>
+                    <pic:cNvPr id="1099765263" name=""/>
+                    <pic:cNvPicPr/>
+                  </pic:nvPicPr>
+                  <pic:blipFill>
+                    <a:blip r:embed="rId14"/>
+                    <a:stretch>
+                      <a:fillRect/>
+                    </a:stretch>
+                  </pic:blipFill>
+                  <pic:spPr>
+                    <a:xfrm>
+                      <a:off x="0" y="0"/>
+                      <a:ext cx="6120130" cy="2390775"/>
+                    </a:xfrm>
+                    <a:prstGeom prst="rect">
+                      <a:avLst/>
+                    </a:prstGeom>
+                  </pic:spPr>
+                </pic:pic>
+              </a:graphicData>
+            </a:graphic>
+          </wp:inline>
+        </w:drawing>
+      </w:r>
+      <w:r>
+        <w:rPr>
+          <w:rFonts w:eastAsiaTheme="minorEastAsia"/>
+        </w:rPr>
+        <w:br w:type="page"/>
+      </w:r>
+    </w:p>
+    <w:p>
+      <w:pPr>
         <w:jc w:val="both"/>
-        <w:rPr>
-          <w:rFonts w:eastAsiaTheme="minorEastAsia"/>
-        </w:rPr>
-      </w:pPr>
-      <w:r>
         <w:rPr>
           <w:rFonts w:eastAsiaTheme="minorEastAsia"/>
           <w:b/>
           <w:bCs/>
         </w:rPr>
+      </w:pPr>
+      <w:r>
+        <w:rPr>
+          <w:rFonts w:eastAsiaTheme="minorEastAsia"/>
+          <w:b/>
+          <w:bCs/>
+        </w:rPr>
         <w:lastRenderedPageBreak/>
+        <w:t>Appendix</w:t>
+      </w:r>
+    </w:p>
+    <w:p>
+      <w:pPr>
+        <w:jc w:val="both"/>
+        <w:rPr>
+          <w:rFonts w:eastAsiaTheme="minorEastAsia"/>
+        </w:rPr>
+      </w:pPr>
+      <w:r>
+        <w:rPr>
+          <w:rFonts w:eastAsiaTheme="minorEastAsia"/>
+          <w:b/>
+          <w:bCs/>
+        </w:rPr>
         <w:t>Definitioner</w:t>
       </w:r>
       <w:r>
@@ -3443,478 +3644,838 @@
               </m:ctrlPr>
             </m:den>
           </m:f>
-          <m:d>
-            <m:dPr>
-              <m:begChr m:val="["/>
-              <m:endChr m:val="]"/>
+          <m:nary>
+            <m:naryPr>
+              <m:chr m:val="∑"/>
+              <m:supHide m:val="1"/>
+              <m:ctrlPr>
+                <w:rPr>
+                  <w:rFonts w:ascii="Cambria Math" w:eastAsiaTheme="minorEastAsia" w:hAnsi="Cambria Math"/>
+                </w:rPr>
+              </m:ctrlPr>
+            </m:naryPr>
+            <m:sub>
+              <m:r>
+                <w:rPr>
+                  <w:rFonts w:ascii="Cambria Math" w:eastAsiaTheme="minorEastAsia" w:hAnsi="Cambria Math"/>
+                </w:rPr>
+                <m:t>i</m:t>
+              </m:r>
               <m:ctrlPr>
                 <w:rPr>
                   <w:rFonts w:ascii="Cambria Math" w:eastAsiaTheme="minorEastAsia" w:hAnsi="Cambria Math"/>
                   <w:i/>
                 </w:rPr>
               </m:ctrlPr>
-            </m:dPr>
+            </m:sub>
+            <m:sup>
+              <m:ctrlPr>
+                <w:rPr>
+                  <w:rFonts w:ascii="Cambria Math" w:eastAsiaTheme="minorEastAsia" w:hAnsi="Cambria Math"/>
+                  <w:i/>
+                </w:rPr>
+              </m:ctrlPr>
+            </m:sup>
             <m:e>
-              <m:sSub>
-                <m:sSubPr>
+              <m:d>
+                <m:dPr>
+                  <m:begChr m:val="["/>
+                  <m:endChr m:val="]"/>
                   <m:ctrlPr>
                     <w:rPr>
                       <w:rFonts w:ascii="Cambria Math" w:eastAsiaTheme="minorEastAsia" w:hAnsi="Cambria Math"/>
                       <w:i/>
                     </w:rPr>
                   </m:ctrlPr>
-                </m:sSubPr>
+                </m:dPr>
                 <m:e>
-                  <m:r>
-                    <w:rPr>
-                      <w:rFonts w:ascii="Cambria Math" w:eastAsiaTheme="minorEastAsia" w:hAnsi="Cambria Math"/>
-                    </w:rPr>
-                    <m:t>s</m:t>
-                  </m:r>
+                  <m:sSub>
+                    <m:sSubPr>
+                      <m:ctrlPr>
+                        <w:rPr>
+                          <w:rFonts w:ascii="Cambria Math" w:eastAsiaTheme="minorEastAsia" w:hAnsi="Cambria Math"/>
+                          <w:i/>
+                        </w:rPr>
+                      </m:ctrlPr>
+                    </m:sSubPr>
+                    <m:e>
+                      <m:r>
+                        <w:rPr>
+                          <w:rFonts w:ascii="Cambria Math" w:eastAsiaTheme="minorEastAsia" w:hAnsi="Cambria Math"/>
+                        </w:rPr>
+                        <m:t>s</m:t>
+                      </m:r>
+                    </m:e>
+                    <m:sub>
+                      <m:r>
+                        <w:rPr>
+                          <w:rFonts w:ascii="Cambria Math" w:eastAsiaTheme="minorEastAsia" w:hAnsi="Cambria Math"/>
+                        </w:rPr>
+                        <m:t>i,1</m:t>
+                      </m:r>
+                    </m:sub>
+                  </m:sSub>
+                  <m:sSub>
+                    <m:sSubPr>
+                      <m:ctrlPr>
+                        <w:rPr>
+                          <w:rFonts w:ascii="Cambria Math" w:eastAsiaTheme="minorEastAsia" w:hAnsi="Cambria Math"/>
+                          <w:i/>
+                        </w:rPr>
+                      </m:ctrlPr>
+                    </m:sSubPr>
+                    <m:e>
+                      <m:r>
+                        <w:rPr>
+                          <w:rFonts w:ascii="Cambria Math" w:eastAsiaTheme="minorEastAsia" w:hAnsi="Cambria Math"/>
+                        </w:rPr>
+                        <m:t>e</m:t>
+                      </m:r>
+                    </m:e>
+                    <m:sub>
+                      <m:r>
+                        <w:rPr>
+                          <w:rFonts w:ascii="Cambria Math" w:eastAsiaTheme="minorEastAsia" w:hAnsi="Cambria Math"/>
+                        </w:rPr>
+                        <m:t>i,0</m:t>
+                      </m:r>
+                    </m:sub>
+                  </m:sSub>
+                  <m:r>
+                    <w:rPr>
+                      <w:rFonts w:ascii="Cambria Math" w:eastAsiaTheme="minorEastAsia" w:hAnsi="Cambria Math"/>
+                    </w:rPr>
+                    <m:t>+</m:t>
+                  </m:r>
+                  <m:sSub>
+                    <m:sSubPr>
+                      <m:ctrlPr>
+                        <w:rPr>
+                          <w:rFonts w:ascii="Cambria Math" w:eastAsiaTheme="minorEastAsia" w:hAnsi="Cambria Math"/>
+                          <w:i/>
+                        </w:rPr>
+                      </m:ctrlPr>
+                    </m:sSubPr>
+                    <m:e>
+                      <m:r>
+                        <w:rPr>
+                          <w:rFonts w:ascii="Cambria Math" w:eastAsiaTheme="minorEastAsia" w:hAnsi="Cambria Math"/>
+                        </w:rPr>
+                        <m:t>s</m:t>
+                      </m:r>
+                    </m:e>
+                    <m:sub>
+                      <m:r>
+                        <w:rPr>
+                          <w:rFonts w:ascii="Cambria Math" w:eastAsiaTheme="minorEastAsia" w:hAnsi="Cambria Math"/>
+                        </w:rPr>
+                        <m:t>i,1</m:t>
+                      </m:r>
+                    </m:sub>
+                  </m:sSub>
+                  <m:sSub>
+                    <m:sSubPr>
+                      <m:ctrlPr>
+                        <w:rPr>
+                          <w:rFonts w:ascii="Cambria Math" w:eastAsiaTheme="minorEastAsia" w:hAnsi="Cambria Math"/>
+                          <w:i/>
+                        </w:rPr>
+                      </m:ctrlPr>
+                    </m:sSubPr>
+                    <m:e>
+                      <m:r>
+                        <w:rPr>
+                          <w:rFonts w:ascii="Cambria Math" w:eastAsiaTheme="minorEastAsia" w:hAnsi="Cambria Math"/>
+                        </w:rPr>
+                        <m:t>e</m:t>
+                      </m:r>
+                    </m:e>
+                    <m:sub>
+                      <m:r>
+                        <w:rPr>
+                          <w:rFonts w:ascii="Cambria Math" w:eastAsiaTheme="minorEastAsia" w:hAnsi="Cambria Math"/>
+                        </w:rPr>
+                        <m:t>i,1</m:t>
+                      </m:r>
+                    </m:sub>
+                  </m:sSub>
+                  <m:r>
+                    <w:rPr>
+                      <w:rFonts w:ascii="Cambria Math" w:eastAsiaTheme="minorEastAsia" w:hAnsi="Cambria Math"/>
+                    </w:rPr>
+                    <m:t>-</m:t>
+                  </m:r>
+                  <m:sSub>
+                    <m:sSubPr>
+                      <m:ctrlPr>
+                        <w:rPr>
+                          <w:rFonts w:ascii="Cambria Math" w:eastAsiaTheme="minorEastAsia" w:hAnsi="Cambria Math"/>
+                          <w:i/>
+                        </w:rPr>
+                      </m:ctrlPr>
+                    </m:sSubPr>
+                    <m:e>
+                      <m:r>
+                        <w:rPr>
+                          <w:rFonts w:ascii="Cambria Math" w:eastAsiaTheme="minorEastAsia" w:hAnsi="Cambria Math"/>
+                        </w:rPr>
+                        <m:t>s</m:t>
+                      </m:r>
+                    </m:e>
+                    <m:sub>
+                      <m:r>
+                        <w:rPr>
+                          <w:rFonts w:ascii="Cambria Math" w:eastAsiaTheme="minorEastAsia" w:hAnsi="Cambria Math"/>
+                        </w:rPr>
+                        <m:t>i,0</m:t>
+                      </m:r>
+                    </m:sub>
+                  </m:sSub>
+                  <m:sSub>
+                    <m:sSubPr>
+                      <m:ctrlPr>
+                        <w:rPr>
+                          <w:rFonts w:ascii="Cambria Math" w:eastAsiaTheme="minorEastAsia" w:hAnsi="Cambria Math"/>
+                          <w:i/>
+                        </w:rPr>
+                      </m:ctrlPr>
+                    </m:sSubPr>
+                    <m:e>
+                      <m:r>
+                        <w:rPr>
+                          <w:rFonts w:ascii="Cambria Math" w:eastAsiaTheme="minorEastAsia" w:hAnsi="Cambria Math"/>
+                        </w:rPr>
+                        <m:t>e</m:t>
+                      </m:r>
+                    </m:e>
+                    <m:sub>
+                      <m:r>
+                        <w:rPr>
+                          <w:rFonts w:ascii="Cambria Math" w:eastAsiaTheme="minorEastAsia" w:hAnsi="Cambria Math"/>
+                        </w:rPr>
+                        <m:t>i,0</m:t>
+                      </m:r>
+                    </m:sub>
+                  </m:sSub>
+                  <m:r>
+                    <w:rPr>
+                      <w:rFonts w:ascii="Cambria Math" w:eastAsiaTheme="minorEastAsia" w:hAnsi="Cambria Math"/>
+                    </w:rPr>
+                    <m:t>-</m:t>
+                  </m:r>
+                  <m:sSub>
+                    <m:sSubPr>
+                      <m:ctrlPr>
+                        <w:rPr>
+                          <w:rFonts w:ascii="Cambria Math" w:eastAsiaTheme="minorEastAsia" w:hAnsi="Cambria Math"/>
+                          <w:i/>
+                        </w:rPr>
+                      </m:ctrlPr>
+                    </m:sSubPr>
+                    <m:e>
+                      <m:r>
+                        <w:rPr>
+                          <w:rFonts w:ascii="Cambria Math" w:eastAsiaTheme="minorEastAsia" w:hAnsi="Cambria Math"/>
+                        </w:rPr>
+                        <m:t>s</m:t>
+                      </m:r>
+                    </m:e>
+                    <m:sub>
+                      <m:r>
+                        <w:rPr>
+                          <w:rFonts w:ascii="Cambria Math" w:eastAsiaTheme="minorEastAsia" w:hAnsi="Cambria Math"/>
+                        </w:rPr>
+                        <m:t>i,0</m:t>
+                      </m:r>
+                    </m:sub>
+                  </m:sSub>
+                  <m:sSub>
+                    <m:sSubPr>
+                      <m:ctrlPr>
+                        <w:rPr>
+                          <w:rFonts w:ascii="Cambria Math" w:eastAsiaTheme="minorEastAsia" w:hAnsi="Cambria Math"/>
+                          <w:i/>
+                        </w:rPr>
+                      </m:ctrlPr>
+                    </m:sSubPr>
+                    <m:e>
+                      <m:r>
+                        <w:rPr>
+                          <w:rFonts w:ascii="Cambria Math" w:eastAsiaTheme="minorEastAsia" w:hAnsi="Cambria Math"/>
+                        </w:rPr>
+                        <m:t>e</m:t>
+                      </m:r>
+                    </m:e>
+                    <m:sub>
+                      <m:r>
+                        <w:rPr>
+                          <w:rFonts w:ascii="Cambria Math" w:eastAsiaTheme="minorEastAsia" w:hAnsi="Cambria Math"/>
+                        </w:rPr>
+                        <m:t>i,1</m:t>
+                      </m:r>
+                    </m:sub>
+                  </m:sSub>
+                  <m:r>
+                    <w:rPr>
+                      <w:rFonts w:ascii="Cambria Math" w:eastAsiaTheme="minorEastAsia" w:hAnsi="Cambria Math"/>
+                    </w:rPr>
+                    <m:t>+</m:t>
+                  </m:r>
+                  <m:sSub>
+                    <m:sSubPr>
+                      <m:ctrlPr>
+                        <w:rPr>
+                          <w:rFonts w:ascii="Cambria Math" w:eastAsiaTheme="minorEastAsia" w:hAnsi="Cambria Math"/>
+                          <w:i/>
+                        </w:rPr>
+                      </m:ctrlPr>
+                    </m:sSubPr>
+                    <m:e>
+                      <m:r>
+                        <w:rPr>
+                          <w:rFonts w:ascii="Cambria Math" w:eastAsiaTheme="minorEastAsia" w:hAnsi="Cambria Math"/>
+                        </w:rPr>
+                        <m:t>s</m:t>
+                      </m:r>
+                    </m:e>
+                    <m:sub>
+                      <m:r>
+                        <w:rPr>
+                          <w:rFonts w:ascii="Cambria Math" w:eastAsiaTheme="minorEastAsia" w:hAnsi="Cambria Math"/>
+                        </w:rPr>
+                        <m:t>i,0</m:t>
+                      </m:r>
+                    </m:sub>
+                  </m:sSub>
+                  <m:sSub>
+                    <m:sSubPr>
+                      <m:ctrlPr>
+                        <w:rPr>
+                          <w:rFonts w:ascii="Cambria Math" w:eastAsiaTheme="minorEastAsia" w:hAnsi="Cambria Math"/>
+                          <w:i/>
+                        </w:rPr>
+                      </m:ctrlPr>
+                    </m:sSubPr>
+                    <m:e>
+                      <m:r>
+                        <w:rPr>
+                          <w:rFonts w:ascii="Cambria Math" w:eastAsiaTheme="minorEastAsia" w:hAnsi="Cambria Math"/>
+                        </w:rPr>
+                        <m:t>e</m:t>
+                      </m:r>
+                    </m:e>
+                    <m:sub>
+                      <m:r>
+                        <w:rPr>
+                          <w:rFonts w:ascii="Cambria Math" w:eastAsiaTheme="minorEastAsia" w:hAnsi="Cambria Math"/>
+                        </w:rPr>
+                        <m:t>i,1</m:t>
+                      </m:r>
+                    </m:sub>
+                  </m:sSub>
+                  <m:r>
+                    <w:rPr>
+                      <w:rFonts w:ascii="Cambria Math" w:eastAsiaTheme="minorEastAsia" w:hAnsi="Cambria Math"/>
+                    </w:rPr>
+                    <m:t>-</m:t>
+                  </m:r>
+                  <m:sSub>
+                    <m:sSubPr>
+                      <m:ctrlPr>
+                        <w:rPr>
+                          <w:rFonts w:ascii="Cambria Math" w:eastAsiaTheme="minorEastAsia" w:hAnsi="Cambria Math"/>
+                          <w:i/>
+                        </w:rPr>
+                      </m:ctrlPr>
+                    </m:sSubPr>
+                    <m:e>
+                      <m:r>
+                        <w:rPr>
+                          <w:rFonts w:ascii="Cambria Math" w:eastAsiaTheme="minorEastAsia" w:hAnsi="Cambria Math"/>
+                        </w:rPr>
+                        <m:t>s</m:t>
+                      </m:r>
+                    </m:e>
+                    <m:sub>
+                      <m:r>
+                        <w:rPr>
+                          <w:rFonts w:ascii="Cambria Math" w:eastAsiaTheme="minorEastAsia" w:hAnsi="Cambria Math"/>
+                        </w:rPr>
+                        <m:t>i,0</m:t>
+                      </m:r>
+                    </m:sub>
+                  </m:sSub>
+                  <m:sSub>
+                    <m:sSubPr>
+                      <m:ctrlPr>
+                        <w:rPr>
+                          <w:rFonts w:ascii="Cambria Math" w:eastAsiaTheme="minorEastAsia" w:hAnsi="Cambria Math"/>
+                          <w:i/>
+                        </w:rPr>
+                      </m:ctrlPr>
+                    </m:sSubPr>
+                    <m:e>
+                      <m:r>
+                        <w:rPr>
+                          <w:rFonts w:ascii="Cambria Math" w:eastAsiaTheme="minorEastAsia" w:hAnsi="Cambria Math"/>
+                        </w:rPr>
+                        <m:t>e</m:t>
+                      </m:r>
+                    </m:e>
+                    <m:sub>
+                      <m:r>
+                        <w:rPr>
+                          <w:rFonts w:ascii="Cambria Math" w:eastAsiaTheme="minorEastAsia" w:hAnsi="Cambria Math"/>
+                        </w:rPr>
+                        <m:t>i,0</m:t>
+                      </m:r>
+                    </m:sub>
+                  </m:sSub>
+                  <m:r>
+                    <w:rPr>
+                      <w:rFonts w:ascii="Cambria Math" w:eastAsiaTheme="minorEastAsia" w:hAnsi="Cambria Math"/>
+                    </w:rPr>
+                    <m:t>+</m:t>
+                  </m:r>
+                  <m:sSub>
+                    <m:sSubPr>
+                      <m:ctrlPr>
+                        <w:rPr>
+                          <w:rFonts w:ascii="Cambria Math" w:eastAsiaTheme="minorEastAsia" w:hAnsi="Cambria Math"/>
+                          <w:i/>
+                        </w:rPr>
+                      </m:ctrlPr>
+                    </m:sSubPr>
+                    <m:e>
+                      <m:r>
+                        <w:rPr>
+                          <w:rFonts w:ascii="Cambria Math" w:eastAsiaTheme="minorEastAsia" w:hAnsi="Cambria Math"/>
+                        </w:rPr>
+                        <m:t>s</m:t>
+                      </m:r>
+                    </m:e>
+                    <m:sub>
+                      <m:r>
+                        <w:rPr>
+                          <w:rFonts w:ascii="Cambria Math" w:eastAsiaTheme="minorEastAsia" w:hAnsi="Cambria Math"/>
+                        </w:rPr>
+                        <m:t>i,1</m:t>
+                      </m:r>
+                    </m:sub>
+                  </m:sSub>
+                  <m:sSub>
+                    <m:sSubPr>
+                      <m:ctrlPr>
+                        <w:rPr>
+                          <w:rFonts w:ascii="Cambria Math" w:eastAsiaTheme="minorEastAsia" w:hAnsi="Cambria Math"/>
+                          <w:i/>
+                        </w:rPr>
+                      </m:ctrlPr>
+                    </m:sSubPr>
+                    <m:e>
+                      <m:r>
+                        <w:rPr>
+                          <w:rFonts w:ascii="Cambria Math" w:eastAsiaTheme="minorEastAsia" w:hAnsi="Cambria Math"/>
+                        </w:rPr>
+                        <m:t>e</m:t>
+                      </m:r>
+                    </m:e>
+                    <m:sub>
+                      <m:r>
+                        <w:rPr>
+                          <w:rFonts w:ascii="Cambria Math" w:eastAsiaTheme="minorEastAsia" w:hAnsi="Cambria Math"/>
+                        </w:rPr>
+                        <m:t>i,1</m:t>
+                      </m:r>
+                    </m:sub>
+                  </m:sSub>
+                  <m:r>
+                    <w:rPr>
+                      <w:rFonts w:ascii="Cambria Math" w:eastAsiaTheme="minorEastAsia" w:hAnsi="Cambria Math"/>
+                    </w:rPr>
+                    <m:t>-</m:t>
+                  </m:r>
+                  <m:sSub>
+                    <m:sSubPr>
+                      <m:ctrlPr>
+                        <w:rPr>
+                          <w:rFonts w:ascii="Cambria Math" w:eastAsiaTheme="minorEastAsia" w:hAnsi="Cambria Math"/>
+                          <w:i/>
+                        </w:rPr>
+                      </m:ctrlPr>
+                    </m:sSubPr>
+                    <m:e>
+                      <m:r>
+                        <w:rPr>
+                          <w:rFonts w:ascii="Cambria Math" w:eastAsiaTheme="minorEastAsia" w:hAnsi="Cambria Math"/>
+                        </w:rPr>
+                        <m:t>s</m:t>
+                      </m:r>
+                    </m:e>
+                    <m:sub>
+                      <m:r>
+                        <w:rPr>
+                          <w:rFonts w:ascii="Cambria Math" w:eastAsiaTheme="minorEastAsia" w:hAnsi="Cambria Math"/>
+                        </w:rPr>
+                        <m:t>i,1</m:t>
+                      </m:r>
+                    </m:sub>
+                  </m:sSub>
+                  <m:sSub>
+                    <m:sSubPr>
+                      <m:ctrlPr>
+                        <w:rPr>
+                          <w:rFonts w:ascii="Cambria Math" w:eastAsiaTheme="minorEastAsia" w:hAnsi="Cambria Math"/>
+                          <w:i/>
+                        </w:rPr>
+                      </m:ctrlPr>
+                    </m:sSubPr>
+                    <m:e>
+                      <m:r>
+                        <w:rPr>
+                          <w:rFonts w:ascii="Cambria Math" w:eastAsiaTheme="minorEastAsia" w:hAnsi="Cambria Math"/>
+                        </w:rPr>
+                        <m:t>e</m:t>
+                      </m:r>
+                    </m:e>
+                    <m:sub>
+                      <m:r>
+                        <w:rPr>
+                          <w:rFonts w:ascii="Cambria Math" w:eastAsiaTheme="minorEastAsia" w:hAnsi="Cambria Math"/>
+                        </w:rPr>
+                        <m:t>i,0</m:t>
+                      </m:r>
+                    </m:sub>
+                  </m:sSub>
                 </m:e>
-                <m:sub>
-                  <m:r>
-                    <w:rPr>
-                      <w:rFonts w:ascii="Cambria Math" w:eastAsiaTheme="minorEastAsia" w:hAnsi="Cambria Math"/>
-                    </w:rPr>
-                    <m:t>i,1</m:t>
-                  </m:r>
-                </m:sub>
-              </m:sSub>
-              <m:sSub>
-                <m:sSubPr>
+              </m:d>
+              <m:ctrlPr>
+                <w:rPr>
+                  <w:rFonts w:ascii="Cambria Math" w:eastAsiaTheme="minorEastAsia" w:hAnsi="Cambria Math"/>
+                  <w:i/>
+                </w:rPr>
+              </m:ctrlPr>
+            </m:e>
+          </m:nary>
+          <m:r>
+            <w:rPr>
+              <w:rFonts w:eastAsiaTheme="minorEastAsia"/>
+            </w:rPr>
+            <w:br/>
+          </m:r>
+        </m:oMath>
+        <m:oMath>
+          <m:r>
+            <w:rPr>
+              <w:rFonts w:ascii="Cambria Math" w:eastAsiaTheme="minorEastAsia" w:hAnsi="Cambria Math"/>
+            </w:rPr>
+            <m:t>C+I=</m:t>
+          </m:r>
+          <m:f>
+            <m:fPr>
+              <m:ctrlPr>
+                <w:rPr>
+                  <w:rFonts w:ascii="Cambria Math" w:eastAsiaTheme="minorEastAsia" w:hAnsi="Cambria Math"/>
+                </w:rPr>
+              </m:ctrlPr>
+            </m:fPr>
+            <m:num>
+              <m:r>
+                <w:rPr>
+                  <w:rFonts w:ascii="Cambria Math" w:eastAsiaTheme="minorEastAsia" w:hAnsi="Cambria Math"/>
+                </w:rPr>
+                <m:t>1</m:t>
+              </m:r>
+              <m:ctrlPr>
+                <w:rPr>
+                  <w:rFonts w:ascii="Cambria Math" w:eastAsiaTheme="minorEastAsia" w:hAnsi="Cambria Math"/>
+                  <w:i/>
+                </w:rPr>
+              </m:ctrlPr>
+            </m:num>
+            <m:den>
+              <m:r>
+                <w:rPr>
+                  <w:rFonts w:ascii="Cambria Math" w:eastAsiaTheme="minorEastAsia" w:hAnsi="Cambria Math"/>
+                </w:rPr>
+                <m:t>2</m:t>
+              </m:r>
+              <m:ctrlPr>
+                <w:rPr>
+                  <w:rFonts w:ascii="Cambria Math" w:eastAsiaTheme="minorEastAsia" w:hAnsi="Cambria Math"/>
+                  <w:i/>
+                </w:rPr>
+              </m:ctrlPr>
+            </m:den>
+          </m:f>
+          <m:nary>
+            <m:naryPr>
+              <m:chr m:val="∑"/>
+              <m:supHide m:val="1"/>
+              <m:ctrlPr>
+                <w:rPr>
+                  <w:rFonts w:ascii="Cambria Math" w:eastAsiaTheme="minorEastAsia" w:hAnsi="Cambria Math"/>
+                </w:rPr>
+              </m:ctrlPr>
+            </m:naryPr>
+            <m:sub>
+              <m:r>
+                <w:rPr>
+                  <w:rFonts w:ascii="Cambria Math" w:eastAsiaTheme="minorEastAsia" w:hAnsi="Cambria Math"/>
+                </w:rPr>
+                <m:t>i</m:t>
+              </m:r>
+              <m:ctrlPr>
+                <w:rPr>
+                  <w:rFonts w:ascii="Cambria Math" w:eastAsiaTheme="minorEastAsia" w:hAnsi="Cambria Math"/>
+                  <w:i/>
+                </w:rPr>
+              </m:ctrlPr>
+            </m:sub>
+            <m:sup/>
+            <m:e>
+              <m:d>
+                <m:dPr>
+                  <m:begChr m:val="["/>
+                  <m:endChr m:val="]"/>
                   <m:ctrlPr>
                     <w:rPr>
                       <w:rFonts w:ascii="Cambria Math" w:eastAsiaTheme="minorEastAsia" w:hAnsi="Cambria Math"/>
                       <w:i/>
                     </w:rPr>
                   </m:ctrlPr>
-                </m:sSubPr>
+                </m:dPr>
                 <m:e>
-                  <m:r>
-                    <w:rPr>
-                      <w:rFonts w:ascii="Cambria Math" w:eastAsiaTheme="minorEastAsia" w:hAnsi="Cambria Math"/>
-                    </w:rPr>
-                    <m:t>e</m:t>
-                  </m:r>
+                  <m:sSub>
+                    <m:sSubPr>
+                      <m:ctrlPr>
+                        <w:rPr>
+                          <w:rFonts w:ascii="Cambria Math" w:eastAsiaTheme="minorEastAsia" w:hAnsi="Cambria Math"/>
+                          <w:i/>
+                        </w:rPr>
+                      </m:ctrlPr>
+                    </m:sSubPr>
+                    <m:e>
+                      <m:r>
+                        <w:rPr>
+                          <w:rFonts w:ascii="Cambria Math" w:eastAsiaTheme="minorEastAsia" w:hAnsi="Cambria Math"/>
+                        </w:rPr>
+                        <m:t>s</m:t>
+                      </m:r>
+                    </m:e>
+                    <m:sub>
+                      <m:r>
+                        <w:rPr>
+                          <w:rFonts w:ascii="Cambria Math" w:eastAsiaTheme="minorEastAsia" w:hAnsi="Cambria Math"/>
+                        </w:rPr>
+                        <m:t>i,1</m:t>
+                      </m:r>
+                    </m:sub>
+                  </m:sSub>
+                  <m:sSub>
+                    <m:sSubPr>
+                      <m:ctrlPr>
+                        <w:rPr>
+                          <w:rFonts w:ascii="Cambria Math" w:eastAsiaTheme="minorEastAsia" w:hAnsi="Cambria Math"/>
+                          <w:i/>
+                        </w:rPr>
+                      </m:ctrlPr>
+                    </m:sSubPr>
+                    <m:e>
+                      <m:r>
+                        <w:rPr>
+                          <w:rFonts w:ascii="Cambria Math" w:eastAsiaTheme="minorEastAsia" w:hAnsi="Cambria Math"/>
+                        </w:rPr>
+                        <m:t>e</m:t>
+                      </m:r>
+                    </m:e>
+                    <m:sub>
+                      <m:r>
+                        <w:rPr>
+                          <w:rFonts w:ascii="Cambria Math" w:eastAsiaTheme="minorEastAsia" w:hAnsi="Cambria Math"/>
+                        </w:rPr>
+                        <m:t>i,1</m:t>
+                      </m:r>
+                    </m:sub>
+                  </m:sSub>
+                  <m:r>
+                    <w:rPr>
+                      <w:rFonts w:ascii="Cambria Math" w:eastAsiaTheme="minorEastAsia" w:hAnsi="Cambria Math"/>
+                    </w:rPr>
+                    <m:t>-</m:t>
+                  </m:r>
+                  <m:sSub>
+                    <m:sSubPr>
+                      <m:ctrlPr>
+                        <w:rPr>
+                          <w:rFonts w:ascii="Cambria Math" w:eastAsiaTheme="minorEastAsia" w:hAnsi="Cambria Math"/>
+                          <w:i/>
+                        </w:rPr>
+                      </m:ctrlPr>
+                    </m:sSubPr>
+                    <m:e>
+                      <m:r>
+                        <w:rPr>
+                          <w:rFonts w:ascii="Cambria Math" w:eastAsiaTheme="minorEastAsia" w:hAnsi="Cambria Math"/>
+                        </w:rPr>
+                        <m:t>s</m:t>
+                      </m:r>
+                    </m:e>
+                    <m:sub>
+                      <m:r>
+                        <w:rPr>
+                          <w:rFonts w:ascii="Cambria Math" w:eastAsiaTheme="minorEastAsia" w:hAnsi="Cambria Math"/>
+                        </w:rPr>
+                        <m:t>i,0</m:t>
+                      </m:r>
+                    </m:sub>
+                  </m:sSub>
+                  <m:sSub>
+                    <m:sSubPr>
+                      <m:ctrlPr>
+                        <w:rPr>
+                          <w:rFonts w:ascii="Cambria Math" w:eastAsiaTheme="minorEastAsia" w:hAnsi="Cambria Math"/>
+                          <w:i/>
+                        </w:rPr>
+                      </m:ctrlPr>
+                    </m:sSubPr>
+                    <m:e>
+                      <m:r>
+                        <w:rPr>
+                          <w:rFonts w:ascii="Cambria Math" w:eastAsiaTheme="minorEastAsia" w:hAnsi="Cambria Math"/>
+                        </w:rPr>
+                        <m:t>e</m:t>
+                      </m:r>
+                    </m:e>
+                    <m:sub>
+                      <m:r>
+                        <w:rPr>
+                          <w:rFonts w:ascii="Cambria Math" w:eastAsiaTheme="minorEastAsia" w:hAnsi="Cambria Math"/>
+                        </w:rPr>
+                        <m:t>i,0</m:t>
+                      </m:r>
+                    </m:sub>
+                  </m:sSub>
+                  <m:r>
+                    <w:rPr>
+                      <w:rFonts w:ascii="Cambria Math" w:eastAsiaTheme="minorEastAsia" w:hAnsi="Cambria Math"/>
+                    </w:rPr>
+                    <m:t>-</m:t>
+                  </m:r>
+                  <m:sSub>
+                    <m:sSubPr>
+                      <m:ctrlPr>
+                        <w:rPr>
+                          <w:rFonts w:ascii="Cambria Math" w:eastAsiaTheme="minorEastAsia" w:hAnsi="Cambria Math"/>
+                          <w:i/>
+                        </w:rPr>
+                      </m:ctrlPr>
+                    </m:sSubPr>
+                    <m:e>
+                      <m:r>
+                        <w:rPr>
+                          <w:rFonts w:ascii="Cambria Math" w:eastAsiaTheme="minorEastAsia" w:hAnsi="Cambria Math"/>
+                        </w:rPr>
+                        <m:t>s</m:t>
+                      </m:r>
+                    </m:e>
+                    <m:sub>
+                      <m:r>
+                        <w:rPr>
+                          <w:rFonts w:ascii="Cambria Math" w:eastAsiaTheme="minorEastAsia" w:hAnsi="Cambria Math"/>
+                        </w:rPr>
+                        <m:t>i,0</m:t>
+                      </m:r>
+                    </m:sub>
+                  </m:sSub>
+                  <m:sSub>
+                    <m:sSubPr>
+                      <m:ctrlPr>
+                        <w:rPr>
+                          <w:rFonts w:ascii="Cambria Math" w:eastAsiaTheme="minorEastAsia" w:hAnsi="Cambria Math"/>
+                          <w:i/>
+                        </w:rPr>
+                      </m:ctrlPr>
+                    </m:sSubPr>
+                    <m:e>
+                      <m:r>
+                        <w:rPr>
+                          <w:rFonts w:ascii="Cambria Math" w:eastAsiaTheme="minorEastAsia" w:hAnsi="Cambria Math"/>
+                        </w:rPr>
+                        <m:t>e</m:t>
+                      </m:r>
+                    </m:e>
+                    <m:sub>
+                      <m:r>
+                        <w:rPr>
+                          <w:rFonts w:ascii="Cambria Math" w:eastAsiaTheme="minorEastAsia" w:hAnsi="Cambria Math"/>
+                        </w:rPr>
+                        <m:t>i,0</m:t>
+                      </m:r>
+                    </m:sub>
+                  </m:sSub>
+                  <m:r>
+                    <w:rPr>
+                      <w:rFonts w:ascii="Cambria Math" w:eastAsiaTheme="minorEastAsia" w:hAnsi="Cambria Math"/>
+                    </w:rPr>
+                    <m:t>+</m:t>
+                  </m:r>
+                  <m:sSub>
+                    <m:sSubPr>
+                      <m:ctrlPr>
+                        <w:rPr>
+                          <w:rFonts w:ascii="Cambria Math" w:eastAsiaTheme="minorEastAsia" w:hAnsi="Cambria Math"/>
+                          <w:i/>
+                        </w:rPr>
+                      </m:ctrlPr>
+                    </m:sSubPr>
+                    <m:e>
+                      <m:r>
+                        <w:rPr>
+                          <w:rFonts w:ascii="Cambria Math" w:eastAsiaTheme="minorEastAsia" w:hAnsi="Cambria Math"/>
+                        </w:rPr>
+                        <m:t>s</m:t>
+                      </m:r>
+                    </m:e>
+                    <m:sub>
+                      <m:r>
+                        <w:rPr>
+                          <w:rFonts w:ascii="Cambria Math" w:eastAsiaTheme="minorEastAsia" w:hAnsi="Cambria Math"/>
+                        </w:rPr>
+                        <m:t>i,1</m:t>
+                      </m:r>
+                    </m:sub>
+                  </m:sSub>
+                  <m:sSub>
+                    <m:sSubPr>
+                      <m:ctrlPr>
+                        <w:rPr>
+                          <w:rFonts w:ascii="Cambria Math" w:eastAsiaTheme="minorEastAsia" w:hAnsi="Cambria Math"/>
+                          <w:i/>
+                        </w:rPr>
+                      </m:ctrlPr>
+                    </m:sSubPr>
+                    <m:e>
+                      <m:r>
+                        <w:rPr>
+                          <w:rFonts w:ascii="Cambria Math" w:eastAsiaTheme="minorEastAsia" w:hAnsi="Cambria Math"/>
+                        </w:rPr>
+                        <m:t>e</m:t>
+                      </m:r>
+                    </m:e>
+                    <m:sub>
+                      <m:r>
+                        <w:rPr>
+                          <w:rFonts w:ascii="Cambria Math" w:eastAsiaTheme="minorEastAsia" w:hAnsi="Cambria Math"/>
+                        </w:rPr>
+                        <m:t>i,1</m:t>
+                      </m:r>
+                    </m:sub>
+                  </m:sSub>
                 </m:e>
-                <m:sub>
-                  <m:r>
-                    <w:rPr>
-                      <w:rFonts w:ascii="Cambria Math" w:eastAsiaTheme="minorEastAsia" w:hAnsi="Cambria Math"/>
-                    </w:rPr>
-                    <m:t>i,0</m:t>
-                  </m:r>
-                </m:sub>
-              </m:sSub>
-              <m:r>
-                <w:rPr>
-                  <w:rFonts w:ascii="Cambria Math" w:eastAsiaTheme="minorEastAsia" w:hAnsi="Cambria Math"/>
-                </w:rPr>
-                <m:t>+</m:t>
-              </m:r>
-              <m:sSub>
-                <m:sSubPr>
-                  <m:ctrlPr>
-                    <w:rPr>
-                      <w:rFonts w:ascii="Cambria Math" w:eastAsiaTheme="minorEastAsia" w:hAnsi="Cambria Math"/>
-                      <w:i/>
-                    </w:rPr>
-                  </m:ctrlPr>
-                </m:sSubPr>
-                <m:e>
-                  <m:r>
-                    <w:rPr>
-                      <w:rFonts w:ascii="Cambria Math" w:eastAsiaTheme="minorEastAsia" w:hAnsi="Cambria Math"/>
-                    </w:rPr>
-                    <m:t>s</m:t>
-                  </m:r>
-                </m:e>
-                <m:sub>
-                  <m:r>
-                    <w:rPr>
-                      <w:rFonts w:ascii="Cambria Math" w:eastAsiaTheme="minorEastAsia" w:hAnsi="Cambria Math"/>
-                    </w:rPr>
-                    <m:t>i,1</m:t>
-                  </m:r>
-                </m:sub>
-              </m:sSub>
-              <m:sSub>
-                <m:sSubPr>
-                  <m:ctrlPr>
-                    <w:rPr>
-                      <w:rFonts w:ascii="Cambria Math" w:eastAsiaTheme="minorEastAsia" w:hAnsi="Cambria Math"/>
-                      <w:i/>
-                    </w:rPr>
-                  </m:ctrlPr>
-                </m:sSubPr>
-                <m:e>
-                  <m:r>
-                    <w:rPr>
-                      <w:rFonts w:ascii="Cambria Math" w:eastAsiaTheme="minorEastAsia" w:hAnsi="Cambria Math"/>
-                    </w:rPr>
-                    <m:t>e</m:t>
-                  </m:r>
-                </m:e>
-                <m:sub>
-                  <m:r>
-                    <w:rPr>
-                      <w:rFonts w:ascii="Cambria Math" w:eastAsiaTheme="minorEastAsia" w:hAnsi="Cambria Math"/>
-                    </w:rPr>
-                    <m:t>i,1</m:t>
-                  </m:r>
-                </m:sub>
-              </m:sSub>
-              <m:r>
-                <w:rPr>
-                  <w:rFonts w:ascii="Cambria Math" w:eastAsiaTheme="minorEastAsia" w:hAnsi="Cambria Math"/>
-                </w:rPr>
-                <m:t>-</m:t>
-              </m:r>
-              <m:sSub>
-                <m:sSubPr>
-                  <m:ctrlPr>
-                    <w:rPr>
-                      <w:rFonts w:ascii="Cambria Math" w:eastAsiaTheme="minorEastAsia" w:hAnsi="Cambria Math"/>
-                      <w:i/>
-                    </w:rPr>
-                  </m:ctrlPr>
-                </m:sSubPr>
-                <m:e>
-                  <m:r>
-                    <w:rPr>
-                      <w:rFonts w:ascii="Cambria Math" w:eastAsiaTheme="minorEastAsia" w:hAnsi="Cambria Math"/>
-                    </w:rPr>
-                    <m:t>s</m:t>
-                  </m:r>
-                </m:e>
-                <m:sub>
-                  <m:r>
-                    <w:rPr>
-                      <w:rFonts w:ascii="Cambria Math" w:eastAsiaTheme="minorEastAsia" w:hAnsi="Cambria Math"/>
-                    </w:rPr>
-                    <m:t>i,0</m:t>
-                  </m:r>
-                </m:sub>
-              </m:sSub>
-              <m:sSub>
-                <m:sSubPr>
-                  <m:ctrlPr>
-                    <w:rPr>
-                      <w:rFonts w:ascii="Cambria Math" w:eastAsiaTheme="minorEastAsia" w:hAnsi="Cambria Math"/>
-                      <w:i/>
-                    </w:rPr>
-                  </m:ctrlPr>
-                </m:sSubPr>
-                <m:e>
-                  <m:r>
-                    <w:rPr>
-                      <w:rFonts w:ascii="Cambria Math" w:eastAsiaTheme="minorEastAsia" w:hAnsi="Cambria Math"/>
-                    </w:rPr>
-                    <m:t>e</m:t>
-                  </m:r>
-                </m:e>
-                <m:sub>
-                  <m:r>
-                    <w:rPr>
-                      <w:rFonts w:ascii="Cambria Math" w:eastAsiaTheme="minorEastAsia" w:hAnsi="Cambria Math"/>
-                    </w:rPr>
-                    <m:t>i,0</m:t>
-                  </m:r>
-                </m:sub>
-              </m:sSub>
-              <m:r>
-                <w:rPr>
-                  <w:rFonts w:ascii="Cambria Math" w:eastAsiaTheme="minorEastAsia" w:hAnsi="Cambria Math"/>
-                </w:rPr>
-                <m:t>-</m:t>
-              </m:r>
-              <m:sSub>
-                <m:sSubPr>
-                  <m:ctrlPr>
-                    <w:rPr>
-                      <w:rFonts w:ascii="Cambria Math" w:eastAsiaTheme="minorEastAsia" w:hAnsi="Cambria Math"/>
-                      <w:i/>
-                    </w:rPr>
-                  </m:ctrlPr>
-                </m:sSubPr>
-                <m:e>
-                  <m:r>
-                    <w:rPr>
-                      <w:rFonts w:ascii="Cambria Math" w:eastAsiaTheme="minorEastAsia" w:hAnsi="Cambria Math"/>
-                    </w:rPr>
-                    <m:t>s</m:t>
-                  </m:r>
-                </m:e>
-                <m:sub>
-                  <m:r>
-                    <w:rPr>
-                      <w:rFonts w:ascii="Cambria Math" w:eastAsiaTheme="minorEastAsia" w:hAnsi="Cambria Math"/>
-                    </w:rPr>
-                    <m:t>i,0</m:t>
-                  </m:r>
-                </m:sub>
-              </m:sSub>
-              <m:sSub>
-                <m:sSubPr>
-                  <m:ctrlPr>
-                    <w:rPr>
-                      <w:rFonts w:ascii="Cambria Math" w:eastAsiaTheme="minorEastAsia" w:hAnsi="Cambria Math"/>
-                      <w:i/>
-                    </w:rPr>
-                  </m:ctrlPr>
-                </m:sSubPr>
-                <m:e>
-                  <m:r>
-                    <w:rPr>
-                      <w:rFonts w:ascii="Cambria Math" w:eastAsiaTheme="minorEastAsia" w:hAnsi="Cambria Math"/>
-                    </w:rPr>
-                    <m:t>e</m:t>
-                  </m:r>
-                </m:e>
-                <m:sub>
-                  <m:r>
-                    <w:rPr>
-                      <w:rFonts w:ascii="Cambria Math" w:eastAsiaTheme="minorEastAsia" w:hAnsi="Cambria Math"/>
-                    </w:rPr>
-                    <m:t>i,1</m:t>
-                  </m:r>
-                </m:sub>
-              </m:sSub>
-              <m:r>
-                <w:rPr>
-                  <w:rFonts w:ascii="Cambria Math" w:eastAsiaTheme="minorEastAsia" w:hAnsi="Cambria Math"/>
-                </w:rPr>
-                <m:t>+</m:t>
-              </m:r>
-              <m:sSub>
-                <m:sSubPr>
-                  <m:ctrlPr>
-                    <w:rPr>
-                      <w:rFonts w:ascii="Cambria Math" w:eastAsiaTheme="minorEastAsia" w:hAnsi="Cambria Math"/>
-                      <w:i/>
-                    </w:rPr>
-                  </m:ctrlPr>
-                </m:sSubPr>
-                <m:e>
-                  <m:r>
-                    <w:rPr>
-                      <w:rFonts w:ascii="Cambria Math" w:eastAsiaTheme="minorEastAsia" w:hAnsi="Cambria Math"/>
-                    </w:rPr>
-                    <m:t>s</m:t>
-                  </m:r>
-                </m:e>
-                <m:sub>
-                  <m:r>
-                    <w:rPr>
-                      <w:rFonts w:ascii="Cambria Math" w:eastAsiaTheme="minorEastAsia" w:hAnsi="Cambria Math"/>
-                    </w:rPr>
-                    <m:t>i,0</m:t>
-                  </m:r>
-                </m:sub>
-              </m:sSub>
-              <m:sSub>
-                <m:sSubPr>
-                  <m:ctrlPr>
-                    <w:rPr>
-                      <w:rFonts w:ascii="Cambria Math" w:eastAsiaTheme="minorEastAsia" w:hAnsi="Cambria Math"/>
-                      <w:i/>
-                    </w:rPr>
-                  </m:ctrlPr>
-                </m:sSubPr>
-                <m:e>
-                  <m:r>
-                    <w:rPr>
-                      <w:rFonts w:ascii="Cambria Math" w:eastAsiaTheme="minorEastAsia" w:hAnsi="Cambria Math"/>
-                    </w:rPr>
-                    <m:t>e</m:t>
-                  </m:r>
-                </m:e>
-                <m:sub>
-                  <m:r>
-                    <w:rPr>
-                      <w:rFonts w:ascii="Cambria Math" w:eastAsiaTheme="minorEastAsia" w:hAnsi="Cambria Math"/>
-                    </w:rPr>
-                    <m:t>i,1</m:t>
-                  </m:r>
-                </m:sub>
-              </m:sSub>
-              <m:r>
-                <w:rPr>
-                  <w:rFonts w:ascii="Cambria Math" w:eastAsiaTheme="minorEastAsia" w:hAnsi="Cambria Math"/>
-                </w:rPr>
-                <m:t>-</m:t>
-              </m:r>
-              <m:sSub>
-                <m:sSubPr>
-                  <m:ctrlPr>
-                    <w:rPr>
-                      <w:rFonts w:ascii="Cambria Math" w:eastAsiaTheme="minorEastAsia" w:hAnsi="Cambria Math"/>
-                      <w:i/>
-                    </w:rPr>
-                  </m:ctrlPr>
-                </m:sSubPr>
-                <m:e>
-                  <m:r>
-                    <w:rPr>
-                      <w:rFonts w:ascii="Cambria Math" w:eastAsiaTheme="minorEastAsia" w:hAnsi="Cambria Math"/>
-                    </w:rPr>
-                    <m:t>s</m:t>
-                  </m:r>
-                </m:e>
-                <m:sub>
-                  <m:r>
-                    <w:rPr>
-                      <w:rFonts w:ascii="Cambria Math" w:eastAsiaTheme="minorEastAsia" w:hAnsi="Cambria Math"/>
-                    </w:rPr>
-                    <m:t>i,0</m:t>
-                  </m:r>
-                </m:sub>
-              </m:sSub>
-              <m:sSub>
-                <m:sSubPr>
-                  <m:ctrlPr>
-                    <w:rPr>
-                      <w:rFonts w:ascii="Cambria Math" w:eastAsiaTheme="minorEastAsia" w:hAnsi="Cambria Math"/>
-                      <w:i/>
-                    </w:rPr>
-                  </m:ctrlPr>
-                </m:sSubPr>
-                <m:e>
-                  <m:r>
-                    <w:rPr>
-                      <w:rFonts w:ascii="Cambria Math" w:eastAsiaTheme="minorEastAsia" w:hAnsi="Cambria Math"/>
-                    </w:rPr>
-                    <m:t>e</m:t>
-                  </m:r>
-                </m:e>
-                <m:sub>
-                  <m:r>
-                    <w:rPr>
-                      <w:rFonts w:ascii="Cambria Math" w:eastAsiaTheme="minorEastAsia" w:hAnsi="Cambria Math"/>
-                    </w:rPr>
-                    <m:t>i,0</m:t>
-                  </m:r>
-                </m:sub>
-              </m:sSub>
-              <m:r>
-                <w:rPr>
-                  <w:rFonts w:ascii="Cambria Math" w:eastAsiaTheme="minorEastAsia" w:hAnsi="Cambria Math"/>
-                </w:rPr>
-                <m:t>+</m:t>
-              </m:r>
-              <m:sSub>
-                <m:sSubPr>
-                  <m:ctrlPr>
-                    <w:rPr>
-                      <w:rFonts w:ascii="Cambria Math" w:eastAsiaTheme="minorEastAsia" w:hAnsi="Cambria Math"/>
-                      <w:i/>
-                    </w:rPr>
-                  </m:ctrlPr>
-                </m:sSubPr>
-                <m:e>
-                  <m:r>
-                    <w:rPr>
-                      <w:rFonts w:ascii="Cambria Math" w:eastAsiaTheme="minorEastAsia" w:hAnsi="Cambria Math"/>
-                    </w:rPr>
-                    <m:t>s</m:t>
-                  </m:r>
-                </m:e>
-                <m:sub>
-                  <m:r>
-                    <w:rPr>
-                      <w:rFonts w:ascii="Cambria Math" w:eastAsiaTheme="minorEastAsia" w:hAnsi="Cambria Math"/>
-                    </w:rPr>
-                    <m:t>i,1</m:t>
-                  </m:r>
-                </m:sub>
-              </m:sSub>
-              <m:sSub>
-                <m:sSubPr>
-                  <m:ctrlPr>
-                    <w:rPr>
-                      <w:rFonts w:ascii="Cambria Math" w:eastAsiaTheme="minorEastAsia" w:hAnsi="Cambria Math"/>
-                      <w:i/>
-                    </w:rPr>
-                  </m:ctrlPr>
-                </m:sSubPr>
-                <m:e>
-                  <m:r>
-                    <w:rPr>
-                      <w:rFonts w:ascii="Cambria Math" w:eastAsiaTheme="minorEastAsia" w:hAnsi="Cambria Math"/>
-                    </w:rPr>
-                    <m:t>e</m:t>
-                  </m:r>
-                </m:e>
-                <m:sub>
-                  <m:r>
-                    <w:rPr>
-                      <w:rFonts w:ascii="Cambria Math" w:eastAsiaTheme="minorEastAsia" w:hAnsi="Cambria Math"/>
-                    </w:rPr>
-                    <m:t>i,1</m:t>
-                  </m:r>
-                </m:sub>
-              </m:sSub>
-              <m:r>
-                <w:rPr>
-                  <w:rFonts w:ascii="Cambria Math" w:eastAsiaTheme="minorEastAsia" w:hAnsi="Cambria Math"/>
-                </w:rPr>
-                <m:t>-</m:t>
-              </m:r>
-              <m:sSub>
-                <m:sSubPr>
-                  <m:ctrlPr>
-                    <w:rPr>
-                      <w:rFonts w:ascii="Cambria Math" w:eastAsiaTheme="minorEastAsia" w:hAnsi="Cambria Math"/>
-                      <w:i/>
-                    </w:rPr>
-                  </m:ctrlPr>
-                </m:sSubPr>
-                <m:e>
-                  <m:r>
-                    <w:rPr>
-                      <w:rFonts w:ascii="Cambria Math" w:eastAsiaTheme="minorEastAsia" w:hAnsi="Cambria Math"/>
-                    </w:rPr>
-                    <m:t>s</m:t>
-                  </m:r>
-                </m:e>
-                <m:sub>
-                  <m:r>
-                    <w:rPr>
-                      <w:rFonts w:ascii="Cambria Math" w:eastAsiaTheme="minorEastAsia" w:hAnsi="Cambria Math"/>
-                    </w:rPr>
-                    <m:t>i,1</m:t>
-                  </m:r>
-                </m:sub>
-              </m:sSub>
-              <m:sSub>
-                <m:sSubPr>
-                  <m:ctrlPr>
-                    <w:rPr>
-                      <w:rFonts w:ascii="Cambria Math" w:eastAsiaTheme="minorEastAsia" w:hAnsi="Cambria Math"/>
-                      <w:i/>
-                    </w:rPr>
-                  </m:ctrlPr>
-                </m:sSubPr>
-                <m:e>
-                  <m:r>
-                    <w:rPr>
-                      <w:rFonts w:ascii="Cambria Math" w:eastAsiaTheme="minorEastAsia" w:hAnsi="Cambria Math"/>
-                    </w:rPr>
-                    <m:t>e</m:t>
-                  </m:r>
-                </m:e>
-                <m:sub>
-                  <m:r>
-                    <w:rPr>
-                      <w:rFonts w:ascii="Cambria Math" w:eastAsiaTheme="minorEastAsia" w:hAnsi="Cambria Math"/>
-                    </w:rPr>
-                    <m:t>i,0</m:t>
-                  </m:r>
-                </m:sub>
-              </m:sSub>
+              </m:d>
             </m:e>
-          </m:d>
+          </m:nary>
           <m:r>
             <w:rPr>
               <w:rFonts w:eastAsiaTheme="minorEastAsia"/>
@@ -3938,20 +4499,22 @@
             </w:rPr>
             <m:t>=</m:t>
           </m:r>
-          <m:f>
-            <m:fPr>
-              <m:ctrlPr>
-                <w:rPr>
-                  <w:rFonts w:ascii="Cambria Math" w:eastAsiaTheme="minorEastAsia" w:hAnsi="Cambria Math"/>
-                </w:rPr>
-              </m:ctrlPr>
-            </m:fPr>
-            <m:num>
+          <m:nary>
+            <m:naryPr>
+              <m:chr m:val="∑"/>
+              <m:supHide m:val="1"/>
+              <m:ctrlPr>
+                <w:rPr>
+                  <w:rFonts w:ascii="Cambria Math" w:eastAsiaTheme="minorEastAsia" w:hAnsi="Cambria Math"/>
+                </w:rPr>
+              </m:ctrlPr>
+            </m:naryPr>
+            <m:sub>
               <m:r>
                 <w:rPr>
                   <w:rFonts w:ascii="Cambria Math" w:eastAsiaTheme="minorEastAsia" w:hAnsi="Cambria Math"/>
                 </w:rPr>
-                <m:t>1</m:t>
+                <m:t>i</m:t>
               </m:r>
               <m:ctrlPr>
                 <w:rPr>
@@ -3959,33 +4522,15 @@
                   <w:i/>
                 </w:rPr>
               </m:ctrlPr>
-            </m:num>
-            <m:den>
-              <m:r>
-                <w:rPr>
-                  <w:rFonts w:ascii="Cambria Math" w:eastAsiaTheme="minorEastAsia" w:hAnsi="Cambria Math"/>
-                </w:rPr>
-                <m:t>2</m:t>
-              </m:r>
+            </m:sub>
+            <m:sup>
               <m:ctrlPr>
                 <w:rPr>
                   <w:rFonts w:ascii="Cambria Math" w:eastAsiaTheme="minorEastAsia" w:hAnsi="Cambria Math"/>
                   <w:i/>
                 </w:rPr>
               </m:ctrlPr>
-            </m:den>
-          </m:f>
-          <m:d>
-            <m:dPr>
-              <m:begChr m:val="["/>
-              <m:endChr m:val="]"/>
-              <m:ctrlPr>
-                <w:rPr>
-                  <w:rFonts w:ascii="Cambria Math" w:eastAsiaTheme="minorEastAsia" w:hAnsi="Cambria Math"/>
-                  <w:i/>
-                </w:rPr>
-              </m:ctrlPr>
-            </m:dPr>
+            </m:sup>
             <m:e>
               <m:sSub>
                 <m:sSubPr>
@@ -4039,315 +4584,113 @@
                   </m:r>
                 </m:sub>
               </m:sSub>
-              <m:r>
-                <w:rPr>
-                  <w:rFonts w:ascii="Cambria Math" w:eastAsiaTheme="minorEastAsia" w:hAnsi="Cambria Math"/>
-                </w:rPr>
-                <m:t>-</m:t>
-              </m:r>
-              <m:sSub>
-                <m:sSubPr>
-                  <m:ctrlPr>
-                    <w:rPr>
-                      <w:rFonts w:ascii="Cambria Math" w:eastAsiaTheme="minorEastAsia" w:hAnsi="Cambria Math"/>
-                      <w:i/>
-                    </w:rPr>
-                  </m:ctrlPr>
-                </m:sSubPr>
-                <m:e>
-                  <m:r>
-                    <w:rPr>
-                      <w:rFonts w:ascii="Cambria Math" w:eastAsiaTheme="minorEastAsia" w:hAnsi="Cambria Math"/>
-                    </w:rPr>
-                    <m:t>s</m:t>
-                  </m:r>
-                </m:e>
-                <m:sub>
-                  <m:r>
-                    <w:rPr>
-                      <w:rFonts w:ascii="Cambria Math" w:eastAsiaTheme="minorEastAsia" w:hAnsi="Cambria Math"/>
-                    </w:rPr>
-                    <m:t>i,0</m:t>
-                  </m:r>
-                </m:sub>
-              </m:sSub>
-              <m:sSub>
-                <m:sSubPr>
-                  <m:ctrlPr>
-                    <w:rPr>
-                      <w:rFonts w:ascii="Cambria Math" w:eastAsiaTheme="minorEastAsia" w:hAnsi="Cambria Math"/>
-                      <w:i/>
-                    </w:rPr>
-                  </m:ctrlPr>
-                </m:sSubPr>
-                <m:e>
-                  <m:r>
-                    <w:rPr>
-                      <w:rFonts w:ascii="Cambria Math" w:eastAsiaTheme="minorEastAsia" w:hAnsi="Cambria Math"/>
-                    </w:rPr>
-                    <m:t>e</m:t>
-                  </m:r>
-                </m:e>
-                <m:sub>
-                  <m:r>
-                    <w:rPr>
-                      <w:rFonts w:ascii="Cambria Math" w:eastAsiaTheme="minorEastAsia" w:hAnsi="Cambria Math"/>
-                    </w:rPr>
-                    <m:t>i,0</m:t>
-                  </m:r>
-                </m:sub>
-              </m:sSub>
-              <m:r>
-                <w:rPr>
-                  <w:rFonts w:ascii="Cambria Math" w:eastAsiaTheme="minorEastAsia" w:hAnsi="Cambria Math"/>
-                </w:rPr>
-                <m:t>-</m:t>
-              </m:r>
-              <m:sSub>
-                <m:sSubPr>
-                  <m:ctrlPr>
-                    <w:rPr>
-                      <w:rFonts w:ascii="Cambria Math" w:eastAsiaTheme="minorEastAsia" w:hAnsi="Cambria Math"/>
-                      <w:i/>
-                    </w:rPr>
-                  </m:ctrlPr>
-                </m:sSubPr>
-                <m:e>
-                  <m:r>
-                    <w:rPr>
-                      <w:rFonts w:ascii="Cambria Math" w:eastAsiaTheme="minorEastAsia" w:hAnsi="Cambria Math"/>
-                    </w:rPr>
-                    <m:t>s</m:t>
-                  </m:r>
-                </m:e>
-                <m:sub>
-                  <m:r>
-                    <w:rPr>
-                      <w:rFonts w:ascii="Cambria Math" w:eastAsiaTheme="minorEastAsia" w:hAnsi="Cambria Math"/>
-                    </w:rPr>
-                    <m:t>i,0</m:t>
-                  </m:r>
-                </m:sub>
-              </m:sSub>
-              <m:sSub>
-                <m:sSubPr>
-                  <m:ctrlPr>
-                    <w:rPr>
-                      <w:rFonts w:ascii="Cambria Math" w:eastAsiaTheme="minorEastAsia" w:hAnsi="Cambria Math"/>
-                      <w:i/>
-                    </w:rPr>
-                  </m:ctrlPr>
-                </m:sSubPr>
-                <m:e>
-                  <m:r>
-                    <w:rPr>
-                      <w:rFonts w:ascii="Cambria Math" w:eastAsiaTheme="minorEastAsia" w:hAnsi="Cambria Math"/>
-                    </w:rPr>
-                    <m:t>e</m:t>
-                  </m:r>
-                </m:e>
-                <m:sub>
-                  <m:r>
-                    <w:rPr>
-                      <w:rFonts w:ascii="Cambria Math" w:eastAsiaTheme="minorEastAsia" w:hAnsi="Cambria Math"/>
-                    </w:rPr>
-                    <m:t>i,0</m:t>
-                  </m:r>
-                </m:sub>
-              </m:sSub>
-              <m:r>
-                <w:rPr>
-                  <w:rFonts w:ascii="Cambria Math" w:eastAsiaTheme="minorEastAsia" w:hAnsi="Cambria Math"/>
-                </w:rPr>
-                <m:t>+</m:t>
-              </m:r>
-              <m:sSub>
-                <m:sSubPr>
-                  <m:ctrlPr>
-                    <w:rPr>
-                      <w:rFonts w:ascii="Cambria Math" w:eastAsiaTheme="minorEastAsia" w:hAnsi="Cambria Math"/>
-                      <w:i/>
-                    </w:rPr>
-                  </m:ctrlPr>
-                </m:sSubPr>
-                <m:e>
-                  <m:r>
-                    <w:rPr>
-                      <w:rFonts w:ascii="Cambria Math" w:eastAsiaTheme="minorEastAsia" w:hAnsi="Cambria Math"/>
-                    </w:rPr>
-                    <m:t>s</m:t>
-                  </m:r>
-                </m:e>
-                <m:sub>
-                  <m:r>
-                    <w:rPr>
-                      <w:rFonts w:ascii="Cambria Math" w:eastAsiaTheme="minorEastAsia" w:hAnsi="Cambria Math"/>
-                    </w:rPr>
-                    <m:t>i,1</m:t>
-                  </m:r>
-                </m:sub>
-              </m:sSub>
-              <m:sSub>
-                <m:sSubPr>
-                  <m:ctrlPr>
-                    <w:rPr>
-                      <w:rFonts w:ascii="Cambria Math" w:eastAsiaTheme="minorEastAsia" w:hAnsi="Cambria Math"/>
-                      <w:i/>
-                    </w:rPr>
-                  </m:ctrlPr>
-                </m:sSubPr>
-                <m:e>
-                  <m:r>
-                    <w:rPr>
-                      <w:rFonts w:ascii="Cambria Math" w:eastAsiaTheme="minorEastAsia" w:hAnsi="Cambria Math"/>
-                    </w:rPr>
-                    <m:t>e</m:t>
-                  </m:r>
-                </m:e>
-                <m:sub>
-                  <m:r>
-                    <w:rPr>
-                      <w:rFonts w:ascii="Cambria Math" w:eastAsiaTheme="minorEastAsia" w:hAnsi="Cambria Math"/>
-                    </w:rPr>
-                    <m:t>i,1</m:t>
-                  </m:r>
-                </m:sub>
-              </m:sSub>
+              <m:ctrlPr>
+                <w:rPr>
+                  <w:rFonts w:ascii="Cambria Math" w:eastAsiaTheme="minorEastAsia" w:hAnsi="Cambria Math"/>
+                  <w:i/>
+                </w:rPr>
+              </m:ctrlPr>
             </m:e>
-          </m:d>
-          <m:r>
-            <w:rPr>
-              <w:rFonts w:eastAsiaTheme="minorEastAsia"/>
-            </w:rPr>
-            <w:br/>
-          </m:r>
-        </m:oMath>
-        <m:oMath>
-          <m:r>
-            <w:rPr>
-              <w:rFonts w:ascii="Cambria Math" w:eastAsiaTheme="minorEastAsia" w:hAnsi="Cambria Math"/>
-            </w:rPr>
-            <m:t>C+I</m:t>
-          </m:r>
-          <m:r>
-            <m:rPr>
-              <m:aln/>
-            </m:rPr>
-            <w:rPr>
-              <w:rFonts w:ascii="Cambria Math" w:eastAsiaTheme="minorEastAsia" w:hAnsi="Cambria Math"/>
-            </w:rPr>
-            <m:t>=</m:t>
-          </m:r>
-          <m:sSub>
-            <m:sSubPr>
-              <m:ctrlPr>
-                <w:rPr>
-                  <w:rFonts w:ascii="Cambria Math" w:eastAsiaTheme="minorEastAsia" w:hAnsi="Cambria Math"/>
-                  <w:i/>
-                </w:rPr>
-              </m:ctrlPr>
-            </m:sSubPr>
-            <m:e>
-              <m:r>
-                <w:rPr>
-                  <w:rFonts w:ascii="Cambria Math" w:eastAsiaTheme="minorEastAsia" w:hAnsi="Cambria Math"/>
-                </w:rPr>
-                <m:t>s</m:t>
-              </m:r>
-            </m:e>
-            <m:sub>
-              <m:r>
-                <w:rPr>
-                  <w:rFonts w:ascii="Cambria Math" w:eastAsiaTheme="minorEastAsia" w:hAnsi="Cambria Math"/>
-                </w:rPr>
-                <m:t>i,1</m:t>
-              </m:r>
-            </m:sub>
-          </m:sSub>
-          <m:sSub>
-            <m:sSubPr>
-              <m:ctrlPr>
-                <w:rPr>
-                  <w:rFonts w:ascii="Cambria Math" w:eastAsiaTheme="minorEastAsia" w:hAnsi="Cambria Math"/>
-                  <w:i/>
-                </w:rPr>
-              </m:ctrlPr>
-            </m:sSubPr>
-            <m:e>
-              <m:r>
-                <w:rPr>
-                  <w:rFonts w:ascii="Cambria Math" w:eastAsiaTheme="minorEastAsia" w:hAnsi="Cambria Math"/>
-                </w:rPr>
-                <m:t>e</m:t>
-              </m:r>
-            </m:e>
-            <m:sub>
-              <m:r>
-                <w:rPr>
-                  <w:rFonts w:ascii="Cambria Math" w:eastAsiaTheme="minorEastAsia" w:hAnsi="Cambria Math"/>
-                </w:rPr>
-                <m:t>i,1</m:t>
-              </m:r>
-            </m:sub>
-          </m:sSub>
+          </m:nary>
           <m:r>
             <w:rPr>
               <w:rFonts w:ascii="Cambria Math" w:eastAsiaTheme="minorEastAsia" w:hAnsi="Cambria Math"/>
             </w:rPr>
             <m:t>-</m:t>
           </m:r>
-          <m:sSub>
-            <m:sSubPr>
-              <m:ctrlPr>
-                <w:rPr>
-                  <w:rFonts w:ascii="Cambria Math" w:eastAsiaTheme="minorEastAsia" w:hAnsi="Cambria Math"/>
-                  <w:i/>
-                </w:rPr>
-              </m:ctrlPr>
-            </m:sSubPr>
-            <m:e>
-              <m:r>
-                <w:rPr>
-                  <w:rFonts w:ascii="Cambria Math" w:eastAsiaTheme="minorEastAsia" w:hAnsi="Cambria Math"/>
-                </w:rPr>
-                <m:t>s</m:t>
-              </m:r>
-            </m:e>
+          <m:nary>
+            <m:naryPr>
+              <m:chr m:val="∑"/>
+              <m:supHide m:val="1"/>
+              <m:ctrlPr>
+                <w:rPr>
+                  <w:rFonts w:ascii="Cambria Math" w:eastAsiaTheme="minorEastAsia" w:hAnsi="Cambria Math"/>
+                </w:rPr>
+              </m:ctrlPr>
+            </m:naryPr>
             <m:sub>
               <m:r>
                 <w:rPr>
                   <w:rFonts w:ascii="Cambria Math" w:eastAsiaTheme="minorEastAsia" w:hAnsi="Cambria Math"/>
                 </w:rPr>
-                <m:t>i,0</m:t>
+                <m:t>i</m:t>
               </m:r>
+              <m:ctrlPr>
+                <w:rPr>
+                  <w:rFonts w:ascii="Cambria Math" w:eastAsiaTheme="minorEastAsia" w:hAnsi="Cambria Math"/>
+                  <w:i/>
+                </w:rPr>
+              </m:ctrlPr>
             </m:sub>
-          </m:sSub>
-          <m:sSub>
-            <m:sSubPr>
+            <m:sup>
               <m:ctrlPr>
                 <w:rPr>
                   <w:rFonts w:ascii="Cambria Math" w:eastAsiaTheme="minorEastAsia" w:hAnsi="Cambria Math"/>
                   <w:i/>
                 </w:rPr>
               </m:ctrlPr>
-            </m:sSubPr>
+            </m:sup>
             <m:e>
-              <m:r>
-                <w:rPr>
-                  <w:rFonts w:ascii="Cambria Math" w:eastAsiaTheme="minorEastAsia" w:hAnsi="Cambria Math"/>
-                </w:rPr>
-                <m:t>e</m:t>
-              </m:r>
+              <m:sSub>
+                <m:sSubPr>
+                  <m:ctrlPr>
+                    <w:rPr>
+                      <w:rFonts w:ascii="Cambria Math" w:eastAsiaTheme="minorEastAsia" w:hAnsi="Cambria Math"/>
+                      <w:i/>
+                    </w:rPr>
+                  </m:ctrlPr>
+                </m:sSubPr>
+                <m:e>
+                  <m:r>
+                    <w:rPr>
+                      <w:rFonts w:ascii="Cambria Math" w:eastAsiaTheme="minorEastAsia" w:hAnsi="Cambria Math"/>
+                    </w:rPr>
+                    <m:t>s</m:t>
+                  </m:r>
+                </m:e>
+                <m:sub>
+                  <m:r>
+                    <w:rPr>
+                      <w:rFonts w:ascii="Cambria Math" w:eastAsiaTheme="minorEastAsia" w:hAnsi="Cambria Math"/>
+                    </w:rPr>
+                    <m:t>i,0</m:t>
+                  </m:r>
+                </m:sub>
+              </m:sSub>
+              <m:sSub>
+                <m:sSubPr>
+                  <m:ctrlPr>
+                    <w:rPr>
+                      <w:rFonts w:ascii="Cambria Math" w:eastAsiaTheme="minorEastAsia" w:hAnsi="Cambria Math"/>
+                      <w:i/>
+                    </w:rPr>
+                  </m:ctrlPr>
+                </m:sSubPr>
+                <m:e>
+                  <m:r>
+                    <w:rPr>
+                      <w:rFonts w:ascii="Cambria Math" w:eastAsiaTheme="minorEastAsia" w:hAnsi="Cambria Math"/>
+                    </w:rPr>
+                    <m:t>e</m:t>
+                  </m:r>
+                </m:e>
+                <m:sub>
+                  <m:r>
+                    <w:rPr>
+                      <w:rFonts w:ascii="Cambria Math" w:eastAsiaTheme="minorEastAsia" w:hAnsi="Cambria Math"/>
+                    </w:rPr>
+                    <m:t>i,0</m:t>
+                  </m:r>
+                </m:sub>
+              </m:sSub>
+              <m:ctrlPr>
+                <w:rPr>
+                  <w:rFonts w:ascii="Cambria Math" w:eastAsiaTheme="minorEastAsia" w:hAnsi="Cambria Math"/>
+                  <w:i/>
+                </w:rPr>
+              </m:ctrlPr>
             </m:e>
-            <m:sub>
-              <m:r>
-                <w:rPr>
-                  <w:rFonts w:ascii="Cambria Math" w:eastAsiaTheme="minorEastAsia" w:hAnsi="Cambria Math"/>
-                </w:rPr>
-                <m:t>i,0</m:t>
-              </m:r>
-            </m:sub>
-          </m:sSub>
+          </m:nary>
         </m:oMath>
       </m:oMathPara>
     </w:p>
@@ -4509,8 +4852,20 @@
             <w:rPr>
               <w:rFonts w:ascii="Cambria Math" w:eastAsiaTheme="minorEastAsia" w:hAnsi="Cambria Math"/>
             </w:rPr>
-            <m:t>E.</m:t>
+            <m:t>E</m:t>
           </m:r>
+        </m:oMath>
+      </m:oMathPara>
+    </w:p>
+    <w:p>
+      <w:pPr>
+        <w:jc w:val="both"/>
+        <w:rPr>
+          <w:rFonts w:eastAsiaTheme="minorEastAsia"/>
+        </w:rPr>
+      </w:pPr>
+      <m:oMathPara>
+        <m:oMath>
           <m:r>
             <m:rPr>
               <m:sty m:val="p"/>
@@ -4518,16 +4873,7 @@
             <w:rPr>
               <w:rFonts w:ascii="Cambria Math" w:eastAsiaTheme="minorEastAsia" w:hAnsi="Cambria Math"/>
             </w:rPr>
-            <m:t xml:space="preserve"> </m:t>
-          </m:r>
-          <m:r>
-            <m:rPr>
-              <m:sty m:val="p"/>
-            </m:rPr>
-            <w:rPr>
-              <w:rFonts w:ascii="Cambria Math" w:eastAsiaTheme="minorEastAsia" w:hAnsi="Cambria Math"/>
-            </w:rPr>
-            <m:t>  ∎</m:t>
+            <m:t>∎</m:t>
           </m:r>
         </m:oMath>
       </m:oMathPara>

--- a/figurkatalog.docx
+++ b/figurkatalog.docx
@@ -7,7 +7,15 @@
         <w:jc w:val="both"/>
       </w:pPr>
       <w:r>
-        <w:t xml:space="preserve">Se først andelene af endeligt forbrug af energi, som kommer fra el. Dette kalder EUROSTAT for ”Rate of electrification”. </w:t>
+        <w:t xml:space="preserve">Se først andelene af endeligt forbrug af energi, som kommer fra el. Dette kalder EUROSTAT for ”Rate of </w:t>
+      </w:r>
+      <w:proofErr w:type="spellStart"/>
+      <w:r>
+        <w:t>electrification</w:t>
+      </w:r>
+      <w:proofErr w:type="spellEnd"/>
+      <w:r>
+        <w:t xml:space="preserve">”. </w:t>
       </w:r>
       <w:r>
         <w:t xml:space="preserve">Herunder vist over den tilgængelige tidshorisont for et udvalg af lande. </w:t>
@@ -18,6 +26,9 @@
         <w:jc w:val="both"/>
       </w:pPr>
       <w:r>
+        <w:rPr>
+          <w:noProof/>
+        </w:rPr>
         <w:drawing>
           <wp:inline distT="0" distB="0" distL="0" distR="0" wp14:anchorId="71FCB43A" wp14:editId="18E8F3B2">
             <wp:extent cx="6120130" cy="2016125"/>
@@ -77,6 +88,9 @@
         <w:jc w:val="both"/>
       </w:pPr>
       <w:r>
+        <w:rPr>
+          <w:noProof/>
+        </w:rPr>
         <w:drawing>
           <wp:inline distT="0" distB="0" distL="0" distR="0" wp14:anchorId="60C4702C" wp14:editId="2F9FA9E2">
             <wp:extent cx="6120130" cy="4158615"/>
@@ -142,12 +156,14 @@
         <w:jc w:val="both"/>
       </w:pPr>
       <w:r>
-        <w:lastRenderedPageBreak/>
+        <w:rPr>
+          <w:noProof/>
+        </w:rPr>
         <w:drawing>
-          <wp:inline distT="0" distB="0" distL="0" distR="0" wp14:anchorId="675662D9" wp14:editId="783A09DE">
-            <wp:extent cx="6120130" cy="8163560"/>
-            <wp:effectExtent l="0" t="0" r="0" b="8890"/>
-            <wp:docPr id="883648489" name="Picture 1"/>
+          <wp:inline distT="0" distB="0" distL="0" distR="0" wp14:anchorId="7E1771B9" wp14:editId="16E10BBB">
+            <wp:extent cx="6120130" cy="5053330"/>
+            <wp:effectExtent l="0" t="0" r="0" b="0"/>
+            <wp:docPr id="1957727358" name="Picture 1"/>
             <wp:cNvGraphicFramePr>
               <a:graphicFrameLocks xmlns:a="http://schemas.openxmlformats.org/drawingml/2006/main" noChangeAspect="1"/>
             </wp:cNvGraphicFramePr>
@@ -155,7 +171,7 @@
               <a:graphicData uri="http://schemas.openxmlformats.org/drawingml/2006/picture">
                 <pic:pic xmlns:pic="http://schemas.openxmlformats.org/drawingml/2006/picture">
                   <pic:nvPicPr>
-                    <pic:cNvPr id="883648489" name=""/>
+                    <pic:cNvPr id="1957727358" name=""/>
                     <pic:cNvPicPr/>
                   </pic:nvPicPr>
                   <pic:blipFill>
@@ -167,7 +183,7 @@
                   <pic:spPr>
                     <a:xfrm>
                       <a:off x="0" y="0"/>
-                      <a:ext cx="6120130" cy="8163560"/>
+                      <a:ext cx="6120130" cy="5053330"/>
                     </a:xfrm>
                     <a:prstGeom prst="rect">
                       <a:avLst/>
@@ -189,12 +205,11 @@
         <w:rPr>
           <w:noProof/>
         </w:rPr>
-        <w:lastRenderedPageBreak/>
         <w:drawing>
-          <wp:inline distT="0" distB="0" distL="0" distR="0" wp14:anchorId="5FCED47A" wp14:editId="0E581F9A">
-            <wp:extent cx="6120130" cy="8208010"/>
-            <wp:effectExtent l="0" t="0" r="0" b="2540"/>
-            <wp:docPr id="1770772080" name="Picture 1"/>
+          <wp:inline distT="0" distB="0" distL="0" distR="0" wp14:anchorId="03923D47" wp14:editId="31CEE5C3">
+            <wp:extent cx="6120130" cy="5053330"/>
+            <wp:effectExtent l="0" t="0" r="0" b="0"/>
+            <wp:docPr id="1788098224" name="Picture 1"/>
             <wp:cNvGraphicFramePr>
               <a:graphicFrameLocks xmlns:a="http://schemas.openxmlformats.org/drawingml/2006/main" noChangeAspect="1"/>
             </wp:cNvGraphicFramePr>
@@ -202,11 +217,11 @@
               <a:graphicData uri="http://schemas.openxmlformats.org/drawingml/2006/picture">
                 <pic:pic xmlns:pic="http://schemas.openxmlformats.org/drawingml/2006/picture">
                   <pic:nvPicPr>
-                    <pic:cNvPr id="1770772080" name=""/>
+                    <pic:cNvPr id="1788098224" name=""/>
                     <pic:cNvPicPr/>
                   </pic:nvPicPr>
                   <pic:blipFill>
-                    <a:blip r:embed="rId11"/>
+                    <a:blip r:embed="rId10"/>
                     <a:stretch>
                       <a:fillRect/>
                     </a:stretch>
@@ -214,7 +229,7 @@
                   <pic:spPr>
                     <a:xfrm>
                       <a:off x="0" y="0"/>
-                      <a:ext cx="6120130" cy="8208010"/>
+                      <a:ext cx="6120130" cy="5053330"/>
                     </a:xfrm>
                     <a:prstGeom prst="rect">
                       <a:avLst/>
@@ -232,11 +247,26 @@
         <w:jc w:val="both"/>
       </w:pPr>
       <w:r>
-        <w:lastRenderedPageBreak/>
-        <w:t xml:space="preserve">Sidst er selve dekomponeringsøvelsen, der søger at svare på, hvor meget af udviklingen over tid i elektrificeringsraten, som kommer fra hhv. skift i industrisammensætningen </w:t>
-      </w:r>
-      <w:r>
-        <w:t xml:space="preserve">og skift i elintensiteten indenfor industrier. </w:t>
+        <w:t xml:space="preserve">Sidst er selve </w:t>
+      </w:r>
+      <w:proofErr w:type="spellStart"/>
+      <w:r>
+        <w:t>dekomponeringsøvelsen</w:t>
+      </w:r>
+      <w:proofErr w:type="spellEnd"/>
+      <w:r>
+        <w:t xml:space="preserve">, der søger at svare på, hvor meget af udviklingen over tid i elektrificeringsraten, som kommer fra hhv. skift i industrisammensætningen </w:t>
+      </w:r>
+      <w:r>
+        <w:t xml:space="preserve">og skift i </w:t>
+      </w:r>
+      <w:proofErr w:type="spellStart"/>
+      <w:r>
+        <w:t>elintensiteten</w:t>
+      </w:r>
+      <w:proofErr w:type="spellEnd"/>
+      <w:r>
+        <w:t xml:space="preserve"> indenfor industrier. </w:t>
       </w:r>
     </w:p>
     <w:p>
@@ -485,13 +515,55 @@
         <w:rPr>
           <w:rFonts w:eastAsiaTheme="minorEastAsia"/>
         </w:rPr>
-        <w:t xml:space="preserve">Dette kan gøres ved en shift-share dekomponering med </w:t>
-      </w:r>
-      <w:r>
-        <w:rPr>
-          <w:rFonts w:eastAsiaTheme="minorEastAsia"/>
-        </w:rPr>
-        <w:t>midtvejsvægte givet ved gns. af første og sidste observation</w:t>
+        <w:t>Dette kan gøres ved en shift-</w:t>
+      </w:r>
+      <w:proofErr w:type="spellStart"/>
+      <w:r>
+        <w:rPr>
+          <w:rFonts w:eastAsiaTheme="minorEastAsia"/>
+        </w:rPr>
+        <w:t>share</w:t>
+      </w:r>
+      <w:proofErr w:type="spellEnd"/>
+      <w:r>
+        <w:rPr>
+          <w:rFonts w:eastAsiaTheme="minorEastAsia"/>
+        </w:rPr>
+        <w:t xml:space="preserve"> </w:t>
+      </w:r>
+      <w:proofErr w:type="spellStart"/>
+      <w:r>
+        <w:rPr>
+          <w:rFonts w:eastAsiaTheme="minorEastAsia"/>
+        </w:rPr>
+        <w:t>dekomponering</w:t>
+      </w:r>
+      <w:proofErr w:type="spellEnd"/>
+      <w:r>
+        <w:rPr>
+          <w:rFonts w:eastAsiaTheme="minorEastAsia"/>
+        </w:rPr>
+        <w:t xml:space="preserve"> med </w:t>
+      </w:r>
+      <w:r>
+        <w:rPr>
+          <w:rFonts w:eastAsiaTheme="minorEastAsia"/>
+        </w:rPr>
+        <w:t xml:space="preserve">midtvejsvægte givet ved </w:t>
+      </w:r>
+      <w:proofErr w:type="spellStart"/>
+      <w:r>
+        <w:rPr>
+          <w:rFonts w:eastAsiaTheme="minorEastAsia"/>
+        </w:rPr>
+        <w:t>gns</w:t>
+      </w:r>
+      <w:proofErr w:type="spellEnd"/>
+      <w:r>
+        <w:rPr>
+          <w:rFonts w:eastAsiaTheme="minorEastAsia"/>
+        </w:rPr>
+        <w:t>. af første og sidste observation</w:t>
       </w:r>
       <w:r>
         <w:rPr>
@@ -515,7 +587,21 @@
         <w:rPr>
           <w:rFonts w:eastAsiaTheme="minorEastAsia"/>
         </w:rPr>
-        <w:t>Da er dekomponeringen givet ved,</w:t>
+        <w:t xml:space="preserve">Da er </w:t>
+      </w:r>
+      <w:proofErr w:type="spellStart"/>
+      <w:r>
+        <w:rPr>
+          <w:rFonts w:eastAsiaTheme="minorEastAsia"/>
+        </w:rPr>
+        <w:t>dekomponeringen</w:t>
+      </w:r>
+      <w:proofErr w:type="spellEnd"/>
+      <w:r>
+        <w:rPr>
+          <w:rFonts w:eastAsiaTheme="minorEastAsia"/>
+        </w:rPr>
+        <w:t xml:space="preserve"> givet ved,</w:t>
       </w:r>
     </w:p>
     <w:p>
@@ -767,16 +853,7 @@
             <w:rPr>
               <w:rFonts w:ascii="Cambria Math" w:eastAsiaTheme="minorEastAsia" w:hAnsi="Cambria Math"/>
             </w:rPr>
-            <m:t>⋅</m:t>
-          </m:r>
-          <m:r>
-            <m:rPr>
-              <m:sty m:val="p"/>
-            </m:rPr>
-            <w:rPr>
-              <w:rFonts w:ascii="Cambria Math" w:eastAsiaTheme="minorEastAsia" w:hAnsi="Cambria Math"/>
-            </w:rPr>
-            <m:t>Δ</m:t>
+            <m:t>⋅Δ</m:t>
           </m:r>
           <m:sSub>
             <m:sSubPr>
@@ -1197,6 +1274,42 @@
         </w:rPr>
         <w:t>interaktionsleddet. Jeg har lavet et kort bevis for dette sidst i dokumentet.</w:t>
       </w:r>
+      <w:r>
+        <w:rPr>
+          <w:rFonts w:eastAsiaTheme="minorEastAsia"/>
+        </w:rPr>
+        <w:t xml:space="preserve"> </w:t>
+      </w:r>
+      <w:r>
+        <w:rPr>
+          <w:rFonts w:eastAsiaTheme="minorEastAsia"/>
+        </w:rPr>
+        <w:t xml:space="preserve">I </w:t>
+      </w:r>
+      <w:r>
+        <w:rPr>
+          <w:rFonts w:eastAsiaTheme="minorEastAsia"/>
+        </w:rPr>
+        <w:t>følgende</w:t>
+      </w:r>
+      <w:r>
+        <w:rPr>
+          <w:rFonts w:eastAsiaTheme="minorEastAsia"/>
+        </w:rPr>
+        <w:t xml:space="preserve"> figur angiver en stigning, at landet samlet set har fået en højere elektrificeringsrate </w:t>
+      </w:r>
+      <w:r>
+        <w:rPr>
+          <w:rFonts w:eastAsiaTheme="minorEastAsia"/>
+        </w:rPr>
+        <w:t>fra 1995 til 2023</w:t>
+      </w:r>
+      <w:r>
+        <w:rPr>
+          <w:rFonts w:eastAsiaTheme="minorEastAsia"/>
+        </w:rPr>
+        <w:t>, hvor date er tilgængeligt.</w:t>
+      </w:r>
     </w:p>
     <w:p>
       <w:pPr>
@@ -1208,50 +1321,13 @@
       <w:r>
         <w:rPr>
           <w:rFonts w:eastAsiaTheme="minorEastAsia"/>
-        </w:rPr>
-        <w:t xml:space="preserve">I </w:t>
-      </w:r>
-      <w:r>
-        <w:rPr>
-          <w:rFonts w:eastAsiaTheme="minorEastAsia"/>
-        </w:rPr>
-        <w:t>følgende</w:t>
-      </w:r>
-      <w:r>
-        <w:rPr>
-          <w:rFonts w:eastAsiaTheme="minorEastAsia"/>
-        </w:rPr>
-        <w:t xml:space="preserve"> figur angiver en stigning, at landet samlet set har fået en højere elektrificeringsrate </w:t>
-      </w:r>
-      <w:r>
-        <w:rPr>
-          <w:rFonts w:eastAsiaTheme="minorEastAsia"/>
-        </w:rPr>
-        <w:t>fra 1995 til 2023</w:t>
-      </w:r>
-      <w:r>
-        <w:rPr>
-          <w:rFonts w:eastAsiaTheme="minorEastAsia"/>
-        </w:rPr>
-        <w:t>, hvor date er tilgængeligt.</w:t>
-      </w:r>
-    </w:p>
-    <w:p>
-      <w:pPr>
-        <w:jc w:val="both"/>
-        <w:rPr>
-          <w:rFonts w:eastAsiaTheme="minorEastAsia"/>
-        </w:rPr>
-      </w:pPr>
-      <w:r>
-        <w:rPr>
-          <w:rFonts w:eastAsiaTheme="minorEastAsia"/>
+          <w:noProof/>
         </w:rPr>
         <w:drawing>
-          <wp:inline distT="0" distB="0" distL="0" distR="0" wp14:anchorId="650E90E5" wp14:editId="1459BCF9">
-            <wp:extent cx="6120130" cy="2529205"/>
-            <wp:effectExtent l="0" t="0" r="0" b="4445"/>
-            <wp:docPr id="1350847877" name="Picture 1"/>
+          <wp:inline distT="0" distB="0" distL="0" distR="0" wp14:anchorId="737CD94C" wp14:editId="71720DE9">
+            <wp:extent cx="6120130" cy="2016125"/>
+            <wp:effectExtent l="0" t="0" r="0" b="3175"/>
+            <wp:docPr id="1120481770" name="Picture 1"/>
             <wp:cNvGraphicFramePr>
               <a:graphicFrameLocks xmlns:a="http://schemas.openxmlformats.org/drawingml/2006/main" noChangeAspect="1"/>
             </wp:cNvGraphicFramePr>
@@ -1259,7 +1335,56 @@
               <a:graphicData uri="http://schemas.openxmlformats.org/drawingml/2006/picture">
                 <pic:pic xmlns:pic="http://schemas.openxmlformats.org/drawingml/2006/picture">
                   <pic:nvPicPr>
-                    <pic:cNvPr id="1350847877" name=""/>
+                    <pic:cNvPr id="1120481770" name=""/>
+                    <pic:cNvPicPr/>
+                  </pic:nvPicPr>
+                  <pic:blipFill>
+                    <a:blip r:embed="rId11"/>
+                    <a:stretch>
+                      <a:fillRect/>
+                    </a:stretch>
+                  </pic:blipFill>
+                  <pic:spPr>
+                    <a:xfrm>
+                      <a:off x="0" y="0"/>
+                      <a:ext cx="6120130" cy="2016125"/>
+                    </a:xfrm>
+                    <a:prstGeom prst="rect">
+                      <a:avLst/>
+                    </a:prstGeom>
+                  </pic:spPr>
+                </pic:pic>
+              </a:graphicData>
+            </a:graphic>
+          </wp:inline>
+        </w:drawing>
+      </w:r>
+    </w:p>
+    <w:p>
+      <w:pPr>
+        <w:jc w:val="both"/>
+        <w:rPr>
+          <w:rFonts w:eastAsiaTheme="minorEastAsia"/>
+        </w:rPr>
+      </w:pPr>
+      <w:r>
+        <w:rPr>
+          <w:rFonts w:eastAsiaTheme="minorEastAsia"/>
+          <w:noProof/>
+        </w:rPr>
+        <w:drawing>
+          <wp:inline distT="0" distB="0" distL="0" distR="0" wp14:anchorId="7971AD6A" wp14:editId="5E1B3A54">
+            <wp:extent cx="6120130" cy="2016125"/>
+            <wp:effectExtent l="0" t="0" r="0" b="3175"/>
+            <wp:docPr id="246303343" name="Picture 1"/>
+            <wp:cNvGraphicFramePr>
+              <a:graphicFrameLocks xmlns:a="http://schemas.openxmlformats.org/drawingml/2006/main" noChangeAspect="1"/>
+            </wp:cNvGraphicFramePr>
+            <a:graphic xmlns:a="http://schemas.openxmlformats.org/drawingml/2006/main">
+              <a:graphicData uri="http://schemas.openxmlformats.org/drawingml/2006/picture">
+                <pic:pic xmlns:pic="http://schemas.openxmlformats.org/drawingml/2006/picture">
+                  <pic:nvPicPr>
+                    <pic:cNvPr id="246303343" name=""/>
                     <pic:cNvPicPr/>
                   </pic:nvPicPr>
                   <pic:blipFill>
@@ -1271,7 +1396,7 @@
                   <pic:spPr>
                     <a:xfrm>
                       <a:off x="0" y="0"/>
-                      <a:ext cx="6120130" cy="2529205"/>
+                      <a:ext cx="6120130" cy="2016125"/>
                     </a:xfrm>
                     <a:prstGeom prst="rect">
                       <a:avLst/>
@@ -1294,7 +1419,75 @@
         <w:rPr>
           <w:rFonts w:eastAsiaTheme="minorEastAsia"/>
         </w:rPr>
-        <w:br w:type="page"/>
+        <w:t>Sidst definerer jeg grøn energi til summen af vind-, sol-, kernekraft-, biomass</w:t>
+      </w:r>
+      <w:r>
+        <w:rPr>
+          <w:rFonts w:eastAsiaTheme="minorEastAsia"/>
+        </w:rPr>
+        <w:t>e</w:t>
+      </w:r>
+      <w:r>
+        <w:rPr>
+          <w:rFonts w:eastAsiaTheme="minorEastAsia"/>
+        </w:rPr>
+        <w:t xml:space="preserve">- og </w:t>
+      </w:r>
+      <w:proofErr w:type="spellStart"/>
+      <w:r>
+        <w:rPr>
+          <w:rFonts w:eastAsiaTheme="minorEastAsia"/>
+        </w:rPr>
+        <w:t>hydroenergi</w:t>
+      </w:r>
+      <w:proofErr w:type="spellEnd"/>
+      <w:r>
+        <w:rPr>
+          <w:rFonts w:eastAsiaTheme="minorEastAsia"/>
+        </w:rPr>
+        <w:t xml:space="preserve">. Jeg måler denne sum op </w:t>
+      </w:r>
+      <w:proofErr w:type="gramStart"/>
+      <w:r>
+        <w:rPr>
+          <w:rFonts w:eastAsiaTheme="minorEastAsia"/>
+        </w:rPr>
+        <w:t>i mod</w:t>
+      </w:r>
+      <w:proofErr w:type="gramEnd"/>
+      <w:r>
+        <w:rPr>
+          <w:rFonts w:eastAsiaTheme="minorEastAsia"/>
+        </w:rPr>
+        <w:t xml:space="preserve"> det totale </w:t>
+      </w:r>
+      <w:proofErr w:type="gramStart"/>
+      <w:r>
+        <w:rPr>
+          <w:rFonts w:eastAsiaTheme="minorEastAsia"/>
+        </w:rPr>
+        <w:t>forbrug  af</w:t>
+      </w:r>
+      <w:proofErr w:type="gramEnd"/>
+      <w:r>
+        <w:rPr>
+          <w:rFonts w:eastAsiaTheme="minorEastAsia"/>
+        </w:rPr>
+        <w:t xml:space="preserve"> energi og det totale elforbrug </w:t>
+      </w:r>
+      <w:proofErr w:type="spellStart"/>
+      <w:r>
+        <w:rPr>
+          <w:rFonts w:eastAsiaTheme="minorEastAsia"/>
+        </w:rPr>
+        <w:t>respektivt</w:t>
+      </w:r>
+      <w:proofErr w:type="spellEnd"/>
+      <w:r>
+        <w:rPr>
+          <w:rFonts w:eastAsiaTheme="minorEastAsia"/>
+        </w:rPr>
+        <w:t xml:space="preserve"> </w:t>
       </w:r>
     </w:p>
     <w:p>
@@ -1306,38 +1499,13 @@
       <w:r>
         <w:rPr>
           <w:rFonts w:eastAsiaTheme="minorEastAsia"/>
-        </w:rPr>
-        <w:lastRenderedPageBreak/>
-        <w:t>Sidst definerer jeg grøn energi til summen af vind-, sol-, kernekraft-, biomass</w:t>
-      </w:r>
-      <w:r>
-        <w:rPr>
-          <w:rFonts w:eastAsiaTheme="minorEastAsia"/>
-        </w:rPr>
-        <w:t>e</w:t>
-      </w:r>
-      <w:r>
-        <w:rPr>
-          <w:rFonts w:eastAsiaTheme="minorEastAsia"/>
-        </w:rPr>
-        <w:t xml:space="preserve">- og hydroenergi, hvilket givet følgende resultater. </w:t>
-      </w:r>
-    </w:p>
-    <w:p>
-      <w:pPr>
-        <w:rPr>
-          <w:rFonts w:eastAsiaTheme="minorEastAsia"/>
-        </w:rPr>
-      </w:pPr>
-      <w:r>
-        <w:rPr>
-          <w:rFonts w:eastAsiaTheme="minorEastAsia"/>
+          <w:noProof/>
         </w:rPr>
         <w:drawing>
-          <wp:inline distT="0" distB="0" distL="0" distR="0" wp14:anchorId="18F1A8F9" wp14:editId="6E5CEDB3">
-            <wp:extent cx="6120130" cy="2484120"/>
+          <wp:inline distT="0" distB="0" distL="0" distR="0" wp14:anchorId="12BD1AEF" wp14:editId="35C19D80">
+            <wp:extent cx="6120130" cy="2559050"/>
             <wp:effectExtent l="0" t="0" r="0" b="0"/>
-            <wp:docPr id="820161923" name="Picture 1"/>
+            <wp:docPr id="832831634" name="Picture 1"/>
             <wp:cNvGraphicFramePr>
               <a:graphicFrameLocks xmlns:a="http://schemas.openxmlformats.org/drawingml/2006/main" noChangeAspect="1"/>
             </wp:cNvGraphicFramePr>
@@ -1345,7 +1513,7 @@
               <a:graphicData uri="http://schemas.openxmlformats.org/drawingml/2006/picture">
                 <pic:pic xmlns:pic="http://schemas.openxmlformats.org/drawingml/2006/picture">
                   <pic:nvPicPr>
-                    <pic:cNvPr id="820161923" name=""/>
+                    <pic:cNvPr id="832831634" name=""/>
                     <pic:cNvPicPr/>
                   </pic:nvPicPr>
                   <pic:blipFill>
@@ -1357,7 +1525,7 @@
                   <pic:spPr>
                     <a:xfrm>
                       <a:off x="0" y="0"/>
-                      <a:ext cx="6120130" cy="2484120"/>
+                      <a:ext cx="6120130" cy="2559050"/>
                     </a:xfrm>
                     <a:prstGeom prst="rect">
                       <a:avLst/>
@@ -1379,25 +1547,13 @@
       <w:r>
         <w:rPr>
           <w:rFonts w:eastAsiaTheme="minorEastAsia"/>
-        </w:rPr>
-        <w:t xml:space="preserve">Herunder ses videre et tværsnit for 2024. </w:t>
-      </w:r>
-    </w:p>
-    <w:p>
-      <w:pPr>
-        <w:rPr>
-          <w:rFonts w:eastAsiaTheme="minorEastAsia"/>
-        </w:rPr>
-      </w:pPr>
-      <w:r>
-        <w:rPr>
-          <w:rFonts w:eastAsiaTheme="minorEastAsia"/>
+          <w:noProof/>
         </w:rPr>
         <w:drawing>
-          <wp:inline distT="0" distB="0" distL="0" distR="0" wp14:anchorId="7E8AC71F" wp14:editId="28D09A49">
-            <wp:extent cx="6120130" cy="2390775"/>
-            <wp:effectExtent l="0" t="0" r="0" b="9525"/>
-            <wp:docPr id="1099765263" name="Picture 1"/>
+          <wp:inline distT="0" distB="0" distL="0" distR="0" wp14:anchorId="1EB05939" wp14:editId="55E2CFC2">
+            <wp:extent cx="6120130" cy="2559050"/>
+            <wp:effectExtent l="0" t="0" r="0" b="0"/>
+            <wp:docPr id="1840542556" name="Picture 1"/>
             <wp:cNvGraphicFramePr>
               <a:graphicFrameLocks xmlns:a="http://schemas.openxmlformats.org/drawingml/2006/main" noChangeAspect="1"/>
             </wp:cNvGraphicFramePr>
@@ -1405,7 +1561,7 @@
               <a:graphicData uri="http://schemas.openxmlformats.org/drawingml/2006/picture">
                 <pic:pic xmlns:pic="http://schemas.openxmlformats.org/drawingml/2006/picture">
                   <pic:nvPicPr>
-                    <pic:cNvPr id="1099765263" name=""/>
+                    <pic:cNvPr id="1840542556" name=""/>
                     <pic:cNvPicPr/>
                   </pic:nvPicPr>
                   <pic:blipFill>
@@ -1417,7 +1573,7 @@
                   <pic:spPr>
                     <a:xfrm>
                       <a:off x="0" y="0"/>
-                      <a:ext cx="6120130" cy="2390775"/>
+                      <a:ext cx="6120130" cy="2559050"/>
                     </a:xfrm>
                     <a:prstGeom prst="rect">
                       <a:avLst/>
@@ -1429,6 +1585,122 @@
           </wp:inline>
         </w:drawing>
       </w:r>
+    </w:p>
+    <w:p>
+      <w:pPr>
+        <w:rPr>
+          <w:rFonts w:eastAsiaTheme="minorEastAsia"/>
+        </w:rPr>
+      </w:pPr>
+      <w:r>
+        <w:rPr>
+          <w:rFonts w:eastAsiaTheme="minorEastAsia"/>
+        </w:rPr>
+        <w:t xml:space="preserve">Herunder ses videre et tværsnit for 2024. </w:t>
+      </w:r>
+    </w:p>
+    <w:p>
+      <w:pPr>
+        <w:rPr>
+          <w:rFonts w:eastAsiaTheme="minorEastAsia"/>
+        </w:rPr>
+      </w:pPr>
+      <w:r>
+        <w:rPr>
+          <w:rFonts w:eastAsiaTheme="minorEastAsia"/>
+          <w:noProof/>
+        </w:rPr>
+        <w:drawing>
+          <wp:inline distT="0" distB="0" distL="0" distR="0" wp14:anchorId="425D9CED" wp14:editId="24A9DD11">
+            <wp:extent cx="6120130" cy="2436495"/>
+            <wp:effectExtent l="0" t="0" r="0" b="1905"/>
+            <wp:docPr id="203151515" name="Picture 1"/>
+            <wp:cNvGraphicFramePr>
+              <a:graphicFrameLocks xmlns:a="http://schemas.openxmlformats.org/drawingml/2006/main" noChangeAspect="1"/>
+            </wp:cNvGraphicFramePr>
+            <a:graphic xmlns:a="http://schemas.openxmlformats.org/drawingml/2006/main">
+              <a:graphicData uri="http://schemas.openxmlformats.org/drawingml/2006/picture">
+                <pic:pic xmlns:pic="http://schemas.openxmlformats.org/drawingml/2006/picture">
+                  <pic:nvPicPr>
+                    <pic:cNvPr id="203151515" name=""/>
+                    <pic:cNvPicPr/>
+                  </pic:nvPicPr>
+                  <pic:blipFill>
+                    <a:blip r:embed="rId15"/>
+                    <a:stretch>
+                      <a:fillRect/>
+                    </a:stretch>
+                  </pic:blipFill>
+                  <pic:spPr>
+                    <a:xfrm>
+                      <a:off x="0" y="0"/>
+                      <a:ext cx="6120130" cy="2436495"/>
+                    </a:xfrm>
+                    <a:prstGeom prst="rect">
+                      <a:avLst/>
+                    </a:prstGeom>
+                  </pic:spPr>
+                </pic:pic>
+              </a:graphicData>
+            </a:graphic>
+          </wp:inline>
+        </w:drawing>
+      </w:r>
+    </w:p>
+    <w:p>
+      <w:pPr>
+        <w:rPr>
+          <w:rFonts w:eastAsiaTheme="minorEastAsia"/>
+        </w:rPr>
+      </w:pPr>
+      <w:r>
+        <w:rPr>
+          <w:rFonts w:eastAsiaTheme="minorEastAsia"/>
+          <w:noProof/>
+        </w:rPr>
+        <w:drawing>
+          <wp:inline distT="0" distB="0" distL="0" distR="0" wp14:anchorId="63A91466" wp14:editId="7EDCA147">
+            <wp:extent cx="6120130" cy="2436495"/>
+            <wp:effectExtent l="0" t="0" r="0" b="1905"/>
+            <wp:docPr id="1319029674" name="Picture 1"/>
+            <wp:cNvGraphicFramePr>
+              <a:graphicFrameLocks xmlns:a="http://schemas.openxmlformats.org/drawingml/2006/main" noChangeAspect="1"/>
+            </wp:cNvGraphicFramePr>
+            <a:graphic xmlns:a="http://schemas.openxmlformats.org/drawingml/2006/main">
+              <a:graphicData uri="http://schemas.openxmlformats.org/drawingml/2006/picture">
+                <pic:pic xmlns:pic="http://schemas.openxmlformats.org/drawingml/2006/picture">
+                  <pic:nvPicPr>
+                    <pic:cNvPr id="1319029674" name=""/>
+                    <pic:cNvPicPr/>
+                  </pic:nvPicPr>
+                  <pic:blipFill>
+                    <a:blip r:embed="rId16"/>
+                    <a:stretch>
+                      <a:fillRect/>
+                    </a:stretch>
+                  </pic:blipFill>
+                  <pic:spPr>
+                    <a:xfrm>
+                      <a:off x="0" y="0"/>
+                      <a:ext cx="6120130" cy="2436495"/>
+                    </a:xfrm>
+                    <a:prstGeom prst="rect">
+                      <a:avLst/>
+                    </a:prstGeom>
+                  </pic:spPr>
+                </pic:pic>
+              </a:graphicData>
+            </a:graphic>
+          </wp:inline>
+        </w:drawing>
+      </w:r>
+    </w:p>
+    <w:p>
+      <w:pPr>
+        <w:rPr>
+          <w:rFonts w:eastAsiaTheme="minorEastAsia"/>
+        </w:rPr>
+      </w:pPr>
       <w:r>
         <w:rPr>
           <w:rFonts w:eastAsiaTheme="minorEastAsia"/>
@@ -1445,15 +1717,16 @@
           <w:bCs/>
         </w:rPr>
       </w:pPr>
+      <w:proofErr w:type="spellStart"/>
       <w:r>
         <w:rPr>
           <w:rFonts w:eastAsiaTheme="minorEastAsia"/>
           <w:b/>
           <w:bCs/>
         </w:rPr>
-        <w:lastRenderedPageBreak/>
         <w:t>Appendix</w:t>
       </w:r>
+      <w:proofErr w:type="spellEnd"/>
     </w:p>
     <w:p>
       <w:pPr>
@@ -1699,7 +1972,19 @@
                     <w:rPr>
                       <w:rFonts w:ascii="Cambria Math" w:eastAsiaTheme="minorEastAsia" w:hAnsi="Cambria Math"/>
                     </w:rPr>
-                    <m:t>i,t</m:t>
+                    <m:t>i</m:t>
+                  </m:r>
+                  <m:r>
+                    <w:rPr>
+                      <w:rFonts w:ascii="Cambria Math" w:eastAsiaTheme="minorEastAsia" w:hAnsi="Cambria Math"/>
+                    </w:rPr>
+                    <m:t>,</m:t>
+                  </m:r>
+                  <m:r>
+                    <w:rPr>
+                      <w:rFonts w:ascii="Cambria Math" w:eastAsiaTheme="minorEastAsia" w:hAnsi="Cambria Math"/>
+                    </w:rPr>
+                    <m:t>t</m:t>
                   </m:r>
                 </m:sub>
               </m:sSub>
@@ -1725,7 +2010,19 @@
                     <w:rPr>
                       <w:rFonts w:ascii="Cambria Math" w:eastAsiaTheme="minorEastAsia" w:hAnsi="Cambria Math"/>
                     </w:rPr>
-                    <m:t>i,t</m:t>
+                    <m:t>i</m:t>
+                  </m:r>
+                  <m:r>
+                    <w:rPr>
+                      <w:rFonts w:ascii="Cambria Math" w:eastAsiaTheme="minorEastAsia" w:hAnsi="Cambria Math"/>
+                    </w:rPr>
+                    <m:t>,</m:t>
+                  </m:r>
+                  <m:r>
+                    <w:rPr>
+                      <w:rFonts w:ascii="Cambria Math" w:eastAsiaTheme="minorEastAsia" w:hAnsi="Cambria Math"/>
+                    </w:rPr>
+                    <m:t>t</m:t>
                   </m:r>
                 </m:sub>
               </m:sSub>
@@ -1890,7 +2187,13 @@
                     <w:rPr>
                       <w:rFonts w:ascii="Cambria Math" w:eastAsiaTheme="minorEastAsia" w:hAnsi="Cambria Math"/>
                     </w:rPr>
-                    <m:t>i,0</m:t>
+                    <m:t>i</m:t>
+                  </m:r>
+                  <m:r>
+                    <w:rPr>
+                      <w:rFonts w:ascii="Cambria Math" w:eastAsiaTheme="minorEastAsia" w:hAnsi="Cambria Math"/>
+                    </w:rPr>
+                    <m:t>,0</m:t>
                   </m:r>
                 </m:sub>
               </m:sSub>
@@ -1928,13 +2231,7 @@
                     <w:rPr>
                       <w:rFonts w:ascii="Cambria Math" w:eastAsiaTheme="minorEastAsia" w:hAnsi="Cambria Math"/>
                     </w:rPr>
-                    <m:t>,</m:t>
-                  </m:r>
-                  <m:r>
-                    <w:rPr>
-                      <w:rFonts w:ascii="Cambria Math" w:eastAsiaTheme="minorEastAsia" w:hAnsi="Cambria Math"/>
-                    </w:rPr>
-                    <m:t>1</m:t>
+                    <m:t>,1</m:t>
                   </m:r>
                 </m:sub>
               </m:sSub>
@@ -2099,13 +2396,7 @@
                     <w:rPr>
                       <w:rFonts w:ascii="Cambria Math" w:eastAsiaTheme="minorEastAsia" w:hAnsi="Cambria Math"/>
                     </w:rPr>
-                    <m:t>,</m:t>
-                  </m:r>
-                  <m:r>
-                    <w:rPr>
-                      <w:rFonts w:ascii="Cambria Math" w:eastAsiaTheme="minorEastAsia" w:hAnsi="Cambria Math"/>
-                    </w:rPr>
-                    <m:t>1</m:t>
+                    <m:t>,1</m:t>
                   </m:r>
                 </m:sub>
               </m:sSub>
@@ -2432,7 +2723,13 @@
                 <w:rPr>
                   <w:rFonts w:ascii="Cambria Math" w:eastAsiaTheme="minorEastAsia" w:hAnsi="Cambria Math"/>
                 </w:rPr>
-                <m:t>C=</m:t>
+                <m:t>C</m:t>
+              </m:r>
+              <m:r>
+                <w:rPr>
+                  <w:rFonts w:ascii="Cambria Math" w:eastAsiaTheme="minorEastAsia" w:hAnsi="Cambria Math"/>
+                </w:rPr>
+                <m:t>=</m:t>
               </m:r>
               <m:nary>
                 <m:naryPr>
@@ -2801,13 +3098,7 @@
           <w:rPr>
             <w:rFonts w:ascii="Cambria Math" w:eastAsiaTheme="minorEastAsia" w:hAnsi="Cambria Math"/>
           </w:rPr>
-          <m:t>E</m:t>
-        </m:r>
-        <m:r>
-          <w:rPr>
-            <w:rFonts w:ascii="Cambria Math" w:eastAsiaTheme="minorEastAsia" w:hAnsi="Cambria Math"/>
-          </w:rPr>
-          <m:t>=</m:t>
+          <m:t>E=</m:t>
         </m:r>
         <m:sSub>
           <m:sSubPr>
@@ -4158,6 +4449,9 @@
             </m:e>
           </m:nary>
           <m:r>
+            <m:rPr>
+              <m:sty m:val="p"/>
+            </m:rPr>
             <w:rPr>
               <w:rFonts w:eastAsiaTheme="minorEastAsia"/>
             </w:rPr>
@@ -4477,6 +4771,9 @@
             </m:e>
           </m:nary>
           <m:r>
+            <m:rPr>
+              <m:sty m:val="p"/>
+            </m:rPr>
             <w:rPr>
               <w:rFonts w:eastAsiaTheme="minorEastAsia"/>
             </w:rPr>
@@ -6134,28 +6431,8 @@
 </file>
 
 <file path=customXml/item1.xml><?xml version="1.0" encoding="utf-8"?>
-<p:properties xmlns:p="http://schemas.microsoft.com/office/2006/metadata/properties" xmlns:xsi="http://www.w3.org/2001/XMLSchema-instance" xmlns:pc="http://schemas.microsoft.com/office/infopath/2007/PartnerControls">
-  <documentManagement>
-    <TaxCatchAll xmlns="fb2e3c1a-d678-4045-ab86-cec8bd5b223c" xsi:nil="true"/>
-    <lcf76f155ced4ddcb4097134ff3c332f xmlns="53694279-be3b-48f4-abf1-f846896aa128">
-      <Terms xmlns="http://schemas.microsoft.com/office/infopath/2007/PartnerControls"/>
-    </lcf76f155ced4ddcb4097134ff3c332f>
-  </documentManagement>
-</p:properties>
-</file>
-
-<file path=customXml/item2.xml><?xml version="1.0" encoding="utf-8"?>
-<?mso-contentType ?>
-<FormTemplates xmlns="http://schemas.microsoft.com/sharepoint/v3/contenttype/forms">
-  <Display>DocumentLibraryForm</Display>
-  <Edit>DocumentLibraryForm</Edit>
-  <New>DocumentLibraryForm</New>
-</FormTemplates>
-</file>
-
-<file path=customXml/item3.xml><?xml version="1.0" encoding="utf-8"?>
-<ct:contentTypeSchema xmlns:ct="http://schemas.microsoft.com/office/2006/metadata/contentType" xmlns:ma="http://schemas.microsoft.com/office/2006/metadata/properties/metaAttributes" ct:_="" ma:_="" ma:contentTypeName="Dokument" ma:contentTypeID="0x0101003E1D8F13C92F2D4AA551A876B7C6A7A3" ma:contentTypeVersion="14" ma:contentTypeDescription="Opret et nyt dokument." ma:contentTypeScope="" ma:versionID="d37aed14d94f33d2da64e931d0bd0598">
-  <xsd:schema xmlns:xsd="http://www.w3.org/2001/XMLSchema" xmlns:xs="http://www.w3.org/2001/XMLSchema" xmlns:p="http://schemas.microsoft.com/office/2006/metadata/properties" xmlns:ns2="53694279-be3b-48f4-abf1-f846896aa128" xmlns:ns3="fb2e3c1a-d678-4045-ab86-cec8bd5b223c" targetNamespace="http://schemas.microsoft.com/office/2006/metadata/properties" ma:root="true" ma:fieldsID="457325b8327431c556ce0cceb7774680" ns2:_="" ns3:_="">
+<ct:contentTypeSchema xmlns:ct="http://schemas.microsoft.com/office/2006/metadata/contentType" xmlns:ma="http://schemas.microsoft.com/office/2006/metadata/properties/metaAttributes" ct:_="" ma:_="" ma:contentTypeName="Document" ma:contentTypeID="0x0101003E1D8F13C92F2D4AA551A876B7C6A7A3" ma:contentTypeVersion="14" ma:contentTypeDescription="Create a new document." ma:contentTypeScope="" ma:versionID="c3d9ad08c99db3beded7a7082f12f7fb">
+  <xsd:schema xmlns:xsd="http://www.w3.org/2001/XMLSchema" xmlns:xs="http://www.w3.org/2001/XMLSchema" xmlns:p="http://schemas.microsoft.com/office/2006/metadata/properties" xmlns:ns2="53694279-be3b-48f4-abf1-f846896aa128" xmlns:ns3="fb2e3c1a-d678-4045-ab86-cec8bd5b223c" targetNamespace="http://schemas.microsoft.com/office/2006/metadata/properties" ma:root="true" ma:fieldsID="08ea9c28ce2ce1b65d5a16a3e031dc69" ns2:_="" ns3:_="">
     <xsd:import namespace="53694279-be3b-48f4-abf1-f846896aa128"/>
     <xsd:import namespace="fb2e3c1a-d678-4045-ab86-cec8bd5b223c"/>
     <xsd:element name="properties">
@@ -6207,7 +6484,7 @@
         <xsd:restriction base="dms:Text"/>
       </xsd:simpleType>
     </xsd:element>
-    <xsd:element name="lcf76f155ced4ddcb4097134ff3c332f" ma:index="13" nillable="true" ma:taxonomy="true" ma:internalName="lcf76f155ced4ddcb4097134ff3c332f" ma:taxonomyFieldName="MediaServiceImageTags" ma:displayName="Billedmærker" ma:readOnly="false" ma:fieldId="{5cf76f15-5ced-4ddc-b409-7134ff3c332f}" ma:taxonomyMulti="true" ma:sspId="cfe49cd5-0d4f-4079-a2e1-3a71b1890f99" ma:termSetId="09814cd3-568e-fe90-9814-8d621ff8fb84" ma:anchorId="fba54fb3-c3e1-fe81-a776-ca4b69148c4d" ma:open="true" ma:isKeyword="false">
+    <xsd:element name="lcf76f155ced4ddcb4097134ff3c332f" ma:index="13" nillable="true" ma:taxonomy="true" ma:internalName="lcf76f155ced4ddcb4097134ff3c332f" ma:taxonomyFieldName="MediaServiceImageTags" ma:displayName="Image Tags" ma:readOnly="false" ma:fieldId="{5cf76f15-5ced-4ddc-b409-7134ff3c332f}" ma:taxonomyMulti="true" ma:sspId="cfe49cd5-0d4f-4079-a2e1-3a71b1890f99" ma:termSetId="09814cd3-568e-fe90-9814-8d621ff8fb84" ma:anchorId="fba54fb3-c3e1-fe81-a776-ca4b69148c4d" ma:open="true" ma:isKeyword="false">
       <xsd:complexType>
         <xsd:sequence>
           <xsd:element ref="pc:Terms" minOccurs="0" maxOccurs="1"/>
@@ -6276,8 +6553,8 @@
         <xsd:element ref="dc:creator" minOccurs="0" maxOccurs="1"/>
         <xsd:element ref="dcterms:created" minOccurs="0" maxOccurs="1"/>
         <xsd:element ref="dc:identifier" minOccurs="0" maxOccurs="1"/>
-        <xsd:element name="contentType" minOccurs="0" maxOccurs="1" type="xsd:string" ma:index="0" ma:displayName="Indholdstype"/>
-        <xsd:element ref="dc:title" minOccurs="0" maxOccurs="1" ma:index="4" ma:displayName="Titel"/>
+        <xsd:element name="contentType" minOccurs="0" maxOccurs="1" type="xsd:string" ma:index="0" ma:displayName="Content Type"/>
+        <xsd:element ref="dc:title" minOccurs="0" maxOccurs="1" ma:index="4" ma:displayName="Title"/>
         <xsd:element ref="dc:subject" minOccurs="0" maxOccurs="1"/>
         <xsd:element ref="dc:description" minOccurs="0" maxOccurs="1"/>
         <xsd:element name="keywords" minOccurs="0" maxOccurs="1" type="xsd:string"/>
@@ -6366,27 +6643,28 @@
 </ct:contentTypeSchema>
 </file>
 
-<file path=customXml/itemProps1.xml><?xml version="1.0" encoding="utf-8"?>
-<ds:datastoreItem xmlns:ds="http://schemas.openxmlformats.org/officeDocument/2006/customXml" ds:itemID="{44B349AF-6E49-49A7-BEFC-CE86FD1F1D98}">
-  <ds:schemaRefs>
-    <ds:schemaRef ds:uri="http://schemas.microsoft.com/office/2006/metadata/properties"/>
-    <ds:schemaRef ds:uri="http://schemas.microsoft.com/office/infopath/2007/PartnerControls"/>
-    <ds:schemaRef ds:uri="fb2e3c1a-d678-4045-ab86-cec8bd5b223c"/>
-    <ds:schemaRef ds:uri="53694279-be3b-48f4-abf1-f846896aa128"/>
-  </ds:schemaRefs>
-</ds:datastoreItem>
+<file path=customXml/item2.xml><?xml version="1.0" encoding="utf-8"?>
+<p:properties xmlns:p="http://schemas.microsoft.com/office/2006/metadata/properties" xmlns:xsi="http://www.w3.org/2001/XMLSchema-instance" xmlns:pc="http://schemas.microsoft.com/office/infopath/2007/PartnerControls">
+  <documentManagement>
+    <TaxCatchAll xmlns="fb2e3c1a-d678-4045-ab86-cec8bd5b223c" xsi:nil="true"/>
+    <lcf76f155ced4ddcb4097134ff3c332f xmlns="53694279-be3b-48f4-abf1-f846896aa128">
+      <Terms xmlns="http://schemas.microsoft.com/office/infopath/2007/PartnerControls"/>
+    </lcf76f155ced4ddcb4097134ff3c332f>
+  </documentManagement>
+</p:properties>
 </file>
 
-<file path=customXml/itemProps2.xml><?xml version="1.0" encoding="utf-8"?>
-<ds:datastoreItem xmlns:ds="http://schemas.openxmlformats.org/officeDocument/2006/customXml" ds:itemID="{EDE134E6-676A-44C8-84C8-988BE3F76F32}">
-  <ds:schemaRefs>
-    <ds:schemaRef ds:uri="http://schemas.microsoft.com/sharepoint/v3/contenttype/forms"/>
-  </ds:schemaRefs>
-</ds:datastoreItem>
+<file path=customXml/item3.xml><?xml version="1.0" encoding="utf-8"?>
+<?mso-contentType ?>
+<FormTemplates xmlns="http://schemas.microsoft.com/sharepoint/v3/contenttype/forms">
+  <Display>DocumentLibraryForm</Display>
+  <Edit>DocumentLibraryForm</Edit>
+  <New>DocumentLibraryForm</New>
+</FormTemplates>
 </file>
 
-<file path=customXml/itemProps3.xml><?xml version="1.0" encoding="utf-8"?>
-<ds:datastoreItem xmlns:ds="http://schemas.openxmlformats.org/officeDocument/2006/customXml" ds:itemID="{9BA025EA-71EF-4FC1-A8F6-8CC90486F842}">
+<file path=customXml/itemProps1.xml><?xml version="1.0" encoding="utf-8"?>
+<ds:datastoreItem xmlns:ds="http://schemas.openxmlformats.org/officeDocument/2006/customXml" ds:itemID="{9F5EB351-66BA-4715-BD79-F1B641CC27FD}">
   <ds:schemaRefs>
     <ds:schemaRef ds:uri="http://schemas.microsoft.com/office/2006/metadata/contentType"/>
     <ds:schemaRef ds:uri="http://schemas.microsoft.com/office/2006/metadata/properties/metaAttributes"/>
@@ -6402,4 +6680,23 @@
     <ds:schemaRef ds:uri="http://schemas.microsoft.com/internal/obd"/>
   </ds:schemaRefs>
 </ds:datastoreItem>
+</file>
+
+<file path=customXml/itemProps2.xml><?xml version="1.0" encoding="utf-8"?>
+<ds:datastoreItem xmlns:ds="http://schemas.openxmlformats.org/officeDocument/2006/customXml" ds:itemID="{44B349AF-6E49-49A7-BEFC-CE86FD1F1D98}">
+  <ds:schemaRefs>
+    <ds:schemaRef ds:uri="http://schemas.microsoft.com/office/2006/metadata/properties"/>
+    <ds:schemaRef ds:uri="http://schemas.microsoft.com/office/infopath/2007/PartnerControls"/>
+    <ds:schemaRef ds:uri="fb2e3c1a-d678-4045-ab86-cec8bd5b223c"/>
+    <ds:schemaRef ds:uri="53694279-be3b-48f4-abf1-f846896aa128"/>
+  </ds:schemaRefs>
+</ds:datastoreItem>
+</file>
+
+<file path=customXml/itemProps3.xml><?xml version="1.0" encoding="utf-8"?>
+<ds:datastoreItem xmlns:ds="http://schemas.openxmlformats.org/officeDocument/2006/customXml" ds:itemID="{EDE134E6-676A-44C8-84C8-988BE3F76F32}">
+  <ds:schemaRefs>
+    <ds:schemaRef ds:uri="http://schemas.microsoft.com/sharepoint/v3/contenttype/forms"/>
+  </ds:schemaRefs>
+</ds:datastoreItem>
 </file>